--- a/Palabras claves por provincia-2.docx
+++ b/Palabras claves por provincia-2.docx
@@ -1190,15 +1190,7 @@
           <w:szCs w:val="24"/>
           <w:lang w:val="es-AR"/>
         </w:rPr>
-        <w:t xml:space="preserve"> </w:t>
-      </w:r>
-      <w:r>
-        <w:rPr>
-          <w:sz w:val="24"/>
-          <w:szCs w:val="24"/>
-          <w:lang w:val="es-AR"/>
-        </w:rPr>
-        <w:t>:</w:t>
+        <w:t xml:space="preserve"> :</w:t>
       </w:r>
       <w:proofErr w:type="gramEnd"/>
       <w:r>
@@ -3505,15 +3497,7 @@
           <w:szCs w:val="24"/>
           <w:lang w:val="es-AR"/>
         </w:rPr>
-        <w:t>Responsable: grupo flor arce</w:t>
-      </w:r>
-      <w:r>
-        <w:rPr>
-          <w:sz w:val="24"/>
-          <w:szCs w:val="24"/>
-          <w:lang w:val="es-AR"/>
-        </w:rPr>
-        <w:t xml:space="preserve"> revisar</w:t>
+        <w:t>Responsable: grupo flor arce revisar</w:t>
       </w:r>
     </w:p>
     <w:p>
@@ -3680,15 +3664,7 @@
           <w:szCs w:val="24"/>
           <w:lang w:val="es-AR"/>
         </w:rPr>
-        <w:t>Responsable: grupo flor arce</w:t>
-      </w:r>
-      <w:r>
-        <w:rPr>
-          <w:sz w:val="24"/>
-          <w:szCs w:val="24"/>
-          <w:lang w:val="es-AR"/>
-        </w:rPr>
-        <w:t xml:space="preserve"> revisar</w:t>
+        <w:t>Responsable: grupo flor arce revisar</w:t>
       </w:r>
     </w:p>
     <w:p>
@@ -3777,7 +3753,33 @@
           <w:szCs w:val="24"/>
           <w:lang w:val="es-AR"/>
         </w:rPr>
-        <w:t>Ministerio seria la Dirección General de Rentas de Santa Fe</w:t>
+        <w:t>Dirección General de Rentas de Santa Fe</w:t>
+      </w:r>
+      <w:r>
+        <w:rPr>
+          <w:sz w:val="24"/>
+          <w:szCs w:val="24"/>
+          <w:lang w:val="es-AR"/>
+        </w:rPr>
+        <w:t xml:space="preserve">. Con la particularidad que las publica la </w:t>
+      </w:r>
+      <w:proofErr w:type="spellStart"/>
+      <w:r>
+        <w:rPr>
+          <w:sz w:val="24"/>
+          <w:szCs w:val="24"/>
+          <w:lang w:val="es-AR"/>
+        </w:rPr>
+        <w:t>Administracion</w:t>
+      </w:r>
+      <w:proofErr w:type="spellEnd"/>
+      <w:r>
+        <w:rPr>
+          <w:sz w:val="24"/>
+          <w:szCs w:val="24"/>
+          <w:lang w:val="es-AR"/>
+        </w:rPr>
+        <w:t xml:space="preserve"> provincial de impuestos. Revisar donde conviene sumarlo, si en ministerio o palabra clave</w:t>
       </w:r>
     </w:p>
     <w:p>
@@ -4199,6 +4201,7 @@
           <w:szCs w:val="24"/>
           <w:lang w:val="es-AR"/>
         </w:rPr>
+        <w:lastRenderedPageBreak/>
         <w:t>Palabras a evitar</w:t>
       </w:r>
       <w:r>
@@ -4251,7 +4254,6 @@
           <w:szCs w:val="24"/>
           <w:lang w:val="es-AR"/>
         </w:rPr>
-        <w:lastRenderedPageBreak/>
         <w:t>Responsable: Tomas Martinez</w:t>
       </w:r>
     </w:p>
@@ -6119,7 +6121,7 @@
 </file>
 
 <file path=customXml/item1.xml><?xml version="1.0" encoding="utf-8"?>
-<TemplafyFormConfiguration><![CDATA[{"formFields":[],"formDataEntries":[]}]]></TemplafyFormConfiguration>
+<TemplafyTemplateConfiguration><![CDATA[{"elementsMetadata":[],"transformationConfigurations":[],"templateName":"blankdocument","templateDescription":"","enableDocumentContentUpdater":false,"version":"2.0"}]]></TemplafyTemplateConfiguration>
 </file>
 
 <file path=customXml/item2.xml><?xml version="1.0" encoding="utf-8"?>
@@ -6127,11 +6129,11 @@
 </file>
 
 <file path=customXml/item3.xml><?xml version="1.0" encoding="utf-8"?>
-<TemplafyTemplateConfiguration><![CDATA[{"elementsMetadata":[],"transformationConfigurations":[],"templateName":"blankdocument","templateDescription":"","enableDocumentContentUpdater":false,"version":"2.0"}]]></TemplafyTemplateConfiguration>
+<TemplafyFormConfiguration><![CDATA[{"formFields":[],"formDataEntries":[]}]]></TemplafyFormConfiguration>
 </file>
 
 <file path=customXml/itemProps1.xml><?xml version="1.0" encoding="utf-8"?>
-<ds:datastoreItem xmlns:ds="http://schemas.openxmlformats.org/officeDocument/2006/customXml" ds:itemID="{7076626C-638D-40B6-8763-B743F2C533E1}">
+<ds:datastoreItem xmlns:ds="http://schemas.openxmlformats.org/officeDocument/2006/customXml" ds:itemID="{F65CA0ED-96EF-4260-A2FA-3B6BF0118885}">
   <ds:schemaRefs/>
 </ds:datastoreItem>
 </file>
@@ -6145,7 +6147,7 @@
 </file>
 
 <file path=customXml/itemProps3.xml><?xml version="1.0" encoding="utf-8"?>
-<ds:datastoreItem xmlns:ds="http://schemas.openxmlformats.org/officeDocument/2006/customXml" ds:itemID="{F65CA0ED-96EF-4260-A2FA-3B6BF0118885}">
+<ds:datastoreItem xmlns:ds="http://schemas.openxmlformats.org/officeDocument/2006/customXml" ds:itemID="{7076626C-638D-40B6-8763-B743F2C533E1}">
   <ds:schemaRefs/>
 </ds:datastoreItem>
 </file>

--- a/Palabras claves por provincia-2.docx
+++ b/Palabras claves por provincia-2.docx
@@ -2080,6 +2080,14 @@
         </w:rPr>
         <w:t xml:space="preserve">Ministerios: </w:t>
       </w:r>
+      <w:r>
+        <w:rPr>
+          <w:sz w:val="24"/>
+          <w:szCs w:val="24"/>
+          <w:lang w:val="es-AR"/>
+        </w:rPr>
+        <w:t>Dirección General de Rentas</w:t>
+      </w:r>
     </w:p>
     <w:p>
       <w:pPr>
@@ -2102,6 +2110,40 @@
         </w:rPr>
         <w:t>Palabras clave</w:t>
       </w:r>
+      <w:r>
+        <w:rPr>
+          <w:sz w:val="24"/>
+          <w:szCs w:val="24"/>
+          <w:lang w:val="es-AR"/>
+        </w:rPr>
+        <w:t xml:space="preserve">: </w:t>
+      </w:r>
+      <w:r>
+        <w:rPr>
+          <w:sz w:val="24"/>
+          <w:szCs w:val="24"/>
+          <w:lang w:val="es-MX"/>
+        </w:rPr>
+        <w:t xml:space="preserve">impuestos, ingresos brutos, ingresos, brutos, brutas, retenciones, percepciones, agentes, vencimiento, convenio, actividades, tasas, rentas, sellos, </w:t>
+      </w:r>
+      <w:proofErr w:type="spellStart"/>
+      <w:r>
+        <w:rPr>
+          <w:sz w:val="24"/>
+          <w:szCs w:val="24"/>
+          <w:lang w:val="es-MX"/>
+        </w:rPr>
+        <w:t>inmobilitario</w:t>
+      </w:r>
+      <w:proofErr w:type="spellEnd"/>
+      <w:r>
+        <w:rPr>
+          <w:sz w:val="24"/>
+          <w:szCs w:val="24"/>
+          <w:lang w:val="es-MX"/>
+        </w:rPr>
+        <w:t>, ley impositiva, LIA.</w:t>
+      </w:r>
     </w:p>
     <w:p>
       <w:pPr>
@@ -2211,18 +2253,42 @@
         </w:rPr>
         <w:t xml:space="preserve">Ministerios: </w:t>
       </w:r>
-    </w:p>
-    <w:p>
-      <w:pPr>
-        <w:pStyle w:val="ListParagraph"/>
-        <w:numPr>
-          <w:ilvl w:val="0"/>
-          <w:numId w:val="1"/>
-        </w:numPr>
-        <w:rPr>
-          <w:sz w:val="24"/>
-          <w:szCs w:val="24"/>
-          <w:lang w:val="es-AR"/>
+      <w:r>
+        <w:rPr>
+          <w:sz w:val="24"/>
+          <w:szCs w:val="24"/>
+          <w:lang w:val="es-AR"/>
+        </w:rPr>
+        <w:t>Ministerio de hacienda y finanzas públicas</w:t>
+      </w:r>
+      <w:r>
+        <w:rPr>
+          <w:sz w:val="24"/>
+          <w:szCs w:val="24"/>
+          <w:lang w:val="es-AR"/>
+        </w:rPr>
+        <w:t xml:space="preserve">, </w:t>
+      </w:r>
+      <w:r>
+        <w:rPr>
+          <w:sz w:val="24"/>
+          <w:szCs w:val="24"/>
+          <w:lang w:val="es-AR"/>
+        </w:rPr>
+        <w:t>Dirección General de Ingresos Provinciales (DGIP)</w:t>
+      </w:r>
+    </w:p>
+    <w:p>
+      <w:pPr>
+        <w:pStyle w:val="ListParagraph"/>
+        <w:numPr>
+          <w:ilvl w:val="0"/>
+          <w:numId w:val="1"/>
+        </w:numPr>
+        <w:rPr>
+          <w:sz w:val="24"/>
+          <w:szCs w:val="24"/>
+          <w:lang w:val="es-MX"/>
         </w:rPr>
       </w:pPr>
       <w:r>
@@ -2233,6 +2299,40 @@
         </w:rPr>
         <w:t>Palabras clave</w:t>
       </w:r>
+      <w:r>
+        <w:rPr>
+          <w:sz w:val="24"/>
+          <w:szCs w:val="24"/>
+          <w:lang w:val="es-AR"/>
+        </w:rPr>
+        <w:t xml:space="preserve">: </w:t>
+      </w:r>
+      <w:r>
+        <w:rPr>
+          <w:sz w:val="24"/>
+          <w:szCs w:val="24"/>
+          <w:lang w:val="es-MX"/>
+        </w:rPr>
+        <w:t xml:space="preserve"> impuestos, ingresos brutos, ingresos, brutos, brutas, retenciones, percepciones, agentes, vencimiento, convenio, actividades, tasas, rentas, sellos, </w:t>
+      </w:r>
+      <w:proofErr w:type="spellStart"/>
+      <w:r>
+        <w:rPr>
+          <w:sz w:val="24"/>
+          <w:szCs w:val="24"/>
+          <w:lang w:val="es-MX"/>
+        </w:rPr>
+        <w:t>inmobilitario</w:t>
+      </w:r>
+      <w:proofErr w:type="spellEnd"/>
+      <w:r>
+        <w:rPr>
+          <w:sz w:val="24"/>
+          <w:szCs w:val="24"/>
+          <w:lang w:val="es-MX"/>
+        </w:rPr>
+        <w:t>, ley impositiva, LIA.</w:t>
+      </w:r>
     </w:p>
     <w:p>
       <w:pPr>
@@ -2255,6 +2355,14 @@
         </w:rPr>
         <w:t>Palabras a evitar</w:t>
       </w:r>
+      <w:r>
+        <w:rPr>
+          <w:sz w:val="24"/>
+          <w:szCs w:val="24"/>
+          <w:lang w:val="es-AR"/>
+        </w:rPr>
+        <w:t xml:space="preserve">: </w:t>
+      </w:r>
     </w:p>
     <w:p>
       <w:pPr>
@@ -2413,6 +2521,7 @@
           <w:szCs w:val="24"/>
           <w:lang w:val="es-AR"/>
         </w:rPr>
+        <w:lastRenderedPageBreak/>
         <w:t>Misiones</w:t>
       </w:r>
       <w:r>
@@ -2481,7 +2590,6 @@
           <w:szCs w:val="24"/>
           <w:lang w:val="es-AR"/>
         </w:rPr>
-        <w:lastRenderedPageBreak/>
         <w:t>Palabras clave</w:t>
       </w:r>
       <w:r>
@@ -3302,6 +3410,7 @@
           <w:szCs w:val="24"/>
           <w:lang w:val="es-AR"/>
         </w:rPr>
+        <w:lastRenderedPageBreak/>
         <w:t>Responsable: Eros Freire</w:t>
       </w:r>
     </w:p>
@@ -3328,55 +3437,795 @@
           <w:szCs w:val="24"/>
           <w:lang w:val="es-AR"/>
         </w:rPr>
+        <w:t xml:space="preserve">San </w:t>
+      </w:r>
+      <w:proofErr w:type="spellStart"/>
+      <w:r>
+        <w:rPr>
+          <w:sz w:val="24"/>
+          <w:szCs w:val="24"/>
+          <w:lang w:val="es-AR"/>
+        </w:rPr>
+        <w:t>luis</w:t>
+      </w:r>
+      <w:proofErr w:type="spellEnd"/>
+      <w:r>
+        <w:rPr>
+          <w:sz w:val="24"/>
+          <w:szCs w:val="24"/>
+          <w:lang w:val="es-AR"/>
+        </w:rPr>
+        <w:t>:</w:t>
+      </w:r>
+      <w:r>
+        <w:rPr>
+          <w:sz w:val="24"/>
+          <w:szCs w:val="24"/>
+          <w:lang w:val="es-AR"/>
+        </w:rPr>
+        <w:t xml:space="preserve"> </w:t>
+      </w:r>
+    </w:p>
+    <w:p>
+      <w:pPr>
+        <w:pStyle w:val="ListParagraph"/>
+        <w:numPr>
+          <w:ilvl w:val="0"/>
+          <w:numId w:val="1"/>
+        </w:numPr>
+        <w:rPr>
+          <w:sz w:val="24"/>
+          <w:szCs w:val="24"/>
+          <w:lang w:val="es-AR"/>
+        </w:rPr>
+      </w:pPr>
+      <w:r>
+        <w:rPr>
+          <w:sz w:val="24"/>
+          <w:szCs w:val="24"/>
+          <w:lang w:val="es-AR"/>
+        </w:rPr>
+        <w:t xml:space="preserve">Ministerios: </w:t>
+      </w:r>
+      <w:r>
+        <w:rPr>
+          <w:sz w:val="24"/>
+          <w:szCs w:val="24"/>
+          <w:lang w:val="es-AR"/>
+        </w:rPr>
+        <w:t>Decreto, Resolucion, Ley</w:t>
+      </w:r>
+    </w:p>
+    <w:p>
+      <w:pPr>
+        <w:pStyle w:val="ListParagraph"/>
+        <w:numPr>
+          <w:ilvl w:val="0"/>
+          <w:numId w:val="1"/>
+        </w:numPr>
+        <w:rPr>
+          <w:sz w:val="24"/>
+          <w:szCs w:val="24"/>
+          <w:lang w:val="es-AR"/>
+        </w:rPr>
+      </w:pPr>
+      <w:r>
+        <w:rPr>
+          <w:sz w:val="24"/>
+          <w:szCs w:val="24"/>
+          <w:lang w:val="es-AR"/>
+        </w:rPr>
+        <w:t>Palabras clave</w:t>
+      </w:r>
+      <w:r>
+        <w:rPr>
+          <w:sz w:val="24"/>
+          <w:szCs w:val="24"/>
+          <w:lang w:val="es-AR"/>
+        </w:rPr>
+        <w:t xml:space="preserve">: </w:t>
+      </w:r>
+      <w:r>
+        <w:rPr>
+          <w:sz w:val="24"/>
+          <w:szCs w:val="24"/>
+          <w:lang w:val="es-AR"/>
+        </w:rPr>
+        <w:t>impuestos, impositivos, ganancias, brutos, agregado, sellos, automotor, inmobiliario, incentivos </w:t>
+      </w:r>
+    </w:p>
+    <w:p>
+      <w:pPr>
+        <w:pStyle w:val="ListParagraph"/>
+        <w:numPr>
+          <w:ilvl w:val="0"/>
+          <w:numId w:val="1"/>
+        </w:numPr>
+        <w:rPr>
+          <w:sz w:val="24"/>
+          <w:szCs w:val="24"/>
+          <w:lang w:val="es-AR"/>
+        </w:rPr>
+      </w:pPr>
+      <w:r>
+        <w:rPr>
+          <w:sz w:val="24"/>
+          <w:szCs w:val="24"/>
+          <w:lang w:val="es-AR"/>
+        </w:rPr>
+        <w:t>Palabras a evitar</w:t>
+      </w:r>
+    </w:p>
+    <w:p>
+      <w:pPr>
+        <w:pStyle w:val="ListParagraph"/>
+        <w:numPr>
+          <w:ilvl w:val="0"/>
+          <w:numId w:val="1"/>
+        </w:numPr>
+        <w:rPr>
+          <w:sz w:val="24"/>
+          <w:szCs w:val="24"/>
+          <w:lang w:val="es-AR"/>
+        </w:rPr>
+      </w:pPr>
+      <w:r>
+        <w:rPr>
+          <w:sz w:val="24"/>
+          <w:szCs w:val="24"/>
+          <w:lang w:val="es-AR"/>
+        </w:rPr>
+        <w:t xml:space="preserve">Funciona: </w:t>
+      </w:r>
+      <w:r>
+        <w:rPr>
+          <w:sz w:val="24"/>
+          <w:szCs w:val="24"/>
+          <w:lang w:val="es-AR"/>
+        </w:rPr>
+        <w:t>no, trae mal el texto y trae mucho</w:t>
+      </w:r>
+    </w:p>
+    <w:p>
+      <w:pPr>
+        <w:pStyle w:val="ListParagraph"/>
+        <w:numPr>
+          <w:ilvl w:val="0"/>
+          <w:numId w:val="1"/>
+        </w:numPr>
+        <w:rPr>
+          <w:sz w:val="24"/>
+          <w:szCs w:val="24"/>
+          <w:lang w:val="es-AR"/>
+        </w:rPr>
+      </w:pPr>
+      <w:r>
+        <w:rPr>
+          <w:sz w:val="24"/>
+          <w:szCs w:val="24"/>
+          <w:lang w:val="es-AR"/>
+        </w:rPr>
+        <w:t>Responsable: grupo flor arce revisar</w:t>
+      </w:r>
+    </w:p>
+    <w:p>
+      <w:pPr>
+        <w:rPr>
+          <w:sz w:val="24"/>
+          <w:szCs w:val="24"/>
+          <w:lang w:val="es-AR"/>
+        </w:rPr>
+      </w:pPr>
+      <w:r>
+        <w:rPr>
+          <w:sz w:val="24"/>
+          <w:szCs w:val="24"/>
+          <w:lang w:val="es-AR"/>
+        </w:rPr>
+        <w:t>Santa cruz</w:t>
+      </w:r>
+      <w:r>
+        <w:rPr>
+          <w:sz w:val="24"/>
+          <w:szCs w:val="24"/>
+          <w:lang w:val="es-AR"/>
+        </w:rPr>
+        <w:t>:</w:t>
+      </w:r>
+      <w:r>
+        <w:rPr>
+          <w:sz w:val="24"/>
+          <w:szCs w:val="24"/>
+          <w:lang w:val="es-AR"/>
+        </w:rPr>
+        <w:t xml:space="preserve"> </w:t>
+      </w:r>
+    </w:p>
+    <w:p>
+      <w:pPr>
+        <w:pStyle w:val="ListParagraph"/>
+        <w:numPr>
+          <w:ilvl w:val="0"/>
+          <w:numId w:val="1"/>
+        </w:numPr>
+        <w:rPr>
+          <w:sz w:val="24"/>
+          <w:szCs w:val="24"/>
+          <w:lang w:val="es-AR"/>
+        </w:rPr>
+      </w:pPr>
+      <w:r>
+        <w:rPr>
+          <w:sz w:val="24"/>
+          <w:szCs w:val="24"/>
+          <w:lang w:val="es-AR"/>
+        </w:rPr>
+        <w:t xml:space="preserve">Ministerios: </w:t>
+      </w:r>
+      <w:r>
+        <w:rPr>
+          <w:sz w:val="24"/>
+          <w:szCs w:val="24"/>
+          <w:lang w:val="es-AR"/>
+        </w:rPr>
+        <w:t>Decreto, Resolucion, Ley</w:t>
+      </w:r>
+    </w:p>
+    <w:p>
+      <w:pPr>
+        <w:pStyle w:val="ListParagraph"/>
+        <w:numPr>
+          <w:ilvl w:val="0"/>
+          <w:numId w:val="1"/>
+        </w:numPr>
+        <w:rPr>
+          <w:sz w:val="24"/>
+          <w:szCs w:val="24"/>
+          <w:lang w:val="es-AR"/>
+        </w:rPr>
+      </w:pPr>
+      <w:r>
+        <w:rPr>
+          <w:sz w:val="24"/>
+          <w:szCs w:val="24"/>
+          <w:lang w:val="es-AR"/>
+        </w:rPr>
+        <w:t>Palabras clave</w:t>
+      </w:r>
+      <w:r>
+        <w:rPr>
+          <w:sz w:val="24"/>
+          <w:szCs w:val="24"/>
+          <w:lang w:val="es-AR"/>
+        </w:rPr>
+        <w:t xml:space="preserve">: </w:t>
+      </w:r>
+      <w:r>
+        <w:rPr>
+          <w:sz w:val="24"/>
+          <w:szCs w:val="24"/>
+          <w:lang w:val="es-AR"/>
+        </w:rPr>
+        <w:t>impuestos, impositivos, ganancias, brutos, agregado, sellos, automotor, inmobiliario, incentivos </w:t>
+      </w:r>
+    </w:p>
+    <w:p>
+      <w:pPr>
+        <w:pStyle w:val="ListParagraph"/>
+        <w:numPr>
+          <w:ilvl w:val="0"/>
+          <w:numId w:val="1"/>
+        </w:numPr>
+        <w:rPr>
+          <w:sz w:val="24"/>
+          <w:szCs w:val="24"/>
+          <w:lang w:val="es-AR"/>
+        </w:rPr>
+      </w:pPr>
+      <w:r>
+        <w:rPr>
+          <w:sz w:val="24"/>
+          <w:szCs w:val="24"/>
+          <w:lang w:val="es-AR"/>
+        </w:rPr>
+        <w:t>Palabras a evitar</w:t>
+      </w:r>
+    </w:p>
+    <w:p>
+      <w:pPr>
+        <w:pStyle w:val="ListParagraph"/>
+        <w:numPr>
+          <w:ilvl w:val="0"/>
+          <w:numId w:val="1"/>
+        </w:numPr>
+        <w:rPr>
+          <w:sz w:val="24"/>
+          <w:szCs w:val="24"/>
+          <w:lang w:val="es-AR"/>
+        </w:rPr>
+      </w:pPr>
+      <w:r>
+        <w:rPr>
+          <w:sz w:val="24"/>
+          <w:szCs w:val="24"/>
+          <w:lang w:val="es-AR"/>
+        </w:rPr>
+        <w:t>Funciona: revisar que trae todo</w:t>
+      </w:r>
+    </w:p>
+    <w:p>
+      <w:pPr>
+        <w:pStyle w:val="ListParagraph"/>
+        <w:numPr>
+          <w:ilvl w:val="0"/>
+          <w:numId w:val="1"/>
+        </w:numPr>
+        <w:rPr>
+          <w:sz w:val="24"/>
+          <w:szCs w:val="24"/>
+          <w:lang w:val="es-AR"/>
+        </w:rPr>
+      </w:pPr>
+      <w:r>
+        <w:rPr>
+          <w:sz w:val="24"/>
+          <w:szCs w:val="24"/>
+          <w:lang w:val="es-AR"/>
+        </w:rPr>
+        <w:t>Responsable: grupo flor arce revisar</w:t>
+      </w:r>
+    </w:p>
+    <w:p>
+      <w:pPr>
+        <w:pStyle w:val="ListParagraph"/>
+        <w:rPr>
+          <w:sz w:val="24"/>
+          <w:szCs w:val="24"/>
+          <w:lang w:val="es-AR"/>
+        </w:rPr>
+      </w:pPr>
+    </w:p>
+    <w:p>
+      <w:pPr>
+        <w:rPr>
+          <w:sz w:val="24"/>
+          <w:szCs w:val="24"/>
+          <w:lang w:val="es-AR"/>
+        </w:rPr>
+      </w:pPr>
+      <w:r>
+        <w:rPr>
+          <w:sz w:val="24"/>
+          <w:szCs w:val="24"/>
+          <w:lang w:val="es-AR"/>
+        </w:rPr>
+        <w:t>Santa fe</w:t>
+      </w:r>
+      <w:r>
+        <w:rPr>
+          <w:sz w:val="24"/>
+          <w:szCs w:val="24"/>
+          <w:lang w:val="es-AR"/>
+        </w:rPr>
+        <w:t>:</w:t>
+      </w:r>
+      <w:r>
+        <w:rPr>
+          <w:sz w:val="24"/>
+          <w:szCs w:val="24"/>
+          <w:lang w:val="es-AR"/>
+        </w:rPr>
+        <w:t xml:space="preserve"> </w:t>
+      </w:r>
+    </w:p>
+    <w:p>
+      <w:pPr>
+        <w:pStyle w:val="ListParagraph"/>
+        <w:numPr>
+          <w:ilvl w:val="0"/>
+          <w:numId w:val="1"/>
+        </w:numPr>
+        <w:rPr>
+          <w:sz w:val="24"/>
+          <w:szCs w:val="24"/>
+          <w:lang w:val="es-AR"/>
+        </w:rPr>
+      </w:pPr>
+      <w:r>
+        <w:rPr>
+          <w:sz w:val="24"/>
+          <w:szCs w:val="24"/>
+          <w:lang w:val="es-AR"/>
+        </w:rPr>
+        <w:t>Ministerios</w:t>
+      </w:r>
+      <w:r>
+        <w:rPr>
+          <w:sz w:val="24"/>
+          <w:szCs w:val="24"/>
+          <w:lang w:val="es-AR"/>
+        </w:rPr>
+        <w:t>/poderes</w:t>
+      </w:r>
+      <w:r>
+        <w:rPr>
+          <w:sz w:val="24"/>
+          <w:szCs w:val="24"/>
+          <w:lang w:val="es-AR"/>
+        </w:rPr>
+        <w:t xml:space="preserve">: </w:t>
+      </w:r>
+      <w:r>
+        <w:rPr>
+          <w:sz w:val="24"/>
+          <w:szCs w:val="24"/>
+          <w:lang w:val="es-AR"/>
+        </w:rPr>
+        <w:t>Dirección General de Rentas de Santa Fe</w:t>
+      </w:r>
+      <w:r>
+        <w:rPr>
+          <w:sz w:val="24"/>
+          <w:szCs w:val="24"/>
+          <w:lang w:val="es-AR"/>
+        </w:rPr>
+        <w:t xml:space="preserve">. Con la particularidad que las publica la </w:t>
+      </w:r>
+      <w:proofErr w:type="spellStart"/>
+      <w:r>
+        <w:rPr>
+          <w:sz w:val="24"/>
+          <w:szCs w:val="24"/>
+          <w:lang w:val="es-AR"/>
+        </w:rPr>
+        <w:t>Administracion</w:t>
+      </w:r>
+      <w:proofErr w:type="spellEnd"/>
+      <w:r>
+        <w:rPr>
+          <w:sz w:val="24"/>
+          <w:szCs w:val="24"/>
+          <w:lang w:val="es-AR"/>
+        </w:rPr>
+        <w:t xml:space="preserve"> provincial de impuestos. Revisar donde conviene sumarlo, si en ministerio o palabra clave</w:t>
+      </w:r>
+    </w:p>
+    <w:p>
+      <w:pPr>
+        <w:pStyle w:val="ListParagraph"/>
+        <w:numPr>
+          <w:ilvl w:val="0"/>
+          <w:numId w:val="1"/>
+        </w:numPr>
+        <w:rPr>
+          <w:sz w:val="24"/>
+          <w:szCs w:val="24"/>
+          <w:lang w:val="es-AR"/>
+        </w:rPr>
+      </w:pPr>
+      <w:r>
+        <w:rPr>
+          <w:sz w:val="24"/>
+          <w:szCs w:val="24"/>
+          <w:lang w:val="es-AR"/>
+        </w:rPr>
+        <w:t>Palabras clave</w:t>
+      </w:r>
+      <w:r>
+        <w:rPr>
+          <w:sz w:val="24"/>
+          <w:szCs w:val="24"/>
+          <w:lang w:val="es-AR"/>
+        </w:rPr>
+        <w:t>:</w:t>
+      </w:r>
+      <w:r>
+        <w:rPr>
+          <w:sz w:val="24"/>
+          <w:szCs w:val="24"/>
+          <w:lang w:val="es-AR"/>
+        </w:rPr>
+        <w:t xml:space="preserve"> </w:t>
+      </w:r>
+      <w:r>
+        <w:rPr>
+          <w:sz w:val="24"/>
+          <w:szCs w:val="24"/>
+          <w:lang w:val="es-AR"/>
+        </w:rPr>
+        <w:t>Impuesto, Tributo, alícuotas, Ingresos brutos, Convenio, Tasas, Retención, Percepción, Vencimiento, Impuesto al valor agregado, Impuesto a las Ganancias, Impuesto Inmobiliario, Impuesto Automotor, Agente</w:t>
+      </w:r>
+      <w:r>
+        <w:rPr>
+          <w:sz w:val="24"/>
+          <w:szCs w:val="24"/>
+          <w:lang w:val="es-AR"/>
+        </w:rPr>
+        <w:t xml:space="preserve">, </w:t>
+      </w:r>
+      <w:r>
+        <w:rPr>
+          <w:sz w:val="24"/>
+          <w:szCs w:val="24"/>
+          <w:lang w:val="es-AR"/>
+        </w:rPr>
+        <w:t>Beneficio, Deducción, Anticipo, DDJJ</w:t>
+      </w:r>
+    </w:p>
+    <w:p>
+      <w:pPr>
+        <w:pStyle w:val="ListParagraph"/>
+        <w:numPr>
+          <w:ilvl w:val="0"/>
+          <w:numId w:val="1"/>
+        </w:numPr>
+        <w:rPr>
+          <w:sz w:val="24"/>
+          <w:szCs w:val="24"/>
+          <w:lang w:val="es-AR"/>
+        </w:rPr>
+      </w:pPr>
+      <w:r>
+        <w:rPr>
+          <w:sz w:val="24"/>
+          <w:szCs w:val="24"/>
+          <w:lang w:val="es-AR"/>
+        </w:rPr>
+        <w:t>Palabras a evitar</w:t>
+      </w:r>
+      <w:r>
+        <w:rPr>
+          <w:sz w:val="24"/>
+          <w:szCs w:val="24"/>
+          <w:lang w:val="es-AR"/>
+        </w:rPr>
+        <w:t>:</w:t>
+      </w:r>
+    </w:p>
+    <w:p>
+      <w:pPr>
+        <w:pStyle w:val="ListParagraph"/>
+        <w:numPr>
+          <w:ilvl w:val="0"/>
+          <w:numId w:val="1"/>
+        </w:numPr>
+        <w:rPr>
+          <w:sz w:val="24"/>
+          <w:szCs w:val="24"/>
+          <w:lang w:val="es-AR"/>
+        </w:rPr>
+      </w:pPr>
+      <w:r>
+        <w:rPr>
+          <w:sz w:val="24"/>
+          <w:szCs w:val="24"/>
+          <w:lang w:val="es-AR"/>
+        </w:rPr>
+        <w:t>Responsable: Facundo arce</w:t>
+      </w:r>
+    </w:p>
+    <w:p>
+      <w:pPr>
+        <w:rPr>
+          <w:sz w:val="24"/>
+          <w:szCs w:val="24"/>
+          <w:lang w:val="es-AR"/>
+        </w:rPr>
+      </w:pPr>
+      <w:r>
+        <w:rPr>
+          <w:sz w:val="24"/>
+          <w:szCs w:val="24"/>
+          <w:lang w:val="es-AR"/>
+        </w:rPr>
+        <w:t>Tierra del fuego</w:t>
+      </w:r>
+      <w:r>
+        <w:rPr>
+          <w:sz w:val="24"/>
+          <w:szCs w:val="24"/>
+          <w:lang w:val="es-AR"/>
+        </w:rPr>
+        <w:t>:</w:t>
+      </w:r>
+      <w:r>
+        <w:rPr>
+          <w:sz w:val="24"/>
+          <w:szCs w:val="24"/>
+          <w:lang w:val="es-AR"/>
+        </w:rPr>
+        <w:t xml:space="preserve"> </w:t>
+      </w:r>
+    </w:p>
+    <w:p>
+      <w:pPr>
+        <w:pStyle w:val="ListParagraph"/>
+        <w:numPr>
+          <w:ilvl w:val="0"/>
+          <w:numId w:val="1"/>
+        </w:numPr>
+        <w:rPr>
+          <w:sz w:val="24"/>
+          <w:szCs w:val="24"/>
+          <w:lang w:val="es-AR"/>
+        </w:rPr>
+      </w:pPr>
+      <w:r>
+        <w:rPr>
+          <w:sz w:val="24"/>
+          <w:szCs w:val="24"/>
+          <w:lang w:val="es-AR"/>
+        </w:rPr>
+        <w:t xml:space="preserve">Ministerios: </w:t>
+      </w:r>
+      <w:r>
+        <w:rPr>
+          <w:sz w:val="24"/>
+          <w:szCs w:val="24"/>
+          <w:lang w:val="es-AR"/>
+        </w:rPr>
+        <w:t>Ley, decreto y resolución</w:t>
+      </w:r>
+    </w:p>
+    <w:p>
+      <w:pPr>
+        <w:pStyle w:val="ListParagraph"/>
+        <w:numPr>
+          <w:ilvl w:val="0"/>
+          <w:numId w:val="1"/>
+        </w:numPr>
+        <w:rPr>
+          <w:sz w:val="24"/>
+          <w:szCs w:val="24"/>
+          <w:lang w:val="es-AR"/>
+        </w:rPr>
+      </w:pPr>
+      <w:r>
+        <w:rPr>
+          <w:sz w:val="24"/>
+          <w:szCs w:val="24"/>
+          <w:lang w:val="es-AR"/>
+        </w:rPr>
+        <w:t>Palabras clave</w:t>
+      </w:r>
+      <w:r>
+        <w:rPr>
+          <w:sz w:val="24"/>
+          <w:szCs w:val="24"/>
+          <w:lang w:val="es-AR"/>
+        </w:rPr>
+        <w:t xml:space="preserve">: </w:t>
+      </w:r>
+      <w:r>
+        <w:rPr>
+          <w:sz w:val="24"/>
+          <w:szCs w:val="24"/>
+          <w:lang w:val="es-AR"/>
+        </w:rPr>
+        <w:t>Impositivo</w:t>
+      </w:r>
+      <w:r>
+        <w:rPr>
+          <w:sz w:val="24"/>
+          <w:szCs w:val="24"/>
+          <w:lang w:val="es-AR"/>
+        </w:rPr>
+        <w:t xml:space="preserve">, </w:t>
+      </w:r>
+      <w:r>
+        <w:rPr>
+          <w:sz w:val="24"/>
+          <w:szCs w:val="24"/>
+          <w:lang w:val="es-AR"/>
+        </w:rPr>
+        <w:t>Ganancias, Ingresos Brutos, Automotor, Inmobiliario, Impuesto</w:t>
+      </w:r>
+    </w:p>
+    <w:p>
+      <w:pPr>
+        <w:pStyle w:val="ListParagraph"/>
+        <w:numPr>
+          <w:ilvl w:val="0"/>
+          <w:numId w:val="1"/>
+        </w:numPr>
+        <w:rPr>
+          <w:sz w:val="24"/>
+          <w:szCs w:val="24"/>
+          <w:lang w:val="es-AR"/>
+        </w:rPr>
+      </w:pPr>
+      <w:r>
+        <w:rPr>
+          <w:sz w:val="24"/>
+          <w:szCs w:val="24"/>
+          <w:lang w:val="es-AR"/>
+        </w:rPr>
+        <w:t>Palabras a evitar</w:t>
+      </w:r>
+      <w:r>
+        <w:rPr>
+          <w:sz w:val="24"/>
+          <w:szCs w:val="24"/>
+          <w:lang w:val="es-AR"/>
+        </w:rPr>
+        <w:t xml:space="preserve">: </w:t>
+      </w:r>
+    </w:p>
+    <w:p>
+      <w:pPr>
+        <w:pStyle w:val="ListParagraph"/>
+        <w:numPr>
+          <w:ilvl w:val="0"/>
+          <w:numId w:val="1"/>
+        </w:numPr>
+        <w:rPr>
+          <w:sz w:val="24"/>
+          <w:szCs w:val="24"/>
+          <w:lang w:val="es-AR"/>
+        </w:rPr>
+      </w:pPr>
+      <w:r>
+        <w:rPr>
+          <w:sz w:val="24"/>
+          <w:szCs w:val="24"/>
+          <w:lang w:val="es-AR"/>
+        </w:rPr>
+        <w:t>Responsable: buscar</w:t>
+      </w:r>
+    </w:p>
+    <w:p>
+      <w:pPr>
+        <w:rPr>
+          <w:sz w:val="24"/>
+          <w:szCs w:val="24"/>
+          <w:lang w:val="es-AR"/>
+        </w:rPr>
+      </w:pPr>
+      <w:r>
+        <w:rPr>
+          <w:sz w:val="24"/>
+          <w:szCs w:val="24"/>
+          <w:lang w:val="es-AR"/>
+        </w:rPr>
+        <w:t>Tucuman</w:t>
+      </w:r>
+      <w:r>
+        <w:rPr>
+          <w:sz w:val="24"/>
+          <w:szCs w:val="24"/>
+          <w:lang w:val="es-AR"/>
+        </w:rPr>
+        <w:t>:</w:t>
+      </w:r>
+      <w:r>
+        <w:rPr>
+          <w:sz w:val="24"/>
+          <w:szCs w:val="24"/>
+          <w:lang w:val="es-AR"/>
+        </w:rPr>
+        <w:t xml:space="preserve"> </w:t>
+      </w:r>
+    </w:p>
+    <w:p>
+      <w:pPr>
+        <w:pStyle w:val="ListParagraph"/>
+        <w:numPr>
+          <w:ilvl w:val="0"/>
+          <w:numId w:val="1"/>
+        </w:numPr>
+        <w:rPr>
+          <w:sz w:val="24"/>
+          <w:szCs w:val="24"/>
+          <w:lang w:val="es-AR"/>
+        </w:rPr>
+      </w:pPr>
+      <w:r>
+        <w:rPr>
+          <w:sz w:val="24"/>
+          <w:szCs w:val="24"/>
+          <w:lang w:val="es-AR"/>
+        </w:rPr>
         <w:lastRenderedPageBreak/>
-        <w:t xml:space="preserve">San </w:t>
-      </w:r>
-      <w:proofErr w:type="spellStart"/>
-      <w:r>
-        <w:rPr>
-          <w:sz w:val="24"/>
-          <w:szCs w:val="24"/>
-          <w:lang w:val="es-AR"/>
-        </w:rPr>
-        <w:t>luis</w:t>
-      </w:r>
-      <w:proofErr w:type="spellEnd"/>
-      <w:r>
-        <w:rPr>
-          <w:sz w:val="24"/>
-          <w:szCs w:val="24"/>
-          <w:lang w:val="es-AR"/>
-        </w:rPr>
-        <w:t>:</w:t>
-      </w:r>
-      <w:r>
-        <w:rPr>
-          <w:sz w:val="24"/>
-          <w:szCs w:val="24"/>
-          <w:lang w:val="es-AR"/>
-        </w:rPr>
-        <w:t xml:space="preserve"> </w:t>
-      </w:r>
-    </w:p>
-    <w:p>
-      <w:pPr>
-        <w:pStyle w:val="ListParagraph"/>
-        <w:numPr>
-          <w:ilvl w:val="0"/>
-          <w:numId w:val="1"/>
-        </w:numPr>
-        <w:rPr>
-          <w:sz w:val="24"/>
-          <w:szCs w:val="24"/>
-          <w:lang w:val="es-AR"/>
-        </w:rPr>
-      </w:pPr>
-      <w:r>
-        <w:rPr>
-          <w:sz w:val="24"/>
-          <w:szCs w:val="24"/>
-          <w:lang w:val="es-AR"/>
-        </w:rPr>
         <w:t xml:space="preserve">Ministerios: </w:t>
       </w:r>
       <w:r>
@@ -3385,7 +4234,7 @@
           <w:szCs w:val="24"/>
           <w:lang w:val="es-AR"/>
         </w:rPr>
-        <w:t>Decreto, Resolucion, Ley</w:t>
+        <w:t>Ley, decreto y resolución</w:t>
       </w:r>
     </w:p>
     <w:p>
@@ -3423,409 +4272,7 @@
           <w:szCs w:val="24"/>
           <w:lang w:val="es-AR"/>
         </w:rPr>
-        <w:t>impuestos, impositivos, ganancias, brutos, agregado, sellos, automotor, inmobiliario, incentivos </w:t>
-      </w:r>
-    </w:p>
-    <w:p>
-      <w:pPr>
-        <w:pStyle w:val="ListParagraph"/>
-        <w:numPr>
-          <w:ilvl w:val="0"/>
-          <w:numId w:val="1"/>
-        </w:numPr>
-        <w:rPr>
-          <w:sz w:val="24"/>
-          <w:szCs w:val="24"/>
-          <w:lang w:val="es-AR"/>
-        </w:rPr>
-      </w:pPr>
-      <w:r>
-        <w:rPr>
-          <w:sz w:val="24"/>
-          <w:szCs w:val="24"/>
-          <w:lang w:val="es-AR"/>
-        </w:rPr>
-        <w:t>Palabras a evitar</w:t>
-      </w:r>
-    </w:p>
-    <w:p>
-      <w:pPr>
-        <w:pStyle w:val="ListParagraph"/>
-        <w:numPr>
-          <w:ilvl w:val="0"/>
-          <w:numId w:val="1"/>
-        </w:numPr>
-        <w:rPr>
-          <w:sz w:val="24"/>
-          <w:szCs w:val="24"/>
-          <w:lang w:val="es-AR"/>
-        </w:rPr>
-      </w:pPr>
-      <w:r>
-        <w:rPr>
-          <w:sz w:val="24"/>
-          <w:szCs w:val="24"/>
-          <w:lang w:val="es-AR"/>
-        </w:rPr>
-        <w:t xml:space="preserve">Funciona: </w:t>
-      </w:r>
-      <w:r>
-        <w:rPr>
-          <w:sz w:val="24"/>
-          <w:szCs w:val="24"/>
-          <w:lang w:val="es-AR"/>
-        </w:rPr>
-        <w:t>no, trae mal el texto y trae mucho</w:t>
-      </w:r>
-    </w:p>
-    <w:p>
-      <w:pPr>
-        <w:pStyle w:val="ListParagraph"/>
-        <w:numPr>
-          <w:ilvl w:val="0"/>
-          <w:numId w:val="1"/>
-        </w:numPr>
-        <w:rPr>
-          <w:sz w:val="24"/>
-          <w:szCs w:val="24"/>
-          <w:lang w:val="es-AR"/>
-        </w:rPr>
-      </w:pPr>
-      <w:r>
-        <w:rPr>
-          <w:sz w:val="24"/>
-          <w:szCs w:val="24"/>
-          <w:lang w:val="es-AR"/>
-        </w:rPr>
-        <w:t>Responsable: grupo flor arce revisar</w:t>
-      </w:r>
-    </w:p>
-    <w:p>
-      <w:pPr>
-        <w:rPr>
-          <w:sz w:val="24"/>
-          <w:szCs w:val="24"/>
-          <w:lang w:val="es-AR"/>
-        </w:rPr>
-      </w:pPr>
-      <w:r>
-        <w:rPr>
-          <w:sz w:val="24"/>
-          <w:szCs w:val="24"/>
-          <w:lang w:val="es-AR"/>
-        </w:rPr>
-        <w:t>Santa cruz</w:t>
-      </w:r>
-      <w:r>
-        <w:rPr>
-          <w:sz w:val="24"/>
-          <w:szCs w:val="24"/>
-          <w:lang w:val="es-AR"/>
-        </w:rPr>
-        <w:t>:</w:t>
-      </w:r>
-      <w:r>
-        <w:rPr>
-          <w:sz w:val="24"/>
-          <w:szCs w:val="24"/>
-          <w:lang w:val="es-AR"/>
-        </w:rPr>
-        <w:t xml:space="preserve"> </w:t>
-      </w:r>
-    </w:p>
-    <w:p>
-      <w:pPr>
-        <w:pStyle w:val="ListParagraph"/>
-        <w:numPr>
-          <w:ilvl w:val="0"/>
-          <w:numId w:val="1"/>
-        </w:numPr>
-        <w:rPr>
-          <w:sz w:val="24"/>
-          <w:szCs w:val="24"/>
-          <w:lang w:val="es-AR"/>
-        </w:rPr>
-      </w:pPr>
-      <w:r>
-        <w:rPr>
-          <w:sz w:val="24"/>
-          <w:szCs w:val="24"/>
-          <w:lang w:val="es-AR"/>
-        </w:rPr>
-        <w:t xml:space="preserve">Ministerios: </w:t>
-      </w:r>
-      <w:r>
-        <w:rPr>
-          <w:sz w:val="24"/>
-          <w:szCs w:val="24"/>
-          <w:lang w:val="es-AR"/>
-        </w:rPr>
-        <w:t>Decreto, Resolucion, Ley</w:t>
-      </w:r>
-    </w:p>
-    <w:p>
-      <w:pPr>
-        <w:pStyle w:val="ListParagraph"/>
-        <w:numPr>
-          <w:ilvl w:val="0"/>
-          <w:numId w:val="1"/>
-        </w:numPr>
-        <w:rPr>
-          <w:sz w:val="24"/>
-          <w:szCs w:val="24"/>
-          <w:lang w:val="es-AR"/>
-        </w:rPr>
-      </w:pPr>
-      <w:r>
-        <w:rPr>
-          <w:sz w:val="24"/>
-          <w:szCs w:val="24"/>
-          <w:lang w:val="es-AR"/>
-        </w:rPr>
-        <w:t>Palabras clave</w:t>
-      </w:r>
-      <w:r>
-        <w:rPr>
-          <w:sz w:val="24"/>
-          <w:szCs w:val="24"/>
-          <w:lang w:val="es-AR"/>
-        </w:rPr>
-        <w:t xml:space="preserve">: </w:t>
-      </w:r>
-      <w:r>
-        <w:rPr>
-          <w:sz w:val="24"/>
-          <w:szCs w:val="24"/>
-          <w:lang w:val="es-AR"/>
-        </w:rPr>
-        <w:t>impuestos, impositivos, ganancias, brutos, agregado, sellos, automotor, inmobiliario, incentivos </w:t>
-      </w:r>
-    </w:p>
-    <w:p>
-      <w:pPr>
-        <w:pStyle w:val="ListParagraph"/>
-        <w:numPr>
-          <w:ilvl w:val="0"/>
-          <w:numId w:val="1"/>
-        </w:numPr>
-        <w:rPr>
-          <w:sz w:val="24"/>
-          <w:szCs w:val="24"/>
-          <w:lang w:val="es-AR"/>
-        </w:rPr>
-      </w:pPr>
-      <w:r>
-        <w:rPr>
-          <w:sz w:val="24"/>
-          <w:szCs w:val="24"/>
-          <w:lang w:val="es-AR"/>
-        </w:rPr>
-        <w:t>Palabras a evitar</w:t>
-      </w:r>
-    </w:p>
-    <w:p>
-      <w:pPr>
-        <w:pStyle w:val="ListParagraph"/>
-        <w:numPr>
-          <w:ilvl w:val="0"/>
-          <w:numId w:val="1"/>
-        </w:numPr>
-        <w:rPr>
-          <w:sz w:val="24"/>
-          <w:szCs w:val="24"/>
-          <w:lang w:val="es-AR"/>
-        </w:rPr>
-      </w:pPr>
-      <w:r>
-        <w:rPr>
-          <w:sz w:val="24"/>
-          <w:szCs w:val="24"/>
-          <w:lang w:val="es-AR"/>
-        </w:rPr>
-        <w:t>Funciona: revisar que trae todo</w:t>
-      </w:r>
-    </w:p>
-    <w:p>
-      <w:pPr>
-        <w:pStyle w:val="ListParagraph"/>
-        <w:numPr>
-          <w:ilvl w:val="0"/>
-          <w:numId w:val="1"/>
-        </w:numPr>
-        <w:rPr>
-          <w:sz w:val="24"/>
-          <w:szCs w:val="24"/>
-          <w:lang w:val="es-AR"/>
-        </w:rPr>
-      </w:pPr>
-      <w:r>
-        <w:rPr>
-          <w:sz w:val="24"/>
-          <w:szCs w:val="24"/>
-          <w:lang w:val="es-AR"/>
-        </w:rPr>
-        <w:t>Responsable: grupo flor arce revisar</w:t>
-      </w:r>
-    </w:p>
-    <w:p>
-      <w:pPr>
-        <w:pStyle w:val="ListParagraph"/>
-        <w:rPr>
-          <w:sz w:val="24"/>
-          <w:szCs w:val="24"/>
-          <w:lang w:val="es-AR"/>
-        </w:rPr>
-      </w:pPr>
-    </w:p>
-    <w:p>
-      <w:pPr>
-        <w:rPr>
-          <w:sz w:val="24"/>
-          <w:szCs w:val="24"/>
-          <w:lang w:val="es-AR"/>
-        </w:rPr>
-      </w:pPr>
-      <w:r>
-        <w:rPr>
-          <w:sz w:val="24"/>
-          <w:szCs w:val="24"/>
-          <w:lang w:val="es-AR"/>
-        </w:rPr>
-        <w:t>Santa fe</w:t>
-      </w:r>
-      <w:r>
-        <w:rPr>
-          <w:sz w:val="24"/>
-          <w:szCs w:val="24"/>
-          <w:lang w:val="es-AR"/>
-        </w:rPr>
-        <w:t>:</w:t>
-      </w:r>
-      <w:r>
-        <w:rPr>
-          <w:sz w:val="24"/>
-          <w:szCs w:val="24"/>
-          <w:lang w:val="es-AR"/>
-        </w:rPr>
-        <w:t xml:space="preserve"> </w:t>
-      </w:r>
-    </w:p>
-    <w:p>
-      <w:pPr>
-        <w:pStyle w:val="ListParagraph"/>
-        <w:numPr>
-          <w:ilvl w:val="0"/>
-          <w:numId w:val="1"/>
-        </w:numPr>
-        <w:rPr>
-          <w:sz w:val="24"/>
-          <w:szCs w:val="24"/>
-          <w:lang w:val="es-AR"/>
-        </w:rPr>
-      </w:pPr>
-      <w:r>
-        <w:rPr>
-          <w:sz w:val="24"/>
-          <w:szCs w:val="24"/>
-          <w:lang w:val="es-AR"/>
-        </w:rPr>
-        <w:t>Ministerios</w:t>
-      </w:r>
-      <w:r>
-        <w:rPr>
-          <w:sz w:val="24"/>
-          <w:szCs w:val="24"/>
-          <w:lang w:val="es-AR"/>
-        </w:rPr>
-        <w:t>/poderes</w:t>
-      </w:r>
-      <w:r>
-        <w:rPr>
-          <w:sz w:val="24"/>
-          <w:szCs w:val="24"/>
-          <w:lang w:val="es-AR"/>
-        </w:rPr>
-        <w:t xml:space="preserve">: </w:t>
-      </w:r>
-      <w:r>
-        <w:rPr>
-          <w:sz w:val="24"/>
-          <w:szCs w:val="24"/>
-          <w:lang w:val="es-AR"/>
-        </w:rPr>
-        <w:t>Dirección General de Rentas de Santa Fe</w:t>
-      </w:r>
-      <w:r>
-        <w:rPr>
-          <w:sz w:val="24"/>
-          <w:szCs w:val="24"/>
-          <w:lang w:val="es-AR"/>
-        </w:rPr>
-        <w:t xml:space="preserve">. Con la particularidad que las publica la </w:t>
-      </w:r>
-      <w:proofErr w:type="spellStart"/>
-      <w:r>
-        <w:rPr>
-          <w:sz w:val="24"/>
-          <w:szCs w:val="24"/>
-          <w:lang w:val="es-AR"/>
-        </w:rPr>
-        <w:t>Administracion</w:t>
-      </w:r>
-      <w:proofErr w:type="spellEnd"/>
-      <w:r>
-        <w:rPr>
-          <w:sz w:val="24"/>
-          <w:szCs w:val="24"/>
-          <w:lang w:val="es-AR"/>
-        </w:rPr>
-        <w:t xml:space="preserve"> provincial de impuestos. Revisar donde conviene sumarlo, si en ministerio o palabra clave</w:t>
-      </w:r>
-    </w:p>
-    <w:p>
-      <w:pPr>
-        <w:pStyle w:val="ListParagraph"/>
-        <w:numPr>
-          <w:ilvl w:val="0"/>
-          <w:numId w:val="1"/>
-        </w:numPr>
-        <w:rPr>
-          <w:sz w:val="24"/>
-          <w:szCs w:val="24"/>
-          <w:lang w:val="es-AR"/>
-        </w:rPr>
-      </w:pPr>
-      <w:r>
-        <w:rPr>
-          <w:sz w:val="24"/>
-          <w:szCs w:val="24"/>
-          <w:lang w:val="es-AR"/>
-        </w:rPr>
-        <w:t>Palabras clave</w:t>
-      </w:r>
-      <w:r>
-        <w:rPr>
-          <w:sz w:val="24"/>
-          <w:szCs w:val="24"/>
-          <w:lang w:val="es-AR"/>
-        </w:rPr>
-        <w:t>:</w:t>
-      </w:r>
-      <w:r>
-        <w:rPr>
-          <w:sz w:val="24"/>
-          <w:szCs w:val="24"/>
-          <w:lang w:val="es-AR"/>
-        </w:rPr>
-        <w:t xml:space="preserve"> </w:t>
-      </w:r>
-      <w:r>
-        <w:rPr>
-          <w:sz w:val="24"/>
-          <w:szCs w:val="24"/>
-          <w:lang w:val="es-AR"/>
-        </w:rPr>
-        <w:t>Impuesto, Tributo, alícuotas, Ingresos brutos, Convenio, Tasas, Retención, Percepción, Vencimiento, Impuesto al valor agregado, Impuesto a las Ganancias, Impuesto Inmobiliario, Impuesto Automotor, Agente</w:t>
+        <w:t>Impositivo</w:t>
       </w:r>
       <w:r>
         <w:rPr>
@@ -3841,175 +4288,6 @@
           <w:szCs w:val="24"/>
           <w:lang w:val="es-AR"/>
         </w:rPr>
-        <w:t>Beneficio, Deducción, Anticipo, DDJJ</w:t>
-      </w:r>
-    </w:p>
-    <w:p>
-      <w:pPr>
-        <w:pStyle w:val="ListParagraph"/>
-        <w:numPr>
-          <w:ilvl w:val="0"/>
-          <w:numId w:val="1"/>
-        </w:numPr>
-        <w:rPr>
-          <w:sz w:val="24"/>
-          <w:szCs w:val="24"/>
-          <w:lang w:val="es-AR"/>
-        </w:rPr>
-      </w:pPr>
-      <w:r>
-        <w:rPr>
-          <w:sz w:val="24"/>
-          <w:szCs w:val="24"/>
-          <w:lang w:val="es-AR"/>
-        </w:rPr>
-        <w:t>Palabras a evitar</w:t>
-      </w:r>
-      <w:r>
-        <w:rPr>
-          <w:sz w:val="24"/>
-          <w:szCs w:val="24"/>
-          <w:lang w:val="es-AR"/>
-        </w:rPr>
-        <w:t>:</w:t>
-      </w:r>
-    </w:p>
-    <w:p>
-      <w:pPr>
-        <w:pStyle w:val="ListParagraph"/>
-        <w:numPr>
-          <w:ilvl w:val="0"/>
-          <w:numId w:val="1"/>
-        </w:numPr>
-        <w:rPr>
-          <w:sz w:val="24"/>
-          <w:szCs w:val="24"/>
-          <w:lang w:val="es-AR"/>
-        </w:rPr>
-      </w:pPr>
-      <w:r>
-        <w:rPr>
-          <w:sz w:val="24"/>
-          <w:szCs w:val="24"/>
-          <w:lang w:val="es-AR"/>
-        </w:rPr>
-        <w:t>Responsable: Facundo arce</w:t>
-      </w:r>
-    </w:p>
-    <w:p>
-      <w:pPr>
-        <w:rPr>
-          <w:sz w:val="24"/>
-          <w:szCs w:val="24"/>
-          <w:lang w:val="es-AR"/>
-        </w:rPr>
-      </w:pPr>
-      <w:r>
-        <w:rPr>
-          <w:sz w:val="24"/>
-          <w:szCs w:val="24"/>
-          <w:lang w:val="es-AR"/>
-        </w:rPr>
-        <w:t>Tierra del fuego</w:t>
-      </w:r>
-      <w:r>
-        <w:rPr>
-          <w:sz w:val="24"/>
-          <w:szCs w:val="24"/>
-          <w:lang w:val="es-AR"/>
-        </w:rPr>
-        <w:t>:</w:t>
-      </w:r>
-      <w:r>
-        <w:rPr>
-          <w:sz w:val="24"/>
-          <w:szCs w:val="24"/>
-          <w:lang w:val="es-AR"/>
-        </w:rPr>
-        <w:t xml:space="preserve"> </w:t>
-      </w:r>
-    </w:p>
-    <w:p>
-      <w:pPr>
-        <w:pStyle w:val="ListParagraph"/>
-        <w:numPr>
-          <w:ilvl w:val="0"/>
-          <w:numId w:val="1"/>
-        </w:numPr>
-        <w:rPr>
-          <w:sz w:val="24"/>
-          <w:szCs w:val="24"/>
-          <w:lang w:val="es-AR"/>
-        </w:rPr>
-      </w:pPr>
-      <w:r>
-        <w:rPr>
-          <w:sz w:val="24"/>
-          <w:szCs w:val="24"/>
-          <w:lang w:val="es-AR"/>
-        </w:rPr>
-        <w:t xml:space="preserve">Ministerios: </w:t>
-      </w:r>
-      <w:r>
-        <w:rPr>
-          <w:sz w:val="24"/>
-          <w:szCs w:val="24"/>
-          <w:lang w:val="es-AR"/>
-        </w:rPr>
-        <w:t>Ley, decreto y resolución</w:t>
-      </w:r>
-    </w:p>
-    <w:p>
-      <w:pPr>
-        <w:pStyle w:val="ListParagraph"/>
-        <w:numPr>
-          <w:ilvl w:val="0"/>
-          <w:numId w:val="1"/>
-        </w:numPr>
-        <w:rPr>
-          <w:sz w:val="24"/>
-          <w:szCs w:val="24"/>
-          <w:lang w:val="es-AR"/>
-        </w:rPr>
-      </w:pPr>
-      <w:r>
-        <w:rPr>
-          <w:sz w:val="24"/>
-          <w:szCs w:val="24"/>
-          <w:lang w:val="es-AR"/>
-        </w:rPr>
-        <w:t>Palabras clave</w:t>
-      </w:r>
-      <w:r>
-        <w:rPr>
-          <w:sz w:val="24"/>
-          <w:szCs w:val="24"/>
-          <w:lang w:val="es-AR"/>
-        </w:rPr>
-        <w:t xml:space="preserve">: </w:t>
-      </w:r>
-      <w:r>
-        <w:rPr>
-          <w:sz w:val="24"/>
-          <w:szCs w:val="24"/>
-          <w:lang w:val="es-AR"/>
-        </w:rPr>
-        <w:t>Impositivo</w:t>
-      </w:r>
-      <w:r>
-        <w:rPr>
-          <w:sz w:val="24"/>
-          <w:szCs w:val="24"/>
-          <w:lang w:val="es-AR"/>
-        </w:rPr>
-        <w:t xml:space="preserve">, </w:t>
-      </w:r>
-      <w:r>
-        <w:rPr>
-          <w:sz w:val="24"/>
-          <w:szCs w:val="24"/>
-          <w:lang w:val="es-AR"/>
-        </w:rPr>
         <w:t>Ganancias, Ingresos Brutos, Automotor, Inmobiliario, Impuesto</w:t>
       </w:r>
     </w:p>
@@ -4032,176 +4310,6 @@
           <w:szCs w:val="24"/>
           <w:lang w:val="es-AR"/>
         </w:rPr>
-        <w:t>Palabras a evitar</w:t>
-      </w:r>
-      <w:r>
-        <w:rPr>
-          <w:sz w:val="24"/>
-          <w:szCs w:val="24"/>
-          <w:lang w:val="es-AR"/>
-        </w:rPr>
-        <w:t xml:space="preserve">: </w:t>
-      </w:r>
-    </w:p>
-    <w:p>
-      <w:pPr>
-        <w:pStyle w:val="ListParagraph"/>
-        <w:numPr>
-          <w:ilvl w:val="0"/>
-          <w:numId w:val="1"/>
-        </w:numPr>
-        <w:rPr>
-          <w:sz w:val="24"/>
-          <w:szCs w:val="24"/>
-          <w:lang w:val="es-AR"/>
-        </w:rPr>
-      </w:pPr>
-      <w:r>
-        <w:rPr>
-          <w:sz w:val="24"/>
-          <w:szCs w:val="24"/>
-          <w:lang w:val="es-AR"/>
-        </w:rPr>
-        <w:t>Responsable: buscar</w:t>
-      </w:r>
-    </w:p>
-    <w:p>
-      <w:pPr>
-        <w:rPr>
-          <w:sz w:val="24"/>
-          <w:szCs w:val="24"/>
-          <w:lang w:val="es-AR"/>
-        </w:rPr>
-      </w:pPr>
-      <w:r>
-        <w:rPr>
-          <w:sz w:val="24"/>
-          <w:szCs w:val="24"/>
-          <w:lang w:val="es-AR"/>
-        </w:rPr>
-        <w:t>Tucuman</w:t>
-      </w:r>
-      <w:r>
-        <w:rPr>
-          <w:sz w:val="24"/>
-          <w:szCs w:val="24"/>
-          <w:lang w:val="es-AR"/>
-        </w:rPr>
-        <w:t>:</w:t>
-      </w:r>
-      <w:r>
-        <w:rPr>
-          <w:sz w:val="24"/>
-          <w:szCs w:val="24"/>
-          <w:lang w:val="es-AR"/>
-        </w:rPr>
-        <w:t xml:space="preserve"> </w:t>
-      </w:r>
-    </w:p>
-    <w:p>
-      <w:pPr>
-        <w:pStyle w:val="ListParagraph"/>
-        <w:numPr>
-          <w:ilvl w:val="0"/>
-          <w:numId w:val="1"/>
-        </w:numPr>
-        <w:rPr>
-          <w:sz w:val="24"/>
-          <w:szCs w:val="24"/>
-          <w:lang w:val="es-AR"/>
-        </w:rPr>
-      </w:pPr>
-      <w:r>
-        <w:rPr>
-          <w:sz w:val="24"/>
-          <w:szCs w:val="24"/>
-          <w:lang w:val="es-AR"/>
-        </w:rPr>
-        <w:t xml:space="preserve">Ministerios: </w:t>
-      </w:r>
-      <w:r>
-        <w:rPr>
-          <w:sz w:val="24"/>
-          <w:szCs w:val="24"/>
-          <w:lang w:val="es-AR"/>
-        </w:rPr>
-        <w:t>Ley, decreto y resolución</w:t>
-      </w:r>
-    </w:p>
-    <w:p>
-      <w:pPr>
-        <w:pStyle w:val="ListParagraph"/>
-        <w:numPr>
-          <w:ilvl w:val="0"/>
-          <w:numId w:val="1"/>
-        </w:numPr>
-        <w:rPr>
-          <w:sz w:val="24"/>
-          <w:szCs w:val="24"/>
-          <w:lang w:val="es-AR"/>
-        </w:rPr>
-      </w:pPr>
-      <w:r>
-        <w:rPr>
-          <w:sz w:val="24"/>
-          <w:szCs w:val="24"/>
-          <w:lang w:val="es-AR"/>
-        </w:rPr>
-        <w:t>Palabras clave</w:t>
-      </w:r>
-      <w:r>
-        <w:rPr>
-          <w:sz w:val="24"/>
-          <w:szCs w:val="24"/>
-          <w:lang w:val="es-AR"/>
-        </w:rPr>
-        <w:t xml:space="preserve">: </w:t>
-      </w:r>
-      <w:r>
-        <w:rPr>
-          <w:sz w:val="24"/>
-          <w:szCs w:val="24"/>
-          <w:lang w:val="es-AR"/>
-        </w:rPr>
-        <w:t>Impositivo</w:t>
-      </w:r>
-      <w:r>
-        <w:rPr>
-          <w:sz w:val="24"/>
-          <w:szCs w:val="24"/>
-          <w:lang w:val="es-AR"/>
-        </w:rPr>
-        <w:t xml:space="preserve">, </w:t>
-      </w:r>
-      <w:r>
-        <w:rPr>
-          <w:sz w:val="24"/>
-          <w:szCs w:val="24"/>
-          <w:lang w:val="es-AR"/>
-        </w:rPr>
-        <w:t>Ganancias, Ingresos Brutos, Automotor, Inmobiliario, Impuesto</w:t>
-      </w:r>
-    </w:p>
-    <w:p>
-      <w:pPr>
-        <w:pStyle w:val="ListParagraph"/>
-        <w:numPr>
-          <w:ilvl w:val="0"/>
-          <w:numId w:val="1"/>
-        </w:numPr>
-        <w:rPr>
-          <w:sz w:val="24"/>
-          <w:szCs w:val="24"/>
-          <w:lang w:val="es-AR"/>
-        </w:rPr>
-      </w:pPr>
-      <w:r>
-        <w:rPr>
-          <w:sz w:val="24"/>
-          <w:szCs w:val="24"/>
-          <w:lang w:val="es-AR"/>
-        </w:rPr>
-        <w:lastRenderedPageBreak/>
         <w:t>Palabras a evitar</w:t>
       </w:r>
       <w:r>
@@ -4821,11 +4929,135 @@
       </w:rPr>
     </w:lvl>
   </w:abstractNum>
+  <w:abstractNum w:abstractNumId="2" w15:restartNumberingAfterBreak="0">
+    <w:nsid w:val="7EE747F8"/>
+    <w:multiLevelType w:val="hybridMultilevel"/>
+    <w:tmpl w:val="1E2CD834"/>
+    <w:lvl w:ilvl="0" w:tplc="D88E3C28">
+      <w:numFmt w:val="bullet"/>
+      <w:lvlText w:val="-"/>
+      <w:lvlJc w:val="left"/>
+      <w:pPr>
+        <w:ind w:left="720" w:hanging="360"/>
+      </w:pPr>
+      <w:rPr>
+        <w:rFonts w:ascii="Aptos" w:eastAsia="Aptos" w:hAnsi="Aptos" w:cs="Times New Roman" w:hint="default"/>
+      </w:rPr>
+    </w:lvl>
+    <w:lvl w:ilvl="1" w:tplc="04090003">
+      <w:start w:val="1"/>
+      <w:numFmt w:val="bullet"/>
+      <w:lvlText w:val="o"/>
+      <w:lvlJc w:val="left"/>
+      <w:pPr>
+        <w:ind w:left="1440" w:hanging="360"/>
+      </w:pPr>
+      <w:rPr>
+        <w:rFonts w:ascii="Courier New" w:hAnsi="Courier New" w:cs="Courier New" w:hint="default"/>
+      </w:rPr>
+    </w:lvl>
+    <w:lvl w:ilvl="2" w:tplc="04090005">
+      <w:start w:val="1"/>
+      <w:numFmt w:val="bullet"/>
+      <w:lvlText w:val=""/>
+      <w:lvlJc w:val="left"/>
+      <w:pPr>
+        <w:ind w:left="2160" w:hanging="360"/>
+      </w:pPr>
+      <w:rPr>
+        <w:rFonts w:ascii="Wingdings" w:hAnsi="Wingdings" w:hint="default"/>
+      </w:rPr>
+    </w:lvl>
+    <w:lvl w:ilvl="3" w:tplc="04090001">
+      <w:start w:val="1"/>
+      <w:numFmt w:val="bullet"/>
+      <w:lvlText w:val=""/>
+      <w:lvlJc w:val="left"/>
+      <w:pPr>
+        <w:ind w:left="2880" w:hanging="360"/>
+      </w:pPr>
+      <w:rPr>
+        <w:rFonts w:ascii="Symbol" w:hAnsi="Symbol" w:hint="default"/>
+      </w:rPr>
+    </w:lvl>
+    <w:lvl w:ilvl="4" w:tplc="04090003">
+      <w:start w:val="1"/>
+      <w:numFmt w:val="bullet"/>
+      <w:lvlText w:val="o"/>
+      <w:lvlJc w:val="left"/>
+      <w:pPr>
+        <w:ind w:left="3600" w:hanging="360"/>
+      </w:pPr>
+      <w:rPr>
+        <w:rFonts w:ascii="Courier New" w:hAnsi="Courier New" w:cs="Courier New" w:hint="default"/>
+      </w:rPr>
+    </w:lvl>
+    <w:lvl w:ilvl="5" w:tplc="04090005">
+      <w:start w:val="1"/>
+      <w:numFmt w:val="bullet"/>
+      <w:lvlText w:val=""/>
+      <w:lvlJc w:val="left"/>
+      <w:pPr>
+        <w:ind w:left="4320" w:hanging="360"/>
+      </w:pPr>
+      <w:rPr>
+        <w:rFonts w:ascii="Wingdings" w:hAnsi="Wingdings" w:hint="default"/>
+      </w:rPr>
+    </w:lvl>
+    <w:lvl w:ilvl="6" w:tplc="04090001">
+      <w:start w:val="1"/>
+      <w:numFmt w:val="bullet"/>
+      <w:lvlText w:val=""/>
+      <w:lvlJc w:val="left"/>
+      <w:pPr>
+        <w:ind w:left="5040" w:hanging="360"/>
+      </w:pPr>
+      <w:rPr>
+        <w:rFonts w:ascii="Symbol" w:hAnsi="Symbol" w:hint="default"/>
+      </w:rPr>
+    </w:lvl>
+    <w:lvl w:ilvl="7" w:tplc="04090003">
+      <w:start w:val="1"/>
+      <w:numFmt w:val="bullet"/>
+      <w:lvlText w:val="o"/>
+      <w:lvlJc w:val="left"/>
+      <w:pPr>
+        <w:ind w:left="5760" w:hanging="360"/>
+      </w:pPr>
+      <w:rPr>
+        <w:rFonts w:ascii="Courier New" w:hAnsi="Courier New" w:cs="Courier New" w:hint="default"/>
+      </w:rPr>
+    </w:lvl>
+    <w:lvl w:ilvl="8" w:tplc="04090005">
+      <w:start w:val="1"/>
+      <w:numFmt w:val="bullet"/>
+      <w:lvlText w:val=""/>
+      <w:lvlJc w:val="left"/>
+      <w:pPr>
+        <w:ind w:left="6480" w:hanging="360"/>
+      </w:pPr>
+      <w:rPr>
+        <w:rFonts w:ascii="Wingdings" w:hAnsi="Wingdings" w:hint="default"/>
+      </w:rPr>
+    </w:lvl>
+  </w:abstractNum>
   <w:num w:numId="1" w16cid:durableId="315888483">
     <w:abstractNumId w:val="1"/>
   </w:num>
   <w:num w:numId="2" w16cid:durableId="1685091989">
     <w:abstractNumId w:val="0"/>
+  </w:num>
+  <w:num w:numId="3" w16cid:durableId="24647914">
+    <w:abstractNumId w:val="2"/>
+    <w:lvlOverride w:ilvl="0"/>
+    <w:lvlOverride w:ilvl="1"/>
+    <w:lvlOverride w:ilvl="2"/>
+    <w:lvlOverride w:ilvl="3"/>
+    <w:lvlOverride w:ilvl="4"/>
+    <w:lvlOverride w:ilvl="5"/>
+    <w:lvlOverride w:ilvl="6"/>
+    <w:lvlOverride w:ilvl="7"/>
+    <w:lvlOverride w:ilvl="8"/>
   </w:num>
 </w:numbering>
 </file>

--- a/Palabras claves por provincia-2.docx
+++ b/Palabras claves por provincia-2.docx
@@ -226,28 +226,6 @@
           <w:szCs w:val="24"/>
           <w:lang w:val="es-AR"/>
         </w:rPr>
-        <w:t>Funciona: si</w:t>
-      </w:r>
-    </w:p>
-    <w:p>
-      <w:pPr>
-        <w:pStyle w:val="ListParagraph"/>
-        <w:numPr>
-          <w:ilvl w:val="0"/>
-          <w:numId w:val="1"/>
-        </w:numPr>
-        <w:rPr>
-          <w:sz w:val="24"/>
-          <w:szCs w:val="24"/>
-          <w:lang w:val="es-AR"/>
-        </w:rPr>
-      </w:pPr>
-      <w:r>
-        <w:rPr>
-          <w:sz w:val="24"/>
-          <w:szCs w:val="24"/>
-          <w:lang w:val="es-AR"/>
-        </w:rPr>
         <w:t xml:space="preserve">Responsable: </w:t>
       </w:r>
       <w:proofErr w:type="spellStart"/>
@@ -423,28 +401,6 @@
           <w:szCs w:val="24"/>
           <w:lang w:val="es-AR"/>
         </w:rPr>
-        <w:t>Funciona: si</w:t>
-      </w:r>
-    </w:p>
-    <w:p>
-      <w:pPr>
-        <w:pStyle w:val="ListParagraph"/>
-        <w:numPr>
-          <w:ilvl w:val="0"/>
-          <w:numId w:val="1"/>
-        </w:numPr>
-        <w:rPr>
-          <w:sz w:val="24"/>
-          <w:szCs w:val="24"/>
-          <w:lang w:val="es-AR"/>
-        </w:rPr>
-      </w:pPr>
-      <w:r>
-        <w:rPr>
-          <w:sz w:val="24"/>
-          <w:szCs w:val="24"/>
-          <w:lang w:val="es-AR"/>
-        </w:rPr>
         <w:t xml:space="preserve">Responsable: Abril </w:t>
       </w:r>
       <w:proofErr w:type="spellStart"/>
@@ -638,6 +594,14 @@
           <w:lang w:val="es-AR"/>
         </w:rPr>
       </w:pPr>
+      <w:r>
+        <w:rPr>
+          <w:sz w:val="24"/>
+          <w:szCs w:val="24"/>
+          <w:lang w:val="es-AR"/>
+        </w:rPr>
+        <w:t xml:space="preserve">Responsable: mica </w:t>
+      </w:r>
       <w:proofErr w:type="spellStart"/>
       <w:r>
         <w:rPr>
@@ -645,44 +609,12 @@
           <w:szCs w:val="24"/>
           <w:lang w:val="es-AR"/>
         </w:rPr>
-        <w:t>Funciona:si</w:t>
+        <w:t>zerfus</w:t>
       </w:r>
       <w:proofErr w:type="spellEnd"/>
     </w:p>
     <w:p>
       <w:pPr>
-        <w:pStyle w:val="ListParagraph"/>
-        <w:numPr>
-          <w:ilvl w:val="0"/>
-          <w:numId w:val="1"/>
-        </w:numPr>
-        <w:rPr>
-          <w:sz w:val="24"/>
-          <w:szCs w:val="24"/>
-          <w:lang w:val="es-AR"/>
-        </w:rPr>
-      </w:pPr>
-      <w:r>
-        <w:rPr>
-          <w:sz w:val="24"/>
-          <w:szCs w:val="24"/>
-          <w:lang w:val="es-AR"/>
-        </w:rPr>
-        <w:t xml:space="preserve">Responsable: mica </w:t>
-      </w:r>
-      <w:proofErr w:type="spellStart"/>
-      <w:r>
-        <w:rPr>
-          <w:sz w:val="24"/>
-          <w:szCs w:val="24"/>
-          <w:lang w:val="es-AR"/>
-        </w:rPr>
-        <w:t>zerfus</w:t>
-      </w:r>
-      <w:proofErr w:type="spellEnd"/>
-    </w:p>
-    <w:p>
-      <w:pPr>
         <w:rPr>
           <w:sz w:val="24"/>
           <w:szCs w:val="24"/>
@@ -823,36 +755,6 @@
           <w:szCs w:val="24"/>
           <w:lang w:val="es-AR"/>
         </w:rPr>
-        <w:t xml:space="preserve">Funciona: si, pero para mi mal. </w:t>
-      </w:r>
-      <w:r>
-        <w:rPr>
-          <w:sz w:val="24"/>
-          <w:szCs w:val="24"/>
-          <w:lang w:val="es-AR"/>
-        </w:rPr>
-        <w:t>Revisar que trae mucho</w:t>
-      </w:r>
-    </w:p>
-    <w:p>
-      <w:pPr>
-        <w:pStyle w:val="ListParagraph"/>
-        <w:numPr>
-          <w:ilvl w:val="0"/>
-          <w:numId w:val="1"/>
-        </w:numPr>
-        <w:rPr>
-          <w:sz w:val="24"/>
-          <w:szCs w:val="24"/>
-          <w:lang w:val="es-AR"/>
-        </w:rPr>
-      </w:pPr>
-      <w:r>
-        <w:rPr>
-          <w:sz w:val="24"/>
-          <w:szCs w:val="24"/>
-          <w:lang w:val="es-AR"/>
-        </w:rPr>
         <w:t>Responsable: grupo flor arce</w:t>
       </w:r>
     </w:p>
@@ -879,16 +781,161 @@
           <w:szCs w:val="24"/>
           <w:lang w:val="es-AR"/>
         </w:rPr>
+        <w:t>C</w:t>
+      </w:r>
+      <w:r>
+        <w:rPr>
+          <w:sz w:val="24"/>
+          <w:szCs w:val="24"/>
+          <w:lang w:val="es-AR"/>
+        </w:rPr>
+        <w:t>hubut</w:t>
+      </w:r>
+      <w:r>
+        <w:rPr>
+          <w:sz w:val="24"/>
+          <w:szCs w:val="24"/>
+          <w:lang w:val="es-AR"/>
+        </w:rPr>
+        <w:t>:</w:t>
+      </w:r>
+      <w:r>
+        <w:rPr>
+          <w:sz w:val="24"/>
+          <w:szCs w:val="24"/>
+          <w:lang w:val="es-AR"/>
+        </w:rPr>
+        <w:t xml:space="preserve"> </w:t>
+      </w:r>
+    </w:p>
+    <w:p>
+      <w:pPr>
+        <w:pStyle w:val="ListParagraph"/>
+        <w:numPr>
+          <w:ilvl w:val="0"/>
+          <w:numId w:val="1"/>
+        </w:numPr>
+        <w:rPr>
+          <w:sz w:val="24"/>
+          <w:szCs w:val="24"/>
+          <w:lang w:val="es-AR"/>
+        </w:rPr>
+      </w:pPr>
+      <w:r>
+        <w:rPr>
+          <w:sz w:val="24"/>
+          <w:szCs w:val="24"/>
+          <w:lang w:val="es-AR"/>
+        </w:rPr>
+        <w:t xml:space="preserve">Ministerios: </w:t>
+      </w:r>
+      <w:r>
+        <w:rPr>
+          <w:sz w:val="24"/>
+          <w:szCs w:val="24"/>
+          <w:lang w:val="es-AR"/>
+        </w:rPr>
+        <w:t>Decreto, Resolucion, Ley</w:t>
+      </w:r>
+    </w:p>
+    <w:p>
+      <w:pPr>
+        <w:pStyle w:val="ListParagraph"/>
+        <w:numPr>
+          <w:ilvl w:val="0"/>
+          <w:numId w:val="1"/>
+        </w:numPr>
+        <w:rPr>
+          <w:sz w:val="24"/>
+          <w:szCs w:val="24"/>
+          <w:lang w:val="es-AR"/>
+        </w:rPr>
+      </w:pPr>
+      <w:r>
+        <w:rPr>
+          <w:sz w:val="24"/>
+          <w:szCs w:val="24"/>
+          <w:lang w:val="es-AR"/>
+        </w:rPr>
+        <w:t>Palabras clave</w:t>
+      </w:r>
+      <w:r>
+        <w:rPr>
+          <w:sz w:val="24"/>
+          <w:szCs w:val="24"/>
+          <w:lang w:val="es-AR"/>
+        </w:rPr>
+        <w:t xml:space="preserve">: </w:t>
+      </w:r>
+      <w:r>
+        <w:rPr>
+          <w:sz w:val="24"/>
+          <w:szCs w:val="24"/>
+          <w:lang w:val="es-AR"/>
+        </w:rPr>
+        <w:t>impuestos, impositivos, ganancias, brutos, agregado, sellos, automotor, inmobiliario, incentivos </w:t>
+      </w:r>
+    </w:p>
+    <w:p>
+      <w:pPr>
+        <w:pStyle w:val="ListParagraph"/>
+        <w:numPr>
+          <w:ilvl w:val="0"/>
+          <w:numId w:val="1"/>
+        </w:numPr>
+        <w:rPr>
+          <w:sz w:val="24"/>
+          <w:szCs w:val="24"/>
+          <w:lang w:val="es-AR"/>
+        </w:rPr>
+      </w:pPr>
+      <w:r>
+        <w:rPr>
+          <w:sz w:val="24"/>
+          <w:szCs w:val="24"/>
+          <w:lang w:val="es-AR"/>
+        </w:rPr>
         <w:lastRenderedPageBreak/>
-        <w:t>C</w:t>
-      </w:r>
-      <w:r>
-        <w:rPr>
-          <w:sz w:val="24"/>
-          <w:szCs w:val="24"/>
-          <w:lang w:val="es-AR"/>
-        </w:rPr>
-        <w:t>hubut</w:t>
+        <w:t>Palabras a evitar</w:t>
+      </w:r>
+    </w:p>
+    <w:p>
+      <w:pPr>
+        <w:pStyle w:val="ListParagraph"/>
+        <w:numPr>
+          <w:ilvl w:val="0"/>
+          <w:numId w:val="1"/>
+        </w:numPr>
+        <w:rPr>
+          <w:sz w:val="24"/>
+          <w:szCs w:val="24"/>
+          <w:lang w:val="es-AR"/>
+        </w:rPr>
+      </w:pPr>
+      <w:r>
+        <w:rPr>
+          <w:sz w:val="24"/>
+          <w:szCs w:val="24"/>
+          <w:lang w:val="es-AR"/>
+        </w:rPr>
+        <w:t>Responsable: grupo flor arce</w:t>
+      </w:r>
+    </w:p>
+    <w:p>
+      <w:pPr>
+        <w:rPr>
+          <w:sz w:val="24"/>
+          <w:szCs w:val="24"/>
+          <w:lang w:val="es-AR"/>
+        </w:rPr>
+      </w:pPr>
+      <w:r>
+        <w:rPr>
+          <w:sz w:val="24"/>
+          <w:szCs w:val="24"/>
+          <w:lang w:val="es-AR"/>
+        </w:rPr>
+        <w:t>cordoba</w:t>
       </w:r>
       <w:r>
         <w:rPr>
@@ -926,15 +973,49 @@
           <w:szCs w:val="24"/>
           <w:lang w:val="es-AR"/>
         </w:rPr>
-        <w:t xml:space="preserve">Ministerios: </w:t>
-      </w:r>
-      <w:r>
-        <w:rPr>
-          <w:sz w:val="24"/>
-          <w:szCs w:val="24"/>
-          <w:lang w:val="es-AR"/>
-        </w:rPr>
-        <w:t>Decreto, Resolucion, Ley</w:t>
+        <w:t>Ministerios</w:t>
+      </w:r>
+      <w:r>
+        <w:rPr>
+          <w:sz w:val="24"/>
+          <w:szCs w:val="24"/>
+          <w:lang w:val="es-AR"/>
+        </w:rPr>
+        <w:t>/poderes</w:t>
+      </w:r>
+      <w:r>
+        <w:rPr>
+          <w:sz w:val="24"/>
+          <w:szCs w:val="24"/>
+          <w:lang w:val="es-AR"/>
+        </w:rPr>
+        <w:t xml:space="preserve">: </w:t>
+      </w:r>
+      <w:r>
+        <w:rPr>
+          <w:sz w:val="24"/>
+          <w:szCs w:val="24"/>
+          <w:lang w:val="es-AR"/>
+        </w:rPr>
+        <w:t xml:space="preserve">Dirección General de Rentas - DGR - </w:t>
+      </w:r>
+      <w:proofErr w:type="gramStart"/>
+      <w:r>
+        <w:rPr>
+          <w:sz w:val="24"/>
+          <w:szCs w:val="24"/>
+          <w:lang w:val="es-AR"/>
+        </w:rPr>
+        <w:t>Secretaria</w:t>
+      </w:r>
+      <w:proofErr w:type="gramEnd"/>
+      <w:r>
+        <w:rPr>
+          <w:sz w:val="24"/>
+          <w:szCs w:val="24"/>
+          <w:lang w:val="es-AR"/>
+        </w:rPr>
+        <w:t xml:space="preserve"> de la Industria</w:t>
       </w:r>
     </w:p>
     <w:p>
@@ -964,235 +1045,8 @@
           <w:szCs w:val="24"/>
           <w:lang w:val="es-AR"/>
         </w:rPr>
-        <w:t xml:space="preserve">: </w:t>
-      </w:r>
-      <w:r>
-        <w:rPr>
-          <w:sz w:val="24"/>
-          <w:szCs w:val="24"/>
-          <w:lang w:val="es-AR"/>
-        </w:rPr>
-        <w:t>impuestos, impositivos, ganancias, brutos, agregado, sellos, automotor, inmobiliario, incentivos </w:t>
-      </w:r>
-    </w:p>
-    <w:p>
-      <w:pPr>
-        <w:pStyle w:val="ListParagraph"/>
-        <w:numPr>
-          <w:ilvl w:val="0"/>
-          <w:numId w:val="1"/>
-        </w:numPr>
-        <w:rPr>
-          <w:sz w:val="24"/>
-          <w:szCs w:val="24"/>
-          <w:lang w:val="es-AR"/>
-        </w:rPr>
-      </w:pPr>
-      <w:r>
-        <w:rPr>
-          <w:sz w:val="24"/>
-          <w:szCs w:val="24"/>
-          <w:lang w:val="es-AR"/>
-        </w:rPr>
-        <w:t>Palabras a evitar</w:t>
-      </w:r>
-    </w:p>
-    <w:p>
-      <w:pPr>
-        <w:pStyle w:val="ListParagraph"/>
-        <w:numPr>
-          <w:ilvl w:val="0"/>
-          <w:numId w:val="1"/>
-        </w:numPr>
-        <w:rPr>
-          <w:sz w:val="24"/>
-          <w:szCs w:val="24"/>
-          <w:lang w:val="es-AR"/>
-        </w:rPr>
-      </w:pPr>
-      <w:r>
-        <w:rPr>
-          <w:sz w:val="24"/>
-          <w:szCs w:val="24"/>
-          <w:lang w:val="es-AR"/>
-        </w:rPr>
-        <w:t xml:space="preserve">Funciona: </w:t>
-      </w:r>
-      <w:r>
-        <w:rPr>
-          <w:sz w:val="24"/>
-          <w:szCs w:val="24"/>
-          <w:lang w:val="es-AR"/>
-        </w:rPr>
-        <w:t>revisar</w:t>
-      </w:r>
-      <w:r>
-        <w:rPr>
-          <w:sz w:val="24"/>
-          <w:szCs w:val="24"/>
-          <w:lang w:val="es-AR"/>
-        </w:rPr>
-        <w:t>, trae los textos mal, no siguen orden</w:t>
-      </w:r>
-    </w:p>
-    <w:p>
-      <w:pPr>
-        <w:pStyle w:val="ListParagraph"/>
-        <w:numPr>
-          <w:ilvl w:val="0"/>
-          <w:numId w:val="1"/>
-        </w:numPr>
-        <w:rPr>
-          <w:sz w:val="24"/>
-          <w:szCs w:val="24"/>
-          <w:lang w:val="es-AR"/>
-        </w:rPr>
-      </w:pPr>
-      <w:r>
-        <w:rPr>
-          <w:sz w:val="24"/>
-          <w:szCs w:val="24"/>
-          <w:lang w:val="es-AR"/>
-        </w:rPr>
-        <w:t>Responsable: grupo flor arce</w:t>
-      </w:r>
-    </w:p>
-    <w:p>
-      <w:pPr>
-        <w:rPr>
-          <w:sz w:val="24"/>
-          <w:szCs w:val="24"/>
-          <w:lang w:val="es-AR"/>
-        </w:rPr>
-      </w:pPr>
-      <w:r>
-        <w:rPr>
-          <w:sz w:val="24"/>
-          <w:szCs w:val="24"/>
-          <w:lang w:val="es-AR"/>
-        </w:rPr>
-        <w:t>cordoba</w:t>
-      </w:r>
-      <w:r>
-        <w:rPr>
-          <w:sz w:val="24"/>
-          <w:szCs w:val="24"/>
-          <w:lang w:val="es-AR"/>
-        </w:rPr>
         <w:t>:</w:t>
       </w:r>
-      <w:r>
-        <w:rPr>
-          <w:sz w:val="24"/>
-          <w:szCs w:val="24"/>
-          <w:lang w:val="es-AR"/>
-        </w:rPr>
-        <w:t xml:space="preserve"> </w:t>
-      </w:r>
-    </w:p>
-    <w:p>
-      <w:pPr>
-        <w:pStyle w:val="ListParagraph"/>
-        <w:numPr>
-          <w:ilvl w:val="0"/>
-          <w:numId w:val="1"/>
-        </w:numPr>
-        <w:rPr>
-          <w:sz w:val="24"/>
-          <w:szCs w:val="24"/>
-          <w:lang w:val="es-AR"/>
-        </w:rPr>
-      </w:pPr>
-      <w:r>
-        <w:rPr>
-          <w:sz w:val="24"/>
-          <w:szCs w:val="24"/>
-          <w:lang w:val="es-AR"/>
-        </w:rPr>
-        <w:t>Ministerios</w:t>
-      </w:r>
-      <w:r>
-        <w:rPr>
-          <w:sz w:val="24"/>
-          <w:szCs w:val="24"/>
-          <w:lang w:val="es-AR"/>
-        </w:rPr>
-        <w:t>/poderes</w:t>
-      </w:r>
-      <w:r>
-        <w:rPr>
-          <w:sz w:val="24"/>
-          <w:szCs w:val="24"/>
-          <w:lang w:val="es-AR"/>
-        </w:rPr>
-        <w:t xml:space="preserve">: </w:t>
-      </w:r>
-      <w:r>
-        <w:rPr>
-          <w:sz w:val="24"/>
-          <w:szCs w:val="24"/>
-          <w:lang w:val="es-AR"/>
-        </w:rPr>
-        <w:t xml:space="preserve">Dirección General de Rentas - DGR - </w:t>
-      </w:r>
-      <w:proofErr w:type="gramStart"/>
-      <w:r>
-        <w:rPr>
-          <w:sz w:val="24"/>
-          <w:szCs w:val="24"/>
-          <w:lang w:val="es-AR"/>
-        </w:rPr>
-        <w:t>Secretaria</w:t>
-      </w:r>
-      <w:proofErr w:type="gramEnd"/>
-      <w:r>
-        <w:rPr>
-          <w:sz w:val="24"/>
-          <w:szCs w:val="24"/>
-          <w:lang w:val="es-AR"/>
-        </w:rPr>
-        <w:t xml:space="preserve"> de la Industria</w:t>
-      </w:r>
-    </w:p>
-    <w:p>
-      <w:pPr>
-        <w:pStyle w:val="ListParagraph"/>
-        <w:numPr>
-          <w:ilvl w:val="0"/>
-          <w:numId w:val="1"/>
-        </w:numPr>
-        <w:rPr>
-          <w:sz w:val="24"/>
-          <w:szCs w:val="24"/>
-          <w:lang w:val="es-AR"/>
-        </w:rPr>
-      </w:pPr>
-      <w:r>
-        <w:rPr>
-          <w:sz w:val="24"/>
-          <w:szCs w:val="24"/>
-          <w:lang w:val="es-AR"/>
-        </w:rPr>
-        <w:t>Palabras clave</w:t>
-      </w:r>
-      <w:proofErr w:type="gramStart"/>
-      <w:r>
-        <w:rPr>
-          <w:sz w:val="24"/>
-          <w:szCs w:val="24"/>
-          <w:lang w:val="es-AR"/>
-        </w:rPr>
-        <w:t>:</w:t>
-      </w:r>
-      <w:r>
-        <w:rPr>
-          <w:sz w:val="24"/>
-          <w:szCs w:val="24"/>
-          <w:lang w:val="es-AR"/>
-        </w:rPr>
-        <w:t xml:space="preserve"> :</w:t>
-      </w:r>
-      <w:proofErr w:type="gramEnd"/>
       <w:r>
         <w:rPr>
           <w:sz w:val="24"/>
@@ -1446,36 +1300,6 @@
           <w:szCs w:val="24"/>
           <w:lang w:val="es-AR"/>
         </w:rPr>
-        <w:t xml:space="preserve">Funciona: </w:t>
-      </w:r>
-      <w:r>
-        <w:rPr>
-          <w:sz w:val="24"/>
-          <w:szCs w:val="24"/>
-          <w:lang w:val="es-AR"/>
-        </w:rPr>
-        <w:t>revisar. Primero y principal trae mal el txt, no reconoce bien el formato y entrega mal. Segundo revisar si lo interpreta bien la forma que toma las novedades</w:t>
-      </w:r>
-    </w:p>
-    <w:p>
-      <w:pPr>
-        <w:pStyle w:val="ListParagraph"/>
-        <w:numPr>
-          <w:ilvl w:val="0"/>
-          <w:numId w:val="1"/>
-        </w:numPr>
-        <w:rPr>
-          <w:sz w:val="24"/>
-          <w:szCs w:val="24"/>
-          <w:lang w:val="es-AR"/>
-        </w:rPr>
-      </w:pPr>
-      <w:r>
-        <w:rPr>
-          <w:sz w:val="24"/>
-          <w:szCs w:val="24"/>
-          <w:lang w:val="es-AR"/>
-        </w:rPr>
         <w:t>Responsable: grupo flor arce</w:t>
       </w:r>
     </w:p>
@@ -1632,38 +1456,162 @@
           <w:szCs w:val="24"/>
           <w:lang w:val="es-AR"/>
         </w:rPr>
-        <w:t>Funciona: si</w:t>
-      </w:r>
-    </w:p>
-    <w:p>
-      <w:pPr>
-        <w:pStyle w:val="ListParagraph"/>
-        <w:numPr>
-          <w:ilvl w:val="0"/>
-          <w:numId w:val="1"/>
-        </w:numPr>
-        <w:rPr>
-          <w:sz w:val="24"/>
-          <w:szCs w:val="24"/>
-          <w:lang w:val="es-AR"/>
-        </w:rPr>
-      </w:pPr>
-      <w:r>
-        <w:rPr>
-          <w:sz w:val="24"/>
-          <w:szCs w:val="24"/>
-          <w:lang w:val="es-AR"/>
-        </w:rPr>
         <w:t>Responsable: Bianca correa</w:t>
       </w:r>
-      <w:r>
-        <w:rPr>
-          <w:sz w:val="24"/>
-          <w:szCs w:val="24"/>
-          <w:lang w:val="es-AR"/>
-        </w:rPr>
-        <w:br/>
-      </w:r>
+    </w:p>
+    <w:p>
+      <w:pPr>
+        <w:rPr>
+          <w:sz w:val="24"/>
+          <w:szCs w:val="24"/>
+          <w:lang w:val="es-AR"/>
+        </w:rPr>
+      </w:pPr>
+      <w:r>
+        <w:rPr>
+          <w:sz w:val="24"/>
+          <w:szCs w:val="24"/>
+          <w:lang w:val="es-AR"/>
+        </w:rPr>
+        <w:t>Formosa</w:t>
+      </w:r>
+      <w:r>
+        <w:rPr>
+          <w:sz w:val="24"/>
+          <w:szCs w:val="24"/>
+          <w:lang w:val="es-AR"/>
+        </w:rPr>
+        <w:t>:</w:t>
+      </w:r>
+      <w:r>
+        <w:rPr>
+          <w:sz w:val="24"/>
+          <w:szCs w:val="24"/>
+          <w:lang w:val="es-AR"/>
+        </w:rPr>
+        <w:t xml:space="preserve"> </w:t>
+      </w:r>
+    </w:p>
+    <w:p>
+      <w:pPr>
+        <w:pStyle w:val="ListParagraph"/>
+        <w:numPr>
+          <w:ilvl w:val="0"/>
+          <w:numId w:val="1"/>
+        </w:numPr>
+        <w:rPr>
+          <w:sz w:val="24"/>
+          <w:szCs w:val="24"/>
+          <w:lang w:val="es-AR"/>
+        </w:rPr>
+      </w:pPr>
+      <w:r>
+        <w:rPr>
+          <w:sz w:val="24"/>
+          <w:szCs w:val="24"/>
+          <w:lang w:val="es-AR"/>
+        </w:rPr>
+        <w:t xml:space="preserve">Ministerios: </w:t>
+      </w:r>
+      <w:r>
+        <w:rPr>
+          <w:sz w:val="24"/>
+          <w:szCs w:val="24"/>
+          <w:lang w:val="es-AR"/>
+        </w:rPr>
+        <w:t>Administración Tributaria de la Provincia de Formosa </w:t>
+      </w:r>
+    </w:p>
+    <w:p>
+      <w:pPr>
+        <w:pStyle w:val="ListParagraph"/>
+        <w:numPr>
+          <w:ilvl w:val="0"/>
+          <w:numId w:val="1"/>
+        </w:numPr>
+        <w:rPr>
+          <w:sz w:val="24"/>
+          <w:szCs w:val="24"/>
+          <w:lang w:val="es-AR"/>
+        </w:rPr>
+      </w:pPr>
+      <w:r>
+        <w:rPr>
+          <w:sz w:val="24"/>
+          <w:szCs w:val="24"/>
+          <w:lang w:val="es-AR"/>
+        </w:rPr>
+        <w:t xml:space="preserve">Palabras clave: </w:t>
+      </w:r>
+      <w:r>
+        <w:rPr>
+          <w:sz w:val="24"/>
+          <w:szCs w:val="24"/>
+          <w:lang w:val="es-AR"/>
+        </w:rPr>
+        <w:t>NAES, Nomenclador de Actividades Económicas, periodo fiscal, impuesto, alícuota, Ingresos Brutos, regímenes de recaudación, valuación fiscal, base imponible. </w:t>
+      </w:r>
+    </w:p>
+    <w:p>
+      <w:pPr>
+        <w:pStyle w:val="ListParagraph"/>
+        <w:numPr>
+          <w:ilvl w:val="0"/>
+          <w:numId w:val="1"/>
+        </w:numPr>
+        <w:rPr>
+          <w:sz w:val="24"/>
+          <w:szCs w:val="24"/>
+          <w:lang w:val="es-AR"/>
+        </w:rPr>
+      </w:pPr>
+      <w:r>
+        <w:rPr>
+          <w:sz w:val="24"/>
+          <w:szCs w:val="24"/>
+          <w:lang w:val="es-AR"/>
+        </w:rPr>
+        <w:t>Palabras a evitar</w:t>
+      </w:r>
+      <w:r>
+        <w:rPr>
+          <w:sz w:val="24"/>
+          <w:szCs w:val="24"/>
+          <w:lang w:val="es-AR"/>
+        </w:rPr>
+        <w:t xml:space="preserve">: Agente de recaudación y agente de percepción </w:t>
+      </w:r>
+    </w:p>
+    <w:p>
+      <w:pPr>
+        <w:pStyle w:val="ListParagraph"/>
+        <w:numPr>
+          <w:ilvl w:val="0"/>
+          <w:numId w:val="1"/>
+        </w:numPr>
+        <w:rPr>
+          <w:sz w:val="24"/>
+          <w:szCs w:val="24"/>
+          <w:lang w:val="es-AR"/>
+        </w:rPr>
+      </w:pPr>
+      <w:r>
+        <w:rPr>
+          <w:sz w:val="24"/>
+          <w:szCs w:val="24"/>
+          <w:lang w:val="es-AR"/>
+        </w:rPr>
+        <w:t>Responsable: Bianca correa</w:t>
+      </w:r>
+    </w:p>
+    <w:p>
+      <w:pPr>
+        <w:rPr>
+          <w:sz w:val="24"/>
+          <w:szCs w:val="24"/>
+          <w:lang w:val="es-AR"/>
+        </w:rPr>
+      </w:pPr>
     </w:p>
     <w:p>
       <w:pPr>
@@ -1698,7 +1646,7 @@
           <w:lang w:val="es-AR"/>
         </w:rPr>
         <w:lastRenderedPageBreak/>
-        <w:t>Formosa</w:t>
+        <w:t>Jujuy</w:t>
       </w:r>
       <w:r>
         <w:rPr>
@@ -1744,37 +1692,45 @@
           <w:szCs w:val="24"/>
           <w:lang w:val="es-AR"/>
         </w:rPr>
-        <w:t>Administración Tributaria de la Provincia de Formosa </w:t>
-      </w:r>
-    </w:p>
-    <w:p>
-      <w:pPr>
-        <w:pStyle w:val="ListParagraph"/>
-        <w:numPr>
-          <w:ilvl w:val="0"/>
-          <w:numId w:val="1"/>
-        </w:numPr>
-        <w:rPr>
-          <w:sz w:val="24"/>
-          <w:szCs w:val="24"/>
-          <w:lang w:val="es-AR"/>
-        </w:rPr>
-      </w:pPr>
-      <w:r>
-        <w:rPr>
-          <w:sz w:val="24"/>
-          <w:szCs w:val="24"/>
-          <w:lang w:val="es-AR"/>
-        </w:rPr>
-        <w:t xml:space="preserve">Palabras clave: </w:t>
-      </w:r>
-      <w:r>
-        <w:rPr>
-          <w:sz w:val="24"/>
-          <w:szCs w:val="24"/>
-          <w:lang w:val="es-AR"/>
-        </w:rPr>
-        <w:t>NAES, Nomenclador de Actividades Económicas, periodo fiscal, impuesto, alícuota, Ingresos Brutos, regímenes de recaudación, valuación fiscal, base imponible. </w:t>
+        <w:t>Decreto, Resolucion, Ley</w:t>
+      </w:r>
+    </w:p>
+    <w:p>
+      <w:pPr>
+        <w:pStyle w:val="ListParagraph"/>
+        <w:numPr>
+          <w:ilvl w:val="0"/>
+          <w:numId w:val="1"/>
+        </w:numPr>
+        <w:rPr>
+          <w:sz w:val="24"/>
+          <w:szCs w:val="24"/>
+          <w:lang w:val="es-AR"/>
+        </w:rPr>
+      </w:pPr>
+      <w:r>
+        <w:rPr>
+          <w:sz w:val="24"/>
+          <w:szCs w:val="24"/>
+          <w:lang w:val="es-AR"/>
+        </w:rPr>
+        <w:t>Palabras clave</w:t>
+      </w:r>
+      <w:r>
+        <w:rPr>
+          <w:sz w:val="24"/>
+          <w:szCs w:val="24"/>
+          <w:lang w:val="es-AR"/>
+        </w:rPr>
+        <w:t xml:space="preserve">: </w:t>
+      </w:r>
+      <w:r>
+        <w:rPr>
+          <w:sz w:val="24"/>
+          <w:szCs w:val="24"/>
+          <w:lang w:val="es-AR"/>
+        </w:rPr>
+        <w:t>impuestos, impositivos, ganancias, brutos, agregado, sellos, automotor, inmobiliario, incentivos </w:t>
       </w:r>
     </w:p>
     <w:p>
@@ -1798,74 +1754,44 @@
         </w:rPr>
         <w:t>Palabras a evitar</w:t>
       </w:r>
-      <w:r>
-        <w:rPr>
-          <w:sz w:val="24"/>
-          <w:szCs w:val="24"/>
-          <w:lang w:val="es-AR"/>
-        </w:rPr>
-        <w:t xml:space="preserve">: Agente de recaudación y agente de percepción </w:t>
-      </w:r>
-    </w:p>
-    <w:p>
-      <w:pPr>
-        <w:pStyle w:val="ListParagraph"/>
-        <w:numPr>
-          <w:ilvl w:val="0"/>
-          <w:numId w:val="1"/>
-        </w:numPr>
-        <w:rPr>
-          <w:sz w:val="24"/>
-          <w:szCs w:val="24"/>
-          <w:lang w:val="es-AR"/>
-        </w:rPr>
-      </w:pPr>
-      <w:r>
-        <w:rPr>
-          <w:sz w:val="24"/>
-          <w:szCs w:val="24"/>
-          <w:lang w:val="es-AR"/>
-        </w:rPr>
-        <w:t>Funciona: si</w:t>
-      </w:r>
-    </w:p>
-    <w:p>
-      <w:pPr>
-        <w:pStyle w:val="ListParagraph"/>
-        <w:numPr>
-          <w:ilvl w:val="0"/>
-          <w:numId w:val="1"/>
-        </w:numPr>
-        <w:rPr>
-          <w:sz w:val="24"/>
-          <w:szCs w:val="24"/>
-          <w:lang w:val="es-AR"/>
-        </w:rPr>
-      </w:pPr>
-      <w:r>
-        <w:rPr>
-          <w:sz w:val="24"/>
-          <w:szCs w:val="24"/>
-          <w:lang w:val="es-AR"/>
-        </w:rPr>
-        <w:t>Responsable: Bianca correa</w:t>
-      </w:r>
-    </w:p>
-    <w:p>
-      <w:pPr>
-        <w:rPr>
-          <w:sz w:val="24"/>
-          <w:szCs w:val="24"/>
-          <w:lang w:val="es-AR"/>
-        </w:rPr>
-      </w:pPr>
-      <w:r>
-        <w:rPr>
-          <w:sz w:val="24"/>
-          <w:szCs w:val="24"/>
-          <w:lang w:val="es-AR"/>
-        </w:rPr>
-        <w:t>Jujuy</w:t>
+    </w:p>
+    <w:p>
+      <w:pPr>
+        <w:pStyle w:val="ListParagraph"/>
+        <w:numPr>
+          <w:ilvl w:val="0"/>
+          <w:numId w:val="1"/>
+        </w:numPr>
+        <w:rPr>
+          <w:sz w:val="24"/>
+          <w:szCs w:val="24"/>
+          <w:lang w:val="es-AR"/>
+        </w:rPr>
+      </w:pPr>
+      <w:r>
+        <w:rPr>
+          <w:sz w:val="24"/>
+          <w:szCs w:val="24"/>
+          <w:lang w:val="es-AR"/>
+        </w:rPr>
+        <w:t>Responsable: grupo flor arce</w:t>
+      </w:r>
+    </w:p>
+    <w:p>
+      <w:pPr>
+        <w:rPr>
+          <w:sz w:val="24"/>
+          <w:szCs w:val="24"/>
+          <w:lang w:val="es-AR"/>
+        </w:rPr>
+      </w:pPr>
+      <w:r>
+        <w:rPr>
+          <w:sz w:val="24"/>
+          <w:szCs w:val="24"/>
+          <w:lang w:val="es-AR"/>
+        </w:rPr>
+        <w:t>La pampa</w:t>
       </w:r>
       <w:r>
         <w:rPr>
@@ -1911,6 +1837,799 @@
           <w:szCs w:val="24"/>
           <w:lang w:val="es-AR"/>
         </w:rPr>
+        <w:t>Dirección General de Rentas</w:t>
+      </w:r>
+    </w:p>
+    <w:p>
+      <w:pPr>
+        <w:pStyle w:val="ListParagraph"/>
+        <w:numPr>
+          <w:ilvl w:val="0"/>
+          <w:numId w:val="1"/>
+        </w:numPr>
+        <w:rPr>
+          <w:sz w:val="24"/>
+          <w:szCs w:val="24"/>
+          <w:lang w:val="es-AR"/>
+        </w:rPr>
+      </w:pPr>
+      <w:r>
+        <w:rPr>
+          <w:sz w:val="24"/>
+          <w:szCs w:val="24"/>
+          <w:lang w:val="es-AR"/>
+        </w:rPr>
+        <w:t>Palabras clave</w:t>
+      </w:r>
+      <w:r>
+        <w:rPr>
+          <w:sz w:val="24"/>
+          <w:szCs w:val="24"/>
+          <w:lang w:val="es-AR"/>
+        </w:rPr>
+        <w:t xml:space="preserve">: </w:t>
+      </w:r>
+      <w:r>
+        <w:rPr>
+          <w:sz w:val="24"/>
+          <w:szCs w:val="24"/>
+          <w:lang w:val="es-MX"/>
+        </w:rPr>
+        <w:t xml:space="preserve">impuestos, ingresos brutos, ingresos, brutos, brutas, retenciones, percepciones, agentes, vencimiento, convenio, actividades, tasas, rentas, sellos, </w:t>
+      </w:r>
+      <w:proofErr w:type="spellStart"/>
+      <w:r>
+        <w:rPr>
+          <w:sz w:val="24"/>
+          <w:szCs w:val="24"/>
+          <w:lang w:val="es-MX"/>
+        </w:rPr>
+        <w:t>inmobilitario</w:t>
+      </w:r>
+      <w:proofErr w:type="spellEnd"/>
+      <w:r>
+        <w:rPr>
+          <w:sz w:val="24"/>
+          <w:szCs w:val="24"/>
+          <w:lang w:val="es-MX"/>
+        </w:rPr>
+        <w:t>, ley impositiva, LIA.</w:t>
+      </w:r>
+    </w:p>
+    <w:p>
+      <w:pPr>
+        <w:pStyle w:val="ListParagraph"/>
+        <w:numPr>
+          <w:ilvl w:val="0"/>
+          <w:numId w:val="1"/>
+        </w:numPr>
+        <w:rPr>
+          <w:sz w:val="24"/>
+          <w:szCs w:val="24"/>
+          <w:lang w:val="es-AR"/>
+        </w:rPr>
+      </w:pPr>
+      <w:r>
+        <w:rPr>
+          <w:sz w:val="24"/>
+          <w:szCs w:val="24"/>
+          <w:lang w:val="es-AR"/>
+        </w:rPr>
+        <w:t>Palabras a evitar</w:t>
+      </w:r>
+    </w:p>
+    <w:p>
+      <w:pPr>
+        <w:pStyle w:val="ListParagraph"/>
+        <w:numPr>
+          <w:ilvl w:val="0"/>
+          <w:numId w:val="1"/>
+        </w:numPr>
+        <w:rPr>
+          <w:sz w:val="24"/>
+          <w:szCs w:val="24"/>
+          <w:lang w:val="es-AR"/>
+        </w:rPr>
+      </w:pPr>
+      <w:r>
+        <w:rPr>
+          <w:sz w:val="24"/>
+          <w:szCs w:val="24"/>
+          <w:lang w:val="es-AR"/>
+        </w:rPr>
+        <w:t>Responsable: Juan Anahi</w:t>
+      </w:r>
+    </w:p>
+    <w:p>
+      <w:pPr>
+        <w:rPr>
+          <w:sz w:val="24"/>
+          <w:szCs w:val="24"/>
+          <w:lang w:val="es-AR"/>
+        </w:rPr>
+      </w:pPr>
+      <w:r>
+        <w:rPr>
+          <w:sz w:val="24"/>
+          <w:szCs w:val="24"/>
+          <w:lang w:val="es-AR"/>
+        </w:rPr>
+        <w:t xml:space="preserve">La </w:t>
+      </w:r>
+      <w:proofErr w:type="gramStart"/>
+      <w:r>
+        <w:rPr>
+          <w:sz w:val="24"/>
+          <w:szCs w:val="24"/>
+          <w:lang w:val="es-AR"/>
+        </w:rPr>
+        <w:t xml:space="preserve">rioja </w:t>
+      </w:r>
+      <w:r>
+        <w:rPr>
+          <w:sz w:val="24"/>
+          <w:szCs w:val="24"/>
+          <w:lang w:val="es-AR"/>
+        </w:rPr>
+        <w:t>:</w:t>
+      </w:r>
+      <w:proofErr w:type="gramEnd"/>
+      <w:r>
+        <w:rPr>
+          <w:sz w:val="24"/>
+          <w:szCs w:val="24"/>
+          <w:lang w:val="es-AR"/>
+        </w:rPr>
+        <w:t xml:space="preserve"> </w:t>
+      </w:r>
+    </w:p>
+    <w:p>
+      <w:pPr>
+        <w:pStyle w:val="ListParagraph"/>
+        <w:numPr>
+          <w:ilvl w:val="0"/>
+          <w:numId w:val="1"/>
+        </w:numPr>
+        <w:rPr>
+          <w:sz w:val="24"/>
+          <w:szCs w:val="24"/>
+          <w:lang w:val="es-AR"/>
+        </w:rPr>
+      </w:pPr>
+      <w:r>
+        <w:rPr>
+          <w:sz w:val="24"/>
+          <w:szCs w:val="24"/>
+          <w:lang w:val="es-AR"/>
+        </w:rPr>
+        <w:t xml:space="preserve">Ministerios: </w:t>
+      </w:r>
+      <w:r>
+        <w:rPr>
+          <w:sz w:val="24"/>
+          <w:szCs w:val="24"/>
+          <w:lang w:val="es-AR"/>
+        </w:rPr>
+        <w:t>Ministerio de hacienda y finanzas públicas</w:t>
+      </w:r>
+      <w:r>
+        <w:rPr>
+          <w:sz w:val="24"/>
+          <w:szCs w:val="24"/>
+          <w:lang w:val="es-AR"/>
+        </w:rPr>
+        <w:t xml:space="preserve">, </w:t>
+      </w:r>
+      <w:r>
+        <w:rPr>
+          <w:sz w:val="24"/>
+          <w:szCs w:val="24"/>
+          <w:lang w:val="es-AR"/>
+        </w:rPr>
+        <w:t>Dirección General de Ingresos Provinciales (DGIP)</w:t>
+      </w:r>
+    </w:p>
+    <w:p>
+      <w:pPr>
+        <w:pStyle w:val="ListParagraph"/>
+        <w:numPr>
+          <w:ilvl w:val="0"/>
+          <w:numId w:val="1"/>
+        </w:numPr>
+        <w:rPr>
+          <w:sz w:val="24"/>
+          <w:szCs w:val="24"/>
+          <w:lang w:val="es-MX"/>
+        </w:rPr>
+      </w:pPr>
+      <w:r>
+        <w:rPr>
+          <w:sz w:val="24"/>
+          <w:szCs w:val="24"/>
+          <w:lang w:val="es-AR"/>
+        </w:rPr>
+        <w:t>Palabras clave</w:t>
+      </w:r>
+      <w:r>
+        <w:rPr>
+          <w:sz w:val="24"/>
+          <w:szCs w:val="24"/>
+          <w:lang w:val="es-AR"/>
+        </w:rPr>
+        <w:t xml:space="preserve">: </w:t>
+      </w:r>
+      <w:r>
+        <w:rPr>
+          <w:sz w:val="24"/>
+          <w:szCs w:val="24"/>
+          <w:lang w:val="es-MX"/>
+        </w:rPr>
+        <w:t xml:space="preserve"> impuestos, ingresos brutos, ingresos, brutos, brutas, retenciones, percepciones, agentes, vencimiento, convenio, actividades, tasas, rentas, sellos, </w:t>
+      </w:r>
+      <w:proofErr w:type="spellStart"/>
+      <w:r>
+        <w:rPr>
+          <w:sz w:val="24"/>
+          <w:szCs w:val="24"/>
+          <w:lang w:val="es-MX"/>
+        </w:rPr>
+        <w:t>inmobilitario</w:t>
+      </w:r>
+      <w:proofErr w:type="spellEnd"/>
+      <w:r>
+        <w:rPr>
+          <w:sz w:val="24"/>
+          <w:szCs w:val="24"/>
+          <w:lang w:val="es-MX"/>
+        </w:rPr>
+        <w:t>, ley impositiva, LIA.</w:t>
+      </w:r>
+    </w:p>
+    <w:p>
+      <w:pPr>
+        <w:pStyle w:val="ListParagraph"/>
+        <w:numPr>
+          <w:ilvl w:val="0"/>
+          <w:numId w:val="1"/>
+        </w:numPr>
+        <w:rPr>
+          <w:sz w:val="24"/>
+          <w:szCs w:val="24"/>
+          <w:lang w:val="es-AR"/>
+        </w:rPr>
+      </w:pPr>
+      <w:r>
+        <w:rPr>
+          <w:sz w:val="24"/>
+          <w:szCs w:val="24"/>
+          <w:lang w:val="es-AR"/>
+        </w:rPr>
+        <w:t>Palabras a evitar</w:t>
+      </w:r>
+      <w:r>
+        <w:rPr>
+          <w:sz w:val="24"/>
+          <w:szCs w:val="24"/>
+          <w:lang w:val="es-AR"/>
+        </w:rPr>
+        <w:t xml:space="preserve">: </w:t>
+      </w:r>
+    </w:p>
+    <w:p>
+      <w:pPr>
+        <w:pStyle w:val="ListParagraph"/>
+        <w:numPr>
+          <w:ilvl w:val="0"/>
+          <w:numId w:val="1"/>
+        </w:numPr>
+        <w:rPr>
+          <w:sz w:val="24"/>
+          <w:szCs w:val="24"/>
+          <w:lang w:val="es-AR"/>
+        </w:rPr>
+      </w:pPr>
+      <w:r>
+        <w:rPr>
+          <w:sz w:val="24"/>
+          <w:szCs w:val="24"/>
+          <w:lang w:val="es-AR"/>
+        </w:rPr>
+        <w:t>Responsable: Juan Anahi</w:t>
+      </w:r>
+    </w:p>
+    <w:p>
+      <w:pPr>
+        <w:rPr>
+          <w:sz w:val="24"/>
+          <w:szCs w:val="24"/>
+          <w:lang w:val="es-AR"/>
+        </w:rPr>
+      </w:pPr>
+      <w:r>
+        <w:rPr>
+          <w:sz w:val="24"/>
+          <w:szCs w:val="24"/>
+          <w:lang w:val="es-AR"/>
+        </w:rPr>
+        <w:t>Mendoza</w:t>
+      </w:r>
+      <w:r>
+        <w:rPr>
+          <w:sz w:val="24"/>
+          <w:szCs w:val="24"/>
+          <w:lang w:val="es-AR"/>
+        </w:rPr>
+        <w:t>:</w:t>
+      </w:r>
+      <w:r>
+        <w:rPr>
+          <w:sz w:val="24"/>
+          <w:szCs w:val="24"/>
+          <w:lang w:val="es-AR"/>
+        </w:rPr>
+        <w:t xml:space="preserve"> </w:t>
+      </w:r>
+    </w:p>
+    <w:p>
+      <w:pPr>
+        <w:pStyle w:val="ListParagraph"/>
+        <w:numPr>
+          <w:ilvl w:val="0"/>
+          <w:numId w:val="1"/>
+        </w:numPr>
+        <w:rPr>
+          <w:sz w:val="24"/>
+          <w:szCs w:val="24"/>
+          <w:lang w:val="es-AR"/>
+        </w:rPr>
+      </w:pPr>
+      <w:r>
+        <w:rPr>
+          <w:sz w:val="24"/>
+          <w:szCs w:val="24"/>
+          <w:lang w:val="es-AR"/>
+        </w:rPr>
+        <w:t xml:space="preserve">Ministerios: </w:t>
+      </w:r>
+    </w:p>
+    <w:p>
+      <w:pPr>
+        <w:pStyle w:val="ListParagraph"/>
+        <w:numPr>
+          <w:ilvl w:val="0"/>
+          <w:numId w:val="1"/>
+        </w:numPr>
+        <w:rPr>
+          <w:sz w:val="24"/>
+          <w:szCs w:val="24"/>
+          <w:lang w:val="es-AR"/>
+        </w:rPr>
+      </w:pPr>
+      <w:r>
+        <w:rPr>
+          <w:sz w:val="24"/>
+          <w:szCs w:val="24"/>
+          <w:lang w:val="es-AR"/>
+        </w:rPr>
+        <w:t>Palabras clave</w:t>
+      </w:r>
+    </w:p>
+    <w:p>
+      <w:pPr>
+        <w:pStyle w:val="ListParagraph"/>
+        <w:numPr>
+          <w:ilvl w:val="0"/>
+          <w:numId w:val="1"/>
+        </w:numPr>
+        <w:rPr>
+          <w:sz w:val="24"/>
+          <w:szCs w:val="24"/>
+          <w:lang w:val="es-AR"/>
+        </w:rPr>
+      </w:pPr>
+      <w:r>
+        <w:rPr>
+          <w:sz w:val="24"/>
+          <w:szCs w:val="24"/>
+          <w:lang w:val="es-AR"/>
+        </w:rPr>
+        <w:t>Palabras a evitar</w:t>
+      </w:r>
+    </w:p>
+    <w:p>
+      <w:pPr>
+        <w:pStyle w:val="ListParagraph"/>
+        <w:numPr>
+          <w:ilvl w:val="0"/>
+          <w:numId w:val="1"/>
+        </w:numPr>
+        <w:rPr>
+          <w:sz w:val="24"/>
+          <w:szCs w:val="24"/>
+          <w:lang w:val="es-AR"/>
+        </w:rPr>
+      </w:pPr>
+      <w:r>
+        <w:rPr>
+          <w:sz w:val="24"/>
+          <w:szCs w:val="24"/>
+          <w:lang w:val="es-AR"/>
+        </w:rPr>
+        <w:t>Responsable: Ludmila Varela Cabrera</w:t>
+      </w:r>
+    </w:p>
+    <w:p>
+      <w:pPr>
+        <w:rPr>
+          <w:sz w:val="24"/>
+          <w:szCs w:val="24"/>
+          <w:lang w:val="es-AR"/>
+        </w:rPr>
+      </w:pPr>
+      <w:r>
+        <w:rPr>
+          <w:sz w:val="24"/>
+          <w:szCs w:val="24"/>
+          <w:lang w:val="es-AR"/>
+        </w:rPr>
+        <w:t>Misiones</w:t>
+      </w:r>
+      <w:r>
+        <w:rPr>
+          <w:sz w:val="24"/>
+          <w:szCs w:val="24"/>
+          <w:lang w:val="es-AR"/>
+        </w:rPr>
+        <w:t>:</w:t>
+      </w:r>
+      <w:r>
+        <w:rPr>
+          <w:sz w:val="24"/>
+          <w:szCs w:val="24"/>
+          <w:lang w:val="es-AR"/>
+        </w:rPr>
+        <w:t xml:space="preserve"> </w:t>
+      </w:r>
+    </w:p>
+    <w:p>
+      <w:pPr>
+        <w:pStyle w:val="ListParagraph"/>
+        <w:numPr>
+          <w:ilvl w:val="0"/>
+          <w:numId w:val="1"/>
+        </w:numPr>
+        <w:rPr>
+          <w:sz w:val="24"/>
+          <w:szCs w:val="24"/>
+          <w:lang w:val="es-AR"/>
+        </w:rPr>
+      </w:pPr>
+      <w:r>
+        <w:rPr>
+          <w:sz w:val="24"/>
+          <w:szCs w:val="24"/>
+          <w:lang w:val="es-AR"/>
+        </w:rPr>
+        <w:t xml:space="preserve">Ministerios: </w:t>
+      </w:r>
+      <w:r>
+        <w:rPr>
+          <w:sz w:val="24"/>
+          <w:szCs w:val="24"/>
+          <w:lang w:val="es-AR"/>
+        </w:rPr>
+        <w:t>Min. Hacienda, Finanzas, Obras y servicios publicos, Agencia tributaria Misiones, Direccion general de rentas. </w:t>
+      </w:r>
+    </w:p>
+    <w:p>
+      <w:pPr>
+        <w:pStyle w:val="ListParagraph"/>
+        <w:numPr>
+          <w:ilvl w:val="0"/>
+          <w:numId w:val="1"/>
+        </w:numPr>
+        <w:rPr>
+          <w:sz w:val="24"/>
+          <w:szCs w:val="24"/>
+          <w:lang w:val="es-AR"/>
+        </w:rPr>
+      </w:pPr>
+      <w:r>
+        <w:rPr>
+          <w:sz w:val="24"/>
+          <w:szCs w:val="24"/>
+          <w:lang w:val="es-AR"/>
+        </w:rPr>
+        <w:t>Palabras clave</w:t>
+      </w:r>
+      <w:r>
+        <w:rPr>
+          <w:sz w:val="24"/>
+          <w:szCs w:val="24"/>
+          <w:lang w:val="es-AR"/>
+        </w:rPr>
+        <w:t xml:space="preserve">: </w:t>
+      </w:r>
+      <w:r>
+        <w:rPr>
+          <w:sz w:val="24"/>
+          <w:szCs w:val="24"/>
+          <w:lang w:val="es-AR"/>
+        </w:rPr>
+        <w:t>Ingresos Brutos, percepcion, retencion,RIGI, Impuesto al valor agregado, RIMI, alicuota, Impuesto inmobiliario, sellos. </w:t>
+      </w:r>
+    </w:p>
+    <w:p>
+      <w:pPr>
+        <w:pStyle w:val="ListParagraph"/>
+        <w:numPr>
+          <w:ilvl w:val="0"/>
+          <w:numId w:val="1"/>
+        </w:numPr>
+        <w:rPr>
+          <w:sz w:val="24"/>
+          <w:szCs w:val="24"/>
+          <w:lang w:val="es-AR"/>
+        </w:rPr>
+      </w:pPr>
+      <w:r>
+        <w:rPr>
+          <w:sz w:val="24"/>
+          <w:szCs w:val="24"/>
+          <w:lang w:val="es-AR"/>
+        </w:rPr>
+        <w:t>Palabras a evitar</w:t>
+      </w:r>
+    </w:p>
+    <w:p>
+      <w:pPr>
+        <w:pStyle w:val="ListParagraph"/>
+        <w:numPr>
+          <w:ilvl w:val="0"/>
+          <w:numId w:val="1"/>
+        </w:numPr>
+        <w:rPr>
+          <w:sz w:val="24"/>
+          <w:szCs w:val="24"/>
+          <w:lang w:val="es-AR"/>
+        </w:rPr>
+      </w:pPr>
+      <w:r>
+        <w:rPr>
+          <w:sz w:val="24"/>
+          <w:szCs w:val="24"/>
+          <w:lang w:val="es-AR"/>
+        </w:rPr>
+        <w:t xml:space="preserve">Responsable: Flor </w:t>
+      </w:r>
+      <w:proofErr w:type="spellStart"/>
+      <w:r>
+        <w:rPr>
+          <w:sz w:val="24"/>
+          <w:szCs w:val="24"/>
+          <w:lang w:val="es-AR"/>
+        </w:rPr>
+        <w:t>maidana</w:t>
+      </w:r>
+      <w:proofErr w:type="spellEnd"/>
+    </w:p>
+    <w:p>
+      <w:pPr>
+        <w:rPr>
+          <w:sz w:val="24"/>
+          <w:szCs w:val="24"/>
+          <w:lang w:val="es-AR"/>
+        </w:rPr>
+      </w:pPr>
+    </w:p>
+    <w:p>
+      <w:pPr>
+        <w:rPr>
+          <w:sz w:val="24"/>
+          <w:szCs w:val="24"/>
+          <w:lang w:val="es-AR"/>
+        </w:rPr>
+      </w:pPr>
+      <w:proofErr w:type="spellStart"/>
+      <w:r>
+        <w:rPr>
+          <w:sz w:val="24"/>
+          <w:szCs w:val="24"/>
+          <w:lang w:val="es-AR"/>
+        </w:rPr>
+        <w:lastRenderedPageBreak/>
+        <w:t>Neuquen</w:t>
+      </w:r>
+      <w:proofErr w:type="spellEnd"/>
+      <w:r>
+        <w:rPr>
+          <w:sz w:val="24"/>
+          <w:szCs w:val="24"/>
+          <w:lang w:val="es-AR"/>
+        </w:rPr>
+        <w:t>:</w:t>
+      </w:r>
+      <w:r>
+        <w:rPr>
+          <w:sz w:val="24"/>
+          <w:szCs w:val="24"/>
+          <w:lang w:val="es-AR"/>
+        </w:rPr>
+        <w:t xml:space="preserve"> </w:t>
+      </w:r>
+    </w:p>
+    <w:p>
+      <w:pPr>
+        <w:pStyle w:val="ListParagraph"/>
+        <w:numPr>
+          <w:ilvl w:val="0"/>
+          <w:numId w:val="1"/>
+        </w:numPr>
+        <w:rPr>
+          <w:sz w:val="24"/>
+          <w:szCs w:val="24"/>
+          <w:lang w:val="es-AR"/>
+        </w:rPr>
+      </w:pPr>
+      <w:r>
+        <w:rPr>
+          <w:sz w:val="24"/>
+          <w:szCs w:val="24"/>
+          <w:lang w:val="es-AR"/>
+        </w:rPr>
+        <w:t xml:space="preserve">Ministerios: </w:t>
+      </w:r>
+      <w:r>
+        <w:rPr>
+          <w:sz w:val="24"/>
+          <w:szCs w:val="24"/>
+          <w:lang w:val="es-AR"/>
+        </w:rPr>
+        <w:t>Dirección provincial de rentas, Secretaria del trabajo, Consejo profesional de ciencias económicas, Poder Ejecutivo, Poder Legislativo </w:t>
+      </w:r>
+    </w:p>
+    <w:p>
+      <w:pPr>
+        <w:pStyle w:val="ListParagraph"/>
+        <w:numPr>
+          <w:ilvl w:val="0"/>
+          <w:numId w:val="1"/>
+        </w:numPr>
+        <w:rPr>
+          <w:sz w:val="24"/>
+          <w:szCs w:val="24"/>
+          <w:lang w:val="es-AR"/>
+        </w:rPr>
+      </w:pPr>
+      <w:r>
+        <w:rPr>
+          <w:sz w:val="24"/>
+          <w:szCs w:val="24"/>
+          <w:lang w:val="es-AR"/>
+        </w:rPr>
+        <w:t>Palabras clave</w:t>
+      </w:r>
+      <w:r>
+        <w:rPr>
+          <w:sz w:val="24"/>
+          <w:szCs w:val="24"/>
+          <w:lang w:val="es-AR"/>
+        </w:rPr>
+        <w:t xml:space="preserve">: </w:t>
+      </w:r>
+      <w:r>
+        <w:rPr>
+          <w:sz w:val="24"/>
+          <w:szCs w:val="24"/>
+          <w:lang w:val="es-AR"/>
+        </w:rPr>
+        <w:t>Ingresos Brutos, IIBB, percepción, retención, RIGI, RIMI, Impuesto al valor agregado, IVA, alícuota, Impuesto inmobiliario, sellos. </w:t>
+      </w:r>
+    </w:p>
+    <w:p>
+      <w:pPr>
+        <w:pStyle w:val="ListParagraph"/>
+        <w:numPr>
+          <w:ilvl w:val="0"/>
+          <w:numId w:val="1"/>
+        </w:numPr>
+        <w:rPr>
+          <w:sz w:val="24"/>
+          <w:szCs w:val="24"/>
+          <w:lang w:val="es-AR"/>
+        </w:rPr>
+      </w:pPr>
+      <w:r>
+        <w:rPr>
+          <w:sz w:val="24"/>
+          <w:szCs w:val="24"/>
+          <w:lang w:val="es-AR"/>
+        </w:rPr>
+        <w:t>Palabras a evitar</w:t>
+      </w:r>
+    </w:p>
+    <w:p>
+      <w:pPr>
+        <w:pStyle w:val="ListParagraph"/>
+        <w:numPr>
+          <w:ilvl w:val="0"/>
+          <w:numId w:val="1"/>
+        </w:numPr>
+        <w:rPr>
+          <w:sz w:val="24"/>
+          <w:szCs w:val="24"/>
+          <w:lang w:val="es-AR"/>
+        </w:rPr>
+      </w:pPr>
+      <w:r>
+        <w:rPr>
+          <w:sz w:val="24"/>
+          <w:szCs w:val="24"/>
+          <w:lang w:val="es-AR"/>
+        </w:rPr>
+        <w:t>Responsable: Mateo medina</w:t>
+      </w:r>
+    </w:p>
+    <w:p>
+      <w:pPr>
+        <w:rPr>
+          <w:sz w:val="24"/>
+          <w:szCs w:val="24"/>
+          <w:lang w:val="es-AR"/>
+        </w:rPr>
+      </w:pPr>
+      <w:r>
+        <w:rPr>
+          <w:sz w:val="24"/>
+          <w:szCs w:val="24"/>
+          <w:lang w:val="es-AR"/>
+        </w:rPr>
+        <w:t>Rio negro</w:t>
+      </w:r>
+      <w:r>
+        <w:rPr>
+          <w:sz w:val="24"/>
+          <w:szCs w:val="24"/>
+          <w:lang w:val="es-AR"/>
+        </w:rPr>
+        <w:t>:</w:t>
+      </w:r>
+      <w:r>
+        <w:rPr>
+          <w:sz w:val="24"/>
+          <w:szCs w:val="24"/>
+          <w:lang w:val="es-AR"/>
+        </w:rPr>
+        <w:t xml:space="preserve"> </w:t>
+      </w:r>
+    </w:p>
+    <w:p>
+      <w:pPr>
+        <w:pStyle w:val="ListParagraph"/>
+        <w:numPr>
+          <w:ilvl w:val="0"/>
+          <w:numId w:val="1"/>
+        </w:numPr>
+        <w:rPr>
+          <w:sz w:val="24"/>
+          <w:szCs w:val="24"/>
+          <w:lang w:val="es-AR"/>
+        </w:rPr>
+      </w:pPr>
+      <w:r>
+        <w:rPr>
+          <w:sz w:val="24"/>
+          <w:szCs w:val="24"/>
+          <w:lang w:val="es-AR"/>
+        </w:rPr>
+        <w:t xml:space="preserve">Ministerios: </w:t>
+      </w:r>
+      <w:r>
+        <w:rPr>
+          <w:sz w:val="24"/>
+          <w:szCs w:val="24"/>
+          <w:lang w:val="es-AR"/>
+        </w:rPr>
         <w:t>Decreto, Resolucion, Ley</w:t>
       </w:r>
     </w:p>
@@ -1949,7 +2668,7 @@
           <w:szCs w:val="24"/>
           <w:lang w:val="es-AR"/>
         </w:rPr>
-        <w:t>impuestos, impositivos, ganancias, brutos, agregado, sellos, automotor, inmobiliario, incentivos </w:t>
+        <w:t>Tributaria, Sellos, Inmobiliario, Convenio Multilateral</w:t>
       </w:r>
     </w:p>
     <w:p>
@@ -1972,1053 +2691,6 @@
           <w:lang w:val="es-AR"/>
         </w:rPr>
         <w:t>Palabras a evitar</w:t>
-      </w:r>
-    </w:p>
-    <w:p>
-      <w:pPr>
-        <w:pStyle w:val="ListParagraph"/>
-        <w:numPr>
-          <w:ilvl w:val="0"/>
-          <w:numId w:val="1"/>
-        </w:numPr>
-        <w:rPr>
-          <w:sz w:val="24"/>
-          <w:szCs w:val="24"/>
-          <w:lang w:val="es-AR"/>
-        </w:rPr>
-      </w:pPr>
-      <w:r>
-        <w:rPr>
-          <w:sz w:val="24"/>
-          <w:szCs w:val="24"/>
-          <w:lang w:val="es-AR"/>
-        </w:rPr>
-        <w:t xml:space="preserve">Funciona: </w:t>
-      </w:r>
-      <w:r>
-        <w:rPr>
-          <w:sz w:val="24"/>
-          <w:szCs w:val="24"/>
-          <w:lang w:val="es-AR"/>
-        </w:rPr>
-        <w:t xml:space="preserve">no. Revisar </w:t>
-      </w:r>
-    </w:p>
-    <w:p>
-      <w:pPr>
-        <w:pStyle w:val="ListParagraph"/>
-        <w:numPr>
-          <w:ilvl w:val="0"/>
-          <w:numId w:val="1"/>
-        </w:numPr>
-        <w:rPr>
-          <w:sz w:val="24"/>
-          <w:szCs w:val="24"/>
-          <w:lang w:val="es-AR"/>
-        </w:rPr>
-      </w:pPr>
-      <w:r>
-        <w:rPr>
-          <w:sz w:val="24"/>
-          <w:szCs w:val="24"/>
-          <w:lang w:val="es-AR"/>
-        </w:rPr>
-        <w:t>Responsable: grupo flor arce</w:t>
-      </w:r>
-    </w:p>
-    <w:p>
-      <w:pPr>
-        <w:rPr>
-          <w:sz w:val="24"/>
-          <w:szCs w:val="24"/>
-          <w:lang w:val="es-AR"/>
-        </w:rPr>
-      </w:pPr>
-      <w:r>
-        <w:rPr>
-          <w:sz w:val="24"/>
-          <w:szCs w:val="24"/>
-          <w:lang w:val="es-AR"/>
-        </w:rPr>
-        <w:t>La pampa</w:t>
-      </w:r>
-      <w:r>
-        <w:rPr>
-          <w:sz w:val="24"/>
-          <w:szCs w:val="24"/>
-          <w:lang w:val="es-AR"/>
-        </w:rPr>
-        <w:t>:</w:t>
-      </w:r>
-      <w:r>
-        <w:rPr>
-          <w:sz w:val="24"/>
-          <w:szCs w:val="24"/>
-          <w:lang w:val="es-AR"/>
-        </w:rPr>
-        <w:t xml:space="preserve"> </w:t>
-      </w:r>
-    </w:p>
-    <w:p>
-      <w:pPr>
-        <w:pStyle w:val="ListParagraph"/>
-        <w:numPr>
-          <w:ilvl w:val="0"/>
-          <w:numId w:val="1"/>
-        </w:numPr>
-        <w:rPr>
-          <w:sz w:val="24"/>
-          <w:szCs w:val="24"/>
-          <w:lang w:val="es-AR"/>
-        </w:rPr>
-      </w:pPr>
-      <w:r>
-        <w:rPr>
-          <w:sz w:val="24"/>
-          <w:szCs w:val="24"/>
-          <w:lang w:val="es-AR"/>
-        </w:rPr>
-        <w:t xml:space="preserve">Ministerios: </w:t>
-      </w:r>
-      <w:r>
-        <w:rPr>
-          <w:sz w:val="24"/>
-          <w:szCs w:val="24"/>
-          <w:lang w:val="es-AR"/>
-        </w:rPr>
-        <w:t>Dirección General de Rentas</w:t>
-      </w:r>
-    </w:p>
-    <w:p>
-      <w:pPr>
-        <w:pStyle w:val="ListParagraph"/>
-        <w:numPr>
-          <w:ilvl w:val="0"/>
-          <w:numId w:val="1"/>
-        </w:numPr>
-        <w:rPr>
-          <w:sz w:val="24"/>
-          <w:szCs w:val="24"/>
-          <w:lang w:val="es-AR"/>
-        </w:rPr>
-      </w:pPr>
-      <w:r>
-        <w:rPr>
-          <w:sz w:val="24"/>
-          <w:szCs w:val="24"/>
-          <w:lang w:val="es-AR"/>
-        </w:rPr>
-        <w:t>Palabras clave</w:t>
-      </w:r>
-      <w:r>
-        <w:rPr>
-          <w:sz w:val="24"/>
-          <w:szCs w:val="24"/>
-          <w:lang w:val="es-AR"/>
-        </w:rPr>
-        <w:t xml:space="preserve">: </w:t>
-      </w:r>
-      <w:r>
-        <w:rPr>
-          <w:sz w:val="24"/>
-          <w:szCs w:val="24"/>
-          <w:lang w:val="es-MX"/>
-        </w:rPr>
-        <w:t xml:space="preserve">impuestos, ingresos brutos, ingresos, brutos, brutas, retenciones, percepciones, agentes, vencimiento, convenio, actividades, tasas, rentas, sellos, </w:t>
-      </w:r>
-      <w:proofErr w:type="spellStart"/>
-      <w:r>
-        <w:rPr>
-          <w:sz w:val="24"/>
-          <w:szCs w:val="24"/>
-          <w:lang w:val="es-MX"/>
-        </w:rPr>
-        <w:t>inmobilitario</w:t>
-      </w:r>
-      <w:proofErr w:type="spellEnd"/>
-      <w:r>
-        <w:rPr>
-          <w:sz w:val="24"/>
-          <w:szCs w:val="24"/>
-          <w:lang w:val="es-MX"/>
-        </w:rPr>
-        <w:t>, ley impositiva, LIA.</w:t>
-      </w:r>
-    </w:p>
-    <w:p>
-      <w:pPr>
-        <w:pStyle w:val="ListParagraph"/>
-        <w:numPr>
-          <w:ilvl w:val="0"/>
-          <w:numId w:val="1"/>
-        </w:numPr>
-        <w:rPr>
-          <w:sz w:val="24"/>
-          <w:szCs w:val="24"/>
-          <w:lang w:val="es-AR"/>
-        </w:rPr>
-      </w:pPr>
-      <w:r>
-        <w:rPr>
-          <w:sz w:val="24"/>
-          <w:szCs w:val="24"/>
-          <w:lang w:val="es-AR"/>
-        </w:rPr>
-        <w:t>Palabras a evitar</w:t>
-      </w:r>
-    </w:p>
-    <w:p>
-      <w:pPr>
-        <w:pStyle w:val="ListParagraph"/>
-        <w:numPr>
-          <w:ilvl w:val="0"/>
-          <w:numId w:val="1"/>
-        </w:numPr>
-        <w:rPr>
-          <w:sz w:val="24"/>
-          <w:szCs w:val="24"/>
-          <w:lang w:val="es-AR"/>
-        </w:rPr>
-      </w:pPr>
-      <w:r>
-        <w:rPr>
-          <w:sz w:val="24"/>
-          <w:szCs w:val="24"/>
-          <w:lang w:val="es-AR"/>
-        </w:rPr>
-        <w:t>Responsable: Juan Anahi</w:t>
-      </w:r>
-    </w:p>
-    <w:p>
-      <w:pPr>
-        <w:rPr>
-          <w:sz w:val="24"/>
-          <w:szCs w:val="24"/>
-          <w:lang w:val="es-AR"/>
-        </w:rPr>
-      </w:pPr>
-      <w:r>
-        <w:rPr>
-          <w:sz w:val="24"/>
-          <w:szCs w:val="24"/>
-          <w:lang w:val="es-AR"/>
-        </w:rPr>
-        <w:t xml:space="preserve">La </w:t>
-      </w:r>
-      <w:proofErr w:type="gramStart"/>
-      <w:r>
-        <w:rPr>
-          <w:sz w:val="24"/>
-          <w:szCs w:val="24"/>
-          <w:lang w:val="es-AR"/>
-        </w:rPr>
-        <w:t xml:space="preserve">rioja </w:t>
-      </w:r>
-      <w:r>
-        <w:rPr>
-          <w:sz w:val="24"/>
-          <w:szCs w:val="24"/>
-          <w:lang w:val="es-AR"/>
-        </w:rPr>
-        <w:t>:</w:t>
-      </w:r>
-      <w:proofErr w:type="gramEnd"/>
-      <w:r>
-        <w:rPr>
-          <w:sz w:val="24"/>
-          <w:szCs w:val="24"/>
-          <w:lang w:val="es-AR"/>
-        </w:rPr>
-        <w:t xml:space="preserve"> </w:t>
-      </w:r>
-    </w:p>
-    <w:p>
-      <w:pPr>
-        <w:pStyle w:val="ListParagraph"/>
-        <w:numPr>
-          <w:ilvl w:val="0"/>
-          <w:numId w:val="1"/>
-        </w:numPr>
-        <w:rPr>
-          <w:sz w:val="24"/>
-          <w:szCs w:val="24"/>
-          <w:lang w:val="es-AR"/>
-        </w:rPr>
-      </w:pPr>
-      <w:r>
-        <w:rPr>
-          <w:sz w:val="24"/>
-          <w:szCs w:val="24"/>
-          <w:lang w:val="es-AR"/>
-        </w:rPr>
-        <w:t xml:space="preserve">Ministerios: </w:t>
-      </w:r>
-      <w:r>
-        <w:rPr>
-          <w:sz w:val="24"/>
-          <w:szCs w:val="24"/>
-          <w:lang w:val="es-AR"/>
-        </w:rPr>
-        <w:t>Ministerio de hacienda y finanzas públicas</w:t>
-      </w:r>
-      <w:r>
-        <w:rPr>
-          <w:sz w:val="24"/>
-          <w:szCs w:val="24"/>
-          <w:lang w:val="es-AR"/>
-        </w:rPr>
-        <w:t xml:space="preserve">, </w:t>
-      </w:r>
-      <w:r>
-        <w:rPr>
-          <w:sz w:val="24"/>
-          <w:szCs w:val="24"/>
-          <w:lang w:val="es-AR"/>
-        </w:rPr>
-        <w:t>Dirección General de Ingresos Provinciales (DGIP)</w:t>
-      </w:r>
-    </w:p>
-    <w:p>
-      <w:pPr>
-        <w:pStyle w:val="ListParagraph"/>
-        <w:numPr>
-          <w:ilvl w:val="0"/>
-          <w:numId w:val="1"/>
-        </w:numPr>
-        <w:rPr>
-          <w:sz w:val="24"/>
-          <w:szCs w:val="24"/>
-          <w:lang w:val="es-MX"/>
-        </w:rPr>
-      </w:pPr>
-      <w:r>
-        <w:rPr>
-          <w:sz w:val="24"/>
-          <w:szCs w:val="24"/>
-          <w:lang w:val="es-AR"/>
-        </w:rPr>
-        <w:t>Palabras clave</w:t>
-      </w:r>
-      <w:r>
-        <w:rPr>
-          <w:sz w:val="24"/>
-          <w:szCs w:val="24"/>
-          <w:lang w:val="es-AR"/>
-        </w:rPr>
-        <w:t xml:space="preserve">: </w:t>
-      </w:r>
-      <w:r>
-        <w:rPr>
-          <w:sz w:val="24"/>
-          <w:szCs w:val="24"/>
-          <w:lang w:val="es-MX"/>
-        </w:rPr>
-        <w:t xml:space="preserve"> impuestos, ingresos brutos, ingresos, brutos, brutas, retenciones, percepciones, agentes, vencimiento, convenio, actividades, tasas, rentas, sellos, </w:t>
-      </w:r>
-      <w:proofErr w:type="spellStart"/>
-      <w:r>
-        <w:rPr>
-          <w:sz w:val="24"/>
-          <w:szCs w:val="24"/>
-          <w:lang w:val="es-MX"/>
-        </w:rPr>
-        <w:t>inmobilitario</w:t>
-      </w:r>
-      <w:proofErr w:type="spellEnd"/>
-      <w:r>
-        <w:rPr>
-          <w:sz w:val="24"/>
-          <w:szCs w:val="24"/>
-          <w:lang w:val="es-MX"/>
-        </w:rPr>
-        <w:t>, ley impositiva, LIA.</w:t>
-      </w:r>
-    </w:p>
-    <w:p>
-      <w:pPr>
-        <w:pStyle w:val="ListParagraph"/>
-        <w:numPr>
-          <w:ilvl w:val="0"/>
-          <w:numId w:val="1"/>
-        </w:numPr>
-        <w:rPr>
-          <w:sz w:val="24"/>
-          <w:szCs w:val="24"/>
-          <w:lang w:val="es-AR"/>
-        </w:rPr>
-      </w:pPr>
-      <w:r>
-        <w:rPr>
-          <w:sz w:val="24"/>
-          <w:szCs w:val="24"/>
-          <w:lang w:val="es-AR"/>
-        </w:rPr>
-        <w:t>Palabras a evitar</w:t>
-      </w:r>
-      <w:r>
-        <w:rPr>
-          <w:sz w:val="24"/>
-          <w:szCs w:val="24"/>
-          <w:lang w:val="es-AR"/>
-        </w:rPr>
-        <w:t xml:space="preserve">: </w:t>
-      </w:r>
-    </w:p>
-    <w:p>
-      <w:pPr>
-        <w:pStyle w:val="ListParagraph"/>
-        <w:numPr>
-          <w:ilvl w:val="0"/>
-          <w:numId w:val="1"/>
-        </w:numPr>
-        <w:rPr>
-          <w:sz w:val="24"/>
-          <w:szCs w:val="24"/>
-          <w:lang w:val="es-AR"/>
-        </w:rPr>
-      </w:pPr>
-      <w:r>
-        <w:rPr>
-          <w:sz w:val="24"/>
-          <w:szCs w:val="24"/>
-          <w:lang w:val="es-AR"/>
-        </w:rPr>
-        <w:t>Responsable: Juan Anahi</w:t>
-      </w:r>
-    </w:p>
-    <w:p>
-      <w:pPr>
-        <w:rPr>
-          <w:sz w:val="24"/>
-          <w:szCs w:val="24"/>
-          <w:lang w:val="es-AR"/>
-        </w:rPr>
-      </w:pPr>
-      <w:r>
-        <w:rPr>
-          <w:sz w:val="24"/>
-          <w:szCs w:val="24"/>
-          <w:lang w:val="es-AR"/>
-        </w:rPr>
-        <w:t>Mendoza</w:t>
-      </w:r>
-      <w:r>
-        <w:rPr>
-          <w:sz w:val="24"/>
-          <w:szCs w:val="24"/>
-          <w:lang w:val="es-AR"/>
-        </w:rPr>
-        <w:t>:</w:t>
-      </w:r>
-      <w:r>
-        <w:rPr>
-          <w:sz w:val="24"/>
-          <w:szCs w:val="24"/>
-          <w:lang w:val="es-AR"/>
-        </w:rPr>
-        <w:t xml:space="preserve"> </w:t>
-      </w:r>
-    </w:p>
-    <w:p>
-      <w:pPr>
-        <w:pStyle w:val="ListParagraph"/>
-        <w:numPr>
-          <w:ilvl w:val="0"/>
-          <w:numId w:val="1"/>
-        </w:numPr>
-        <w:rPr>
-          <w:sz w:val="24"/>
-          <w:szCs w:val="24"/>
-          <w:lang w:val="es-AR"/>
-        </w:rPr>
-      </w:pPr>
-      <w:r>
-        <w:rPr>
-          <w:sz w:val="24"/>
-          <w:szCs w:val="24"/>
-          <w:lang w:val="es-AR"/>
-        </w:rPr>
-        <w:t xml:space="preserve">Ministerios: </w:t>
-      </w:r>
-    </w:p>
-    <w:p>
-      <w:pPr>
-        <w:pStyle w:val="ListParagraph"/>
-        <w:numPr>
-          <w:ilvl w:val="0"/>
-          <w:numId w:val="1"/>
-        </w:numPr>
-        <w:rPr>
-          <w:sz w:val="24"/>
-          <w:szCs w:val="24"/>
-          <w:lang w:val="es-AR"/>
-        </w:rPr>
-      </w:pPr>
-      <w:r>
-        <w:rPr>
-          <w:sz w:val="24"/>
-          <w:szCs w:val="24"/>
-          <w:lang w:val="es-AR"/>
-        </w:rPr>
-        <w:t>Palabras clave</w:t>
-      </w:r>
-    </w:p>
-    <w:p>
-      <w:pPr>
-        <w:pStyle w:val="ListParagraph"/>
-        <w:numPr>
-          <w:ilvl w:val="0"/>
-          <w:numId w:val="1"/>
-        </w:numPr>
-        <w:rPr>
-          <w:sz w:val="24"/>
-          <w:szCs w:val="24"/>
-          <w:lang w:val="es-AR"/>
-        </w:rPr>
-      </w:pPr>
-      <w:r>
-        <w:rPr>
-          <w:sz w:val="24"/>
-          <w:szCs w:val="24"/>
-          <w:lang w:val="es-AR"/>
-        </w:rPr>
-        <w:t>Palabras a evitar</w:t>
-      </w:r>
-    </w:p>
-    <w:p>
-      <w:pPr>
-        <w:pStyle w:val="ListParagraph"/>
-        <w:numPr>
-          <w:ilvl w:val="0"/>
-          <w:numId w:val="1"/>
-        </w:numPr>
-        <w:rPr>
-          <w:sz w:val="24"/>
-          <w:szCs w:val="24"/>
-          <w:lang w:val="es-AR"/>
-        </w:rPr>
-      </w:pPr>
-      <w:r>
-        <w:rPr>
-          <w:sz w:val="24"/>
-          <w:szCs w:val="24"/>
-          <w:lang w:val="es-AR"/>
-        </w:rPr>
-        <w:t>Responsable: Ludmila Varela Cabrera</w:t>
-      </w:r>
-    </w:p>
-    <w:p>
-      <w:pPr>
-        <w:rPr>
-          <w:sz w:val="24"/>
-          <w:szCs w:val="24"/>
-          <w:lang w:val="es-AR"/>
-        </w:rPr>
-      </w:pPr>
-      <w:r>
-        <w:rPr>
-          <w:sz w:val="24"/>
-          <w:szCs w:val="24"/>
-          <w:lang w:val="es-AR"/>
-        </w:rPr>
-        <w:lastRenderedPageBreak/>
-        <w:t>Misiones</w:t>
-      </w:r>
-      <w:r>
-        <w:rPr>
-          <w:sz w:val="24"/>
-          <w:szCs w:val="24"/>
-          <w:lang w:val="es-AR"/>
-        </w:rPr>
-        <w:t>:</w:t>
-      </w:r>
-      <w:r>
-        <w:rPr>
-          <w:sz w:val="24"/>
-          <w:szCs w:val="24"/>
-          <w:lang w:val="es-AR"/>
-        </w:rPr>
-        <w:t xml:space="preserve"> </w:t>
-      </w:r>
-    </w:p>
-    <w:p>
-      <w:pPr>
-        <w:pStyle w:val="ListParagraph"/>
-        <w:numPr>
-          <w:ilvl w:val="0"/>
-          <w:numId w:val="1"/>
-        </w:numPr>
-        <w:rPr>
-          <w:sz w:val="24"/>
-          <w:szCs w:val="24"/>
-          <w:lang w:val="es-AR"/>
-        </w:rPr>
-      </w:pPr>
-      <w:r>
-        <w:rPr>
-          <w:sz w:val="24"/>
-          <w:szCs w:val="24"/>
-          <w:lang w:val="es-AR"/>
-        </w:rPr>
-        <w:t xml:space="preserve">Ministerios: </w:t>
-      </w:r>
-      <w:r>
-        <w:rPr>
-          <w:sz w:val="24"/>
-          <w:szCs w:val="24"/>
-          <w:lang w:val="es-AR"/>
-        </w:rPr>
-        <w:t>Min. Hacienda, Finanzas, Obras y servicios publicos, Agencia tributaria Misiones, Direccion general de rentas. </w:t>
-      </w:r>
-    </w:p>
-    <w:p>
-      <w:pPr>
-        <w:pStyle w:val="ListParagraph"/>
-        <w:numPr>
-          <w:ilvl w:val="0"/>
-          <w:numId w:val="1"/>
-        </w:numPr>
-        <w:rPr>
-          <w:sz w:val="24"/>
-          <w:szCs w:val="24"/>
-          <w:lang w:val="es-AR"/>
-        </w:rPr>
-      </w:pPr>
-      <w:r>
-        <w:rPr>
-          <w:sz w:val="24"/>
-          <w:szCs w:val="24"/>
-          <w:lang w:val="es-AR"/>
-        </w:rPr>
-        <w:t>Palabras clave</w:t>
-      </w:r>
-      <w:r>
-        <w:rPr>
-          <w:sz w:val="24"/>
-          <w:szCs w:val="24"/>
-          <w:lang w:val="es-AR"/>
-        </w:rPr>
-        <w:t xml:space="preserve">: </w:t>
-      </w:r>
-      <w:r>
-        <w:rPr>
-          <w:sz w:val="24"/>
-          <w:szCs w:val="24"/>
-          <w:lang w:val="es-AR"/>
-        </w:rPr>
-        <w:t>Ingresos Brutos, percepcion, retencion,RIGI, Impuesto al valor agregado, RIMI, alicuota, Impuesto inmobiliario, sellos. </w:t>
-      </w:r>
-    </w:p>
-    <w:p>
-      <w:pPr>
-        <w:pStyle w:val="ListParagraph"/>
-        <w:numPr>
-          <w:ilvl w:val="0"/>
-          <w:numId w:val="1"/>
-        </w:numPr>
-        <w:rPr>
-          <w:sz w:val="24"/>
-          <w:szCs w:val="24"/>
-          <w:lang w:val="es-AR"/>
-        </w:rPr>
-      </w:pPr>
-      <w:r>
-        <w:rPr>
-          <w:sz w:val="24"/>
-          <w:szCs w:val="24"/>
-          <w:lang w:val="es-AR"/>
-        </w:rPr>
-        <w:t>Palabras a evitar</w:t>
-      </w:r>
-    </w:p>
-    <w:p>
-      <w:pPr>
-        <w:pStyle w:val="ListParagraph"/>
-        <w:numPr>
-          <w:ilvl w:val="0"/>
-          <w:numId w:val="1"/>
-        </w:numPr>
-        <w:rPr>
-          <w:sz w:val="24"/>
-          <w:szCs w:val="24"/>
-          <w:lang w:val="es-AR"/>
-        </w:rPr>
-      </w:pPr>
-      <w:r>
-        <w:rPr>
-          <w:sz w:val="24"/>
-          <w:szCs w:val="24"/>
-          <w:lang w:val="es-AR"/>
-        </w:rPr>
-        <w:t>Funciona: si</w:t>
-      </w:r>
-      <w:r>
-        <w:rPr>
-          <w:sz w:val="24"/>
-          <w:szCs w:val="24"/>
-          <w:lang w:val="es-AR"/>
-        </w:rPr>
-        <w:t>. Pero en errepar semana del 29 hay una y en bot y viendo manual hay 0</w:t>
-      </w:r>
-    </w:p>
-    <w:p>
-      <w:pPr>
-        <w:pStyle w:val="ListParagraph"/>
-        <w:numPr>
-          <w:ilvl w:val="0"/>
-          <w:numId w:val="1"/>
-        </w:numPr>
-        <w:rPr>
-          <w:sz w:val="24"/>
-          <w:szCs w:val="24"/>
-          <w:lang w:val="es-AR"/>
-        </w:rPr>
-      </w:pPr>
-      <w:r>
-        <w:rPr>
-          <w:sz w:val="24"/>
-          <w:szCs w:val="24"/>
-          <w:lang w:val="es-AR"/>
-        </w:rPr>
-        <w:t xml:space="preserve">Responsable: Flor </w:t>
-      </w:r>
-      <w:proofErr w:type="spellStart"/>
-      <w:r>
-        <w:rPr>
-          <w:sz w:val="24"/>
-          <w:szCs w:val="24"/>
-          <w:lang w:val="es-AR"/>
-        </w:rPr>
-        <w:t>maidana</w:t>
-      </w:r>
-      <w:proofErr w:type="spellEnd"/>
-    </w:p>
-    <w:p>
-      <w:pPr>
-        <w:rPr>
-          <w:sz w:val="24"/>
-          <w:szCs w:val="24"/>
-          <w:lang w:val="es-AR"/>
-        </w:rPr>
-      </w:pPr>
-      <w:r>
-        <w:rPr>
-          <w:sz w:val="24"/>
-          <w:szCs w:val="24"/>
-          <w:lang w:val="es-AR"/>
-        </w:rPr>
-        <w:t>Neuquen</w:t>
-      </w:r>
-      <w:r>
-        <w:rPr>
-          <w:sz w:val="24"/>
-          <w:szCs w:val="24"/>
-          <w:lang w:val="es-AR"/>
-        </w:rPr>
-        <w:t>:</w:t>
-      </w:r>
-      <w:r>
-        <w:rPr>
-          <w:sz w:val="24"/>
-          <w:szCs w:val="24"/>
-          <w:lang w:val="es-AR"/>
-        </w:rPr>
-        <w:t xml:space="preserve"> </w:t>
-      </w:r>
-    </w:p>
-    <w:p>
-      <w:pPr>
-        <w:pStyle w:val="ListParagraph"/>
-        <w:numPr>
-          <w:ilvl w:val="0"/>
-          <w:numId w:val="1"/>
-        </w:numPr>
-        <w:rPr>
-          <w:sz w:val="24"/>
-          <w:szCs w:val="24"/>
-          <w:lang w:val="es-AR"/>
-        </w:rPr>
-      </w:pPr>
-      <w:r>
-        <w:rPr>
-          <w:sz w:val="24"/>
-          <w:szCs w:val="24"/>
-          <w:lang w:val="es-AR"/>
-        </w:rPr>
-        <w:t xml:space="preserve">Ministerios: </w:t>
-      </w:r>
-      <w:r>
-        <w:rPr>
-          <w:sz w:val="24"/>
-          <w:szCs w:val="24"/>
-          <w:lang w:val="es-AR"/>
-        </w:rPr>
-        <w:t>Dirección provincial de rentas, Secretaria del trabajo, Consejo profesional de ciencias económicas, Poder Ejecutivo, Poder Legislativo </w:t>
-      </w:r>
-    </w:p>
-    <w:p>
-      <w:pPr>
-        <w:pStyle w:val="ListParagraph"/>
-        <w:numPr>
-          <w:ilvl w:val="0"/>
-          <w:numId w:val="1"/>
-        </w:numPr>
-        <w:rPr>
-          <w:sz w:val="24"/>
-          <w:szCs w:val="24"/>
-          <w:lang w:val="es-AR"/>
-        </w:rPr>
-      </w:pPr>
-      <w:r>
-        <w:rPr>
-          <w:sz w:val="24"/>
-          <w:szCs w:val="24"/>
-          <w:lang w:val="es-AR"/>
-        </w:rPr>
-        <w:t>Palabras clave</w:t>
-      </w:r>
-      <w:r>
-        <w:rPr>
-          <w:sz w:val="24"/>
-          <w:szCs w:val="24"/>
-          <w:lang w:val="es-AR"/>
-        </w:rPr>
-        <w:t xml:space="preserve">: </w:t>
-      </w:r>
-      <w:r>
-        <w:rPr>
-          <w:sz w:val="24"/>
-          <w:szCs w:val="24"/>
-          <w:lang w:val="es-AR"/>
-        </w:rPr>
-        <w:t>Ingresos Brutos, IIBB, percepción, retención, RIGI, RIMI, Impuesto al valor agregado, IVA, alícuota, Impuesto inmobiliario, sellos. </w:t>
-      </w:r>
-    </w:p>
-    <w:p>
-      <w:pPr>
-        <w:pStyle w:val="ListParagraph"/>
-        <w:numPr>
-          <w:ilvl w:val="0"/>
-          <w:numId w:val="1"/>
-        </w:numPr>
-        <w:rPr>
-          <w:sz w:val="24"/>
-          <w:szCs w:val="24"/>
-          <w:lang w:val="es-AR"/>
-        </w:rPr>
-      </w:pPr>
-      <w:r>
-        <w:rPr>
-          <w:sz w:val="24"/>
-          <w:szCs w:val="24"/>
-          <w:lang w:val="es-AR"/>
-        </w:rPr>
-        <w:t>Palabras a evitar</w:t>
-      </w:r>
-    </w:p>
-    <w:p>
-      <w:pPr>
-        <w:pStyle w:val="ListParagraph"/>
-        <w:numPr>
-          <w:ilvl w:val="0"/>
-          <w:numId w:val="1"/>
-        </w:numPr>
-        <w:rPr>
-          <w:sz w:val="24"/>
-          <w:szCs w:val="24"/>
-          <w:lang w:val="es-AR"/>
-        </w:rPr>
-      </w:pPr>
-      <w:r>
-        <w:rPr>
-          <w:sz w:val="24"/>
-          <w:szCs w:val="24"/>
-          <w:lang w:val="es-AR"/>
-        </w:rPr>
-        <w:t xml:space="preserve">Funciona: </w:t>
-      </w:r>
-      <w:r>
-        <w:rPr>
-          <w:sz w:val="24"/>
-          <w:szCs w:val="24"/>
-          <w:lang w:val="es-AR"/>
-        </w:rPr>
-        <w:t>no, tendría que haber 2 y no reconoce nada. No reconoce del 9 las de rentas que hay 4</w:t>
-      </w:r>
-    </w:p>
-    <w:p>
-      <w:pPr>
-        <w:pStyle w:val="ListParagraph"/>
-        <w:numPr>
-          <w:ilvl w:val="0"/>
-          <w:numId w:val="1"/>
-        </w:numPr>
-        <w:rPr>
-          <w:sz w:val="24"/>
-          <w:szCs w:val="24"/>
-          <w:lang w:val="es-AR"/>
-        </w:rPr>
-      </w:pPr>
-      <w:r>
-        <w:rPr>
-          <w:sz w:val="24"/>
-          <w:szCs w:val="24"/>
-          <w:lang w:val="es-AR"/>
-        </w:rPr>
-        <w:t>Responsable: Mateo medina</w:t>
-      </w:r>
-    </w:p>
-    <w:p>
-      <w:pPr>
-        <w:rPr>
-          <w:sz w:val="24"/>
-          <w:szCs w:val="24"/>
-          <w:lang w:val="es-AR"/>
-        </w:rPr>
-      </w:pPr>
-      <w:r>
-        <w:rPr>
-          <w:sz w:val="24"/>
-          <w:szCs w:val="24"/>
-          <w:lang w:val="es-AR"/>
-        </w:rPr>
-        <w:t>Rio negro</w:t>
-      </w:r>
-      <w:r>
-        <w:rPr>
-          <w:sz w:val="24"/>
-          <w:szCs w:val="24"/>
-          <w:lang w:val="es-AR"/>
-        </w:rPr>
-        <w:t>:</w:t>
-      </w:r>
-      <w:r>
-        <w:rPr>
-          <w:sz w:val="24"/>
-          <w:szCs w:val="24"/>
-          <w:lang w:val="es-AR"/>
-        </w:rPr>
-        <w:t xml:space="preserve"> </w:t>
-      </w:r>
-    </w:p>
-    <w:p>
-      <w:pPr>
-        <w:pStyle w:val="ListParagraph"/>
-        <w:numPr>
-          <w:ilvl w:val="0"/>
-          <w:numId w:val="1"/>
-        </w:numPr>
-        <w:rPr>
-          <w:sz w:val="24"/>
-          <w:szCs w:val="24"/>
-          <w:lang w:val="es-AR"/>
-        </w:rPr>
-      </w:pPr>
-      <w:r>
-        <w:rPr>
-          <w:sz w:val="24"/>
-          <w:szCs w:val="24"/>
-          <w:lang w:val="es-AR"/>
-        </w:rPr>
-        <w:t xml:space="preserve">Ministerios: </w:t>
-      </w:r>
-      <w:r>
-        <w:rPr>
-          <w:sz w:val="24"/>
-          <w:szCs w:val="24"/>
-          <w:lang w:val="es-AR"/>
-        </w:rPr>
-        <w:t>Decreto, Resolucion, Ley</w:t>
-      </w:r>
-    </w:p>
-    <w:p>
-      <w:pPr>
-        <w:pStyle w:val="ListParagraph"/>
-        <w:numPr>
-          <w:ilvl w:val="0"/>
-          <w:numId w:val="1"/>
-        </w:numPr>
-        <w:rPr>
-          <w:sz w:val="24"/>
-          <w:szCs w:val="24"/>
-          <w:lang w:val="es-AR"/>
-        </w:rPr>
-      </w:pPr>
-      <w:r>
-        <w:rPr>
-          <w:sz w:val="24"/>
-          <w:szCs w:val="24"/>
-          <w:lang w:val="es-AR"/>
-        </w:rPr>
-        <w:t>Palabras clave</w:t>
-      </w:r>
-      <w:r>
-        <w:rPr>
-          <w:sz w:val="24"/>
-          <w:szCs w:val="24"/>
-          <w:lang w:val="es-AR"/>
-        </w:rPr>
-        <w:t xml:space="preserve">: </w:t>
-      </w:r>
-      <w:r>
-        <w:rPr>
-          <w:sz w:val="24"/>
-          <w:szCs w:val="24"/>
-          <w:lang w:val="es-AR"/>
-        </w:rPr>
-        <w:t>Tributaria, Sellos, Inmobiliario, Convenio Multilateral</w:t>
-      </w:r>
-    </w:p>
-    <w:p>
-      <w:pPr>
-        <w:pStyle w:val="ListParagraph"/>
-        <w:numPr>
-          <w:ilvl w:val="0"/>
-          <w:numId w:val="1"/>
-        </w:numPr>
-        <w:rPr>
-          <w:sz w:val="24"/>
-          <w:szCs w:val="24"/>
-          <w:lang w:val="es-AR"/>
-        </w:rPr>
-      </w:pPr>
-      <w:r>
-        <w:rPr>
-          <w:sz w:val="24"/>
-          <w:szCs w:val="24"/>
-          <w:lang w:val="es-AR"/>
-        </w:rPr>
-        <w:t>Palabras a evitar</w:t>
-      </w:r>
-    </w:p>
-    <w:p>
-      <w:pPr>
-        <w:pStyle w:val="ListParagraph"/>
-        <w:numPr>
-          <w:ilvl w:val="0"/>
-          <w:numId w:val="1"/>
-        </w:numPr>
-        <w:rPr>
-          <w:sz w:val="24"/>
-          <w:szCs w:val="24"/>
-          <w:lang w:val="es-AR"/>
-        </w:rPr>
-      </w:pPr>
-      <w:r>
-        <w:rPr>
-          <w:sz w:val="24"/>
-          <w:szCs w:val="24"/>
-          <w:lang w:val="es-AR"/>
-        </w:rPr>
-        <w:t xml:space="preserve">Funciona: </w:t>
-      </w:r>
-      <w:r>
-        <w:rPr>
-          <w:sz w:val="24"/>
-          <w:szCs w:val="24"/>
-          <w:lang w:val="es-AR"/>
-        </w:rPr>
-        <w:t>trae mal el texto</w:t>
       </w:r>
     </w:p>
     <w:p>
@@ -3362,15 +3034,33 @@
           <w:szCs w:val="24"/>
           <w:lang w:val="es-AR"/>
         </w:rPr>
-        <w:t xml:space="preserve">Funciona: </w:t>
-      </w:r>
-      <w:r>
-        <w:rPr>
-          <w:sz w:val="24"/>
-          <w:szCs w:val="24"/>
-          <w:lang w:val="es-AR"/>
-        </w:rPr>
-        <w:t xml:space="preserve">no, hay que cambiar el formato de palabras claves, que si hay </w:t>
+        <w:t>Responsable: Eros Freire</w:t>
+      </w:r>
+    </w:p>
+    <w:p>
+      <w:pPr>
+        <w:rPr>
+          <w:sz w:val="24"/>
+          <w:szCs w:val="24"/>
+          <w:lang w:val="es-AR"/>
+        </w:rPr>
+      </w:pPr>
+    </w:p>
+    <w:p>
+      <w:pPr>
+        <w:rPr>
+          <w:sz w:val="24"/>
+          <w:szCs w:val="24"/>
+          <w:lang w:val="es-AR"/>
+        </w:rPr>
+      </w:pPr>
+      <w:r>
+        <w:rPr>
+          <w:sz w:val="24"/>
+          <w:szCs w:val="24"/>
+          <w:lang w:val="es-AR"/>
+        </w:rPr>
+        <w:t xml:space="preserve">San </w:t>
       </w:r>
       <w:proofErr w:type="spellStart"/>
       <w:r>
@@ -3379,7 +3069,7 @@
           <w:szCs w:val="24"/>
           <w:lang w:val="es-AR"/>
         </w:rPr>
-        <w:t>dgr</w:t>
+        <w:t>luis</w:t>
       </w:r>
       <w:proofErr w:type="spellEnd"/>
       <w:r>
@@ -3388,7 +3078,190 @@
           <w:szCs w:val="24"/>
           <w:lang w:val="es-AR"/>
         </w:rPr>
-        <w:t xml:space="preserve"> entra</w:t>
+        <w:t>:</w:t>
+      </w:r>
+      <w:r>
+        <w:rPr>
+          <w:sz w:val="24"/>
+          <w:szCs w:val="24"/>
+          <w:lang w:val="es-AR"/>
+        </w:rPr>
+        <w:t xml:space="preserve"> </w:t>
+      </w:r>
+    </w:p>
+    <w:p>
+      <w:pPr>
+        <w:pStyle w:val="ListParagraph"/>
+        <w:numPr>
+          <w:ilvl w:val="0"/>
+          <w:numId w:val="1"/>
+        </w:numPr>
+        <w:rPr>
+          <w:sz w:val="24"/>
+          <w:szCs w:val="24"/>
+          <w:lang w:val="es-AR"/>
+        </w:rPr>
+      </w:pPr>
+      <w:r>
+        <w:rPr>
+          <w:sz w:val="24"/>
+          <w:szCs w:val="24"/>
+          <w:lang w:val="es-AR"/>
+        </w:rPr>
+        <w:t xml:space="preserve">Ministerios: </w:t>
+      </w:r>
+      <w:r>
+        <w:rPr>
+          <w:sz w:val="24"/>
+          <w:szCs w:val="24"/>
+          <w:lang w:val="es-AR"/>
+        </w:rPr>
+        <w:t>Decreto, Resolucion, Ley</w:t>
+      </w:r>
+    </w:p>
+    <w:p>
+      <w:pPr>
+        <w:pStyle w:val="ListParagraph"/>
+        <w:numPr>
+          <w:ilvl w:val="0"/>
+          <w:numId w:val="1"/>
+        </w:numPr>
+        <w:rPr>
+          <w:sz w:val="24"/>
+          <w:szCs w:val="24"/>
+          <w:lang w:val="es-AR"/>
+        </w:rPr>
+      </w:pPr>
+      <w:r>
+        <w:rPr>
+          <w:sz w:val="24"/>
+          <w:szCs w:val="24"/>
+          <w:lang w:val="es-AR"/>
+        </w:rPr>
+        <w:t>Palabras clave</w:t>
+      </w:r>
+      <w:r>
+        <w:rPr>
+          <w:sz w:val="24"/>
+          <w:szCs w:val="24"/>
+          <w:lang w:val="es-AR"/>
+        </w:rPr>
+        <w:t xml:space="preserve">: </w:t>
+      </w:r>
+      <w:r>
+        <w:rPr>
+          <w:sz w:val="24"/>
+          <w:szCs w:val="24"/>
+          <w:lang w:val="es-AR"/>
+        </w:rPr>
+        <w:t>impuestos, impositivos, ganancias, brutos, agregado, sellos, automotor, inmobiliario, incentivos </w:t>
+      </w:r>
+    </w:p>
+    <w:p>
+      <w:pPr>
+        <w:pStyle w:val="ListParagraph"/>
+        <w:numPr>
+          <w:ilvl w:val="0"/>
+          <w:numId w:val="1"/>
+        </w:numPr>
+        <w:rPr>
+          <w:sz w:val="24"/>
+          <w:szCs w:val="24"/>
+          <w:lang w:val="es-AR"/>
+        </w:rPr>
+      </w:pPr>
+      <w:r>
+        <w:rPr>
+          <w:sz w:val="24"/>
+          <w:szCs w:val="24"/>
+          <w:lang w:val="es-AR"/>
+        </w:rPr>
+        <w:t>Palabras a evitar</w:t>
+      </w:r>
+    </w:p>
+    <w:p>
+      <w:pPr>
+        <w:pStyle w:val="ListParagraph"/>
+        <w:numPr>
+          <w:ilvl w:val="0"/>
+          <w:numId w:val="1"/>
+        </w:numPr>
+        <w:rPr>
+          <w:sz w:val="24"/>
+          <w:szCs w:val="24"/>
+          <w:lang w:val="es-AR"/>
+        </w:rPr>
+      </w:pPr>
+      <w:r>
+        <w:rPr>
+          <w:sz w:val="24"/>
+          <w:szCs w:val="24"/>
+          <w:lang w:val="es-AR"/>
+        </w:rPr>
+        <w:t>Responsable: grupo flor arce revisar</w:t>
+      </w:r>
+    </w:p>
+    <w:p>
+      <w:pPr>
+        <w:rPr>
+          <w:sz w:val="24"/>
+          <w:szCs w:val="24"/>
+          <w:lang w:val="es-AR"/>
+        </w:rPr>
+      </w:pPr>
+      <w:r>
+        <w:rPr>
+          <w:sz w:val="24"/>
+          <w:szCs w:val="24"/>
+          <w:lang w:val="es-AR"/>
+        </w:rPr>
+        <w:t>Santa cruz</w:t>
+      </w:r>
+      <w:r>
+        <w:rPr>
+          <w:sz w:val="24"/>
+          <w:szCs w:val="24"/>
+          <w:lang w:val="es-AR"/>
+        </w:rPr>
+        <w:t>:</w:t>
+      </w:r>
+      <w:r>
+        <w:rPr>
+          <w:sz w:val="24"/>
+          <w:szCs w:val="24"/>
+          <w:lang w:val="es-AR"/>
+        </w:rPr>
+        <w:t xml:space="preserve"> </w:t>
+      </w:r>
+    </w:p>
+    <w:p>
+      <w:pPr>
+        <w:pStyle w:val="ListParagraph"/>
+        <w:numPr>
+          <w:ilvl w:val="0"/>
+          <w:numId w:val="1"/>
+        </w:numPr>
+        <w:rPr>
+          <w:sz w:val="24"/>
+          <w:szCs w:val="24"/>
+          <w:lang w:val="es-AR"/>
+        </w:rPr>
+      </w:pPr>
+      <w:r>
+        <w:rPr>
+          <w:sz w:val="24"/>
+          <w:szCs w:val="24"/>
+          <w:lang w:val="es-AR"/>
+        </w:rPr>
+        <w:t xml:space="preserve">Ministerios: </w:t>
+      </w:r>
+      <w:r>
+        <w:rPr>
+          <w:sz w:val="24"/>
+          <w:szCs w:val="24"/>
+          <w:lang w:val="es-AR"/>
+        </w:rPr>
+        <w:t>Decreto, Resolucion, Ley</w:t>
       </w:r>
     </w:p>
     <w:p>
@@ -3411,33 +3284,164 @@
           <w:lang w:val="es-AR"/>
         </w:rPr>
         <w:lastRenderedPageBreak/>
-        <w:t>Responsable: Eros Freire</w:t>
-      </w:r>
-    </w:p>
-    <w:p>
-      <w:pPr>
-        <w:rPr>
-          <w:sz w:val="24"/>
-          <w:szCs w:val="24"/>
-          <w:lang w:val="es-AR"/>
-        </w:rPr>
-      </w:pPr>
-    </w:p>
-    <w:p>
-      <w:pPr>
-        <w:rPr>
-          <w:sz w:val="24"/>
-          <w:szCs w:val="24"/>
-          <w:lang w:val="es-AR"/>
-        </w:rPr>
-      </w:pPr>
-      <w:r>
-        <w:rPr>
-          <w:sz w:val="24"/>
-          <w:szCs w:val="24"/>
-          <w:lang w:val="es-AR"/>
-        </w:rPr>
-        <w:t xml:space="preserve">San </w:t>
+        <w:t>Palabras clave</w:t>
+      </w:r>
+      <w:r>
+        <w:rPr>
+          <w:sz w:val="24"/>
+          <w:szCs w:val="24"/>
+          <w:lang w:val="es-AR"/>
+        </w:rPr>
+        <w:t xml:space="preserve">: </w:t>
+      </w:r>
+      <w:r>
+        <w:rPr>
+          <w:sz w:val="24"/>
+          <w:szCs w:val="24"/>
+          <w:lang w:val="es-AR"/>
+        </w:rPr>
+        <w:t>impuestos, impositivos, ganancias, brutos, agregado, sellos, automotor, inmobiliario, incentivos </w:t>
+      </w:r>
+    </w:p>
+    <w:p>
+      <w:pPr>
+        <w:pStyle w:val="ListParagraph"/>
+        <w:numPr>
+          <w:ilvl w:val="0"/>
+          <w:numId w:val="1"/>
+        </w:numPr>
+        <w:rPr>
+          <w:sz w:val="24"/>
+          <w:szCs w:val="24"/>
+          <w:lang w:val="es-AR"/>
+        </w:rPr>
+      </w:pPr>
+      <w:r>
+        <w:rPr>
+          <w:sz w:val="24"/>
+          <w:szCs w:val="24"/>
+          <w:lang w:val="es-AR"/>
+        </w:rPr>
+        <w:t>Palabras a evitar</w:t>
+      </w:r>
+    </w:p>
+    <w:p>
+      <w:pPr>
+        <w:pStyle w:val="ListParagraph"/>
+        <w:numPr>
+          <w:ilvl w:val="0"/>
+          <w:numId w:val="1"/>
+        </w:numPr>
+        <w:rPr>
+          <w:sz w:val="24"/>
+          <w:szCs w:val="24"/>
+          <w:lang w:val="es-AR"/>
+        </w:rPr>
+      </w:pPr>
+      <w:r>
+        <w:rPr>
+          <w:sz w:val="24"/>
+          <w:szCs w:val="24"/>
+          <w:lang w:val="es-AR"/>
+        </w:rPr>
+        <w:t>Responsable: grupo flor arce revisar</w:t>
+      </w:r>
+    </w:p>
+    <w:p>
+      <w:pPr>
+        <w:pStyle w:val="ListParagraph"/>
+        <w:rPr>
+          <w:sz w:val="24"/>
+          <w:szCs w:val="24"/>
+          <w:lang w:val="es-AR"/>
+        </w:rPr>
+      </w:pPr>
+    </w:p>
+    <w:p>
+      <w:pPr>
+        <w:rPr>
+          <w:sz w:val="24"/>
+          <w:szCs w:val="24"/>
+          <w:lang w:val="es-AR"/>
+        </w:rPr>
+      </w:pPr>
+      <w:r>
+        <w:rPr>
+          <w:sz w:val="24"/>
+          <w:szCs w:val="24"/>
+          <w:lang w:val="es-AR"/>
+        </w:rPr>
+        <w:t>Santa fe</w:t>
+      </w:r>
+      <w:r>
+        <w:rPr>
+          <w:sz w:val="24"/>
+          <w:szCs w:val="24"/>
+          <w:lang w:val="es-AR"/>
+        </w:rPr>
+        <w:t>:</w:t>
+      </w:r>
+      <w:r>
+        <w:rPr>
+          <w:sz w:val="24"/>
+          <w:szCs w:val="24"/>
+          <w:lang w:val="es-AR"/>
+        </w:rPr>
+        <w:t xml:space="preserve"> </w:t>
+      </w:r>
+    </w:p>
+    <w:p>
+      <w:pPr>
+        <w:pStyle w:val="ListParagraph"/>
+        <w:numPr>
+          <w:ilvl w:val="0"/>
+          <w:numId w:val="1"/>
+        </w:numPr>
+        <w:rPr>
+          <w:sz w:val="24"/>
+          <w:szCs w:val="24"/>
+          <w:lang w:val="es-AR"/>
+        </w:rPr>
+      </w:pPr>
+      <w:r>
+        <w:rPr>
+          <w:sz w:val="24"/>
+          <w:szCs w:val="24"/>
+          <w:lang w:val="es-AR"/>
+        </w:rPr>
+        <w:t>Ministerios</w:t>
+      </w:r>
+      <w:r>
+        <w:rPr>
+          <w:sz w:val="24"/>
+          <w:szCs w:val="24"/>
+          <w:lang w:val="es-AR"/>
+        </w:rPr>
+        <w:t>/poderes</w:t>
+      </w:r>
+      <w:r>
+        <w:rPr>
+          <w:sz w:val="24"/>
+          <w:szCs w:val="24"/>
+          <w:lang w:val="es-AR"/>
+        </w:rPr>
+        <w:t xml:space="preserve">: </w:t>
+      </w:r>
+      <w:r>
+        <w:rPr>
+          <w:sz w:val="24"/>
+          <w:szCs w:val="24"/>
+          <w:lang w:val="es-AR"/>
+        </w:rPr>
+        <w:t>Dirección General de Rentas de Santa Fe</w:t>
+      </w:r>
+      <w:r>
+        <w:rPr>
+          <w:sz w:val="24"/>
+          <w:szCs w:val="24"/>
+          <w:lang w:val="es-AR"/>
+        </w:rPr>
+        <w:t xml:space="preserve">. Con la particularidad que las publica la </w:t>
       </w:r>
       <w:proofErr w:type="spellStart"/>
       <w:r>
@@ -3446,7 +3450,7 @@
           <w:szCs w:val="24"/>
           <w:lang w:val="es-AR"/>
         </w:rPr>
-        <w:t>luis</w:t>
+        <w:t>Administracion</w:t>
       </w:r>
       <w:proofErr w:type="spellEnd"/>
       <w:r>
@@ -3455,6 +3459,36 @@
           <w:szCs w:val="24"/>
           <w:lang w:val="es-AR"/>
         </w:rPr>
+        <w:t xml:space="preserve"> provincial de impuestos. Revisar donde conviene sumarlo, si en ministerio o palabra clave</w:t>
+      </w:r>
+    </w:p>
+    <w:p>
+      <w:pPr>
+        <w:pStyle w:val="ListParagraph"/>
+        <w:numPr>
+          <w:ilvl w:val="0"/>
+          <w:numId w:val="1"/>
+        </w:numPr>
+        <w:rPr>
+          <w:sz w:val="24"/>
+          <w:szCs w:val="24"/>
+          <w:lang w:val="es-AR"/>
+        </w:rPr>
+      </w:pPr>
+      <w:r>
+        <w:rPr>
+          <w:sz w:val="24"/>
+          <w:szCs w:val="24"/>
+          <w:lang w:val="es-AR"/>
+        </w:rPr>
+        <w:t>Palabras clave</w:t>
+      </w:r>
+      <w:r>
+        <w:rPr>
+          <w:sz w:val="24"/>
+          <w:szCs w:val="24"/>
+          <w:lang w:val="es-AR"/>
+        </w:rPr>
         <w:t>:</w:t>
       </w:r>
       <w:r>
@@ -3465,6 +3499,286 @@
         </w:rPr>
         <w:t xml:space="preserve"> </w:t>
       </w:r>
+      <w:r>
+        <w:rPr>
+          <w:sz w:val="24"/>
+          <w:szCs w:val="24"/>
+          <w:lang w:val="es-AR"/>
+        </w:rPr>
+        <w:t>Impuesto, Tributo, alícuotas, Ingresos brutos, Convenio, Tasas, Retención, Percepción, Vencimiento, Impuesto al valor agregado, Impuesto a las Ganancias, Impuesto Inmobiliario, Impuesto Automotor, Agente</w:t>
+      </w:r>
+      <w:r>
+        <w:rPr>
+          <w:sz w:val="24"/>
+          <w:szCs w:val="24"/>
+          <w:lang w:val="es-AR"/>
+        </w:rPr>
+        <w:t xml:space="preserve">, </w:t>
+      </w:r>
+      <w:r>
+        <w:rPr>
+          <w:sz w:val="24"/>
+          <w:szCs w:val="24"/>
+          <w:lang w:val="es-AR"/>
+        </w:rPr>
+        <w:t>Beneficio, Deducción, Anticipo, DDJJ</w:t>
+      </w:r>
+    </w:p>
+    <w:p>
+      <w:pPr>
+        <w:pStyle w:val="ListParagraph"/>
+        <w:numPr>
+          <w:ilvl w:val="0"/>
+          <w:numId w:val="1"/>
+        </w:numPr>
+        <w:rPr>
+          <w:sz w:val="24"/>
+          <w:szCs w:val="24"/>
+          <w:lang w:val="es-AR"/>
+        </w:rPr>
+      </w:pPr>
+      <w:r>
+        <w:rPr>
+          <w:sz w:val="24"/>
+          <w:szCs w:val="24"/>
+          <w:lang w:val="es-AR"/>
+        </w:rPr>
+        <w:t>Palabras a evitar</w:t>
+      </w:r>
+      <w:r>
+        <w:rPr>
+          <w:sz w:val="24"/>
+          <w:szCs w:val="24"/>
+          <w:lang w:val="es-AR"/>
+        </w:rPr>
+        <w:t>:</w:t>
+      </w:r>
+    </w:p>
+    <w:p>
+      <w:pPr>
+        <w:pStyle w:val="ListParagraph"/>
+        <w:numPr>
+          <w:ilvl w:val="0"/>
+          <w:numId w:val="1"/>
+        </w:numPr>
+        <w:rPr>
+          <w:sz w:val="24"/>
+          <w:szCs w:val="24"/>
+          <w:lang w:val="es-AR"/>
+        </w:rPr>
+      </w:pPr>
+      <w:r>
+        <w:rPr>
+          <w:sz w:val="24"/>
+          <w:szCs w:val="24"/>
+          <w:lang w:val="es-AR"/>
+        </w:rPr>
+        <w:t>Responsable: Facundo arce</w:t>
+      </w:r>
+      <w:r>
+        <w:rPr>
+          <w:sz w:val="24"/>
+          <w:szCs w:val="24"/>
+          <w:lang w:val="es-AR"/>
+        </w:rPr>
+        <w:t xml:space="preserve"> </w:t>
+      </w:r>
+    </w:p>
+    <w:p>
+      <w:pPr>
+        <w:rPr>
+          <w:sz w:val="24"/>
+          <w:szCs w:val="24"/>
+          <w:lang w:val="es-AR"/>
+        </w:rPr>
+      </w:pPr>
+      <w:r>
+        <w:rPr>
+          <w:sz w:val="24"/>
+          <w:szCs w:val="24"/>
+          <w:lang w:val="es-AR"/>
+        </w:rPr>
+        <w:t>Santiago del estero</w:t>
+      </w:r>
+      <w:r>
+        <w:rPr>
+          <w:sz w:val="24"/>
+          <w:szCs w:val="24"/>
+          <w:lang w:val="es-AR"/>
+        </w:rPr>
+        <w:t xml:space="preserve">: </w:t>
+      </w:r>
+    </w:p>
+    <w:p>
+      <w:pPr>
+        <w:pStyle w:val="ListParagraph"/>
+        <w:numPr>
+          <w:ilvl w:val="0"/>
+          <w:numId w:val="1"/>
+        </w:numPr>
+        <w:rPr>
+          <w:sz w:val="24"/>
+          <w:szCs w:val="24"/>
+          <w:lang w:val="es-AR"/>
+        </w:rPr>
+      </w:pPr>
+      <w:r>
+        <w:rPr>
+          <w:sz w:val="24"/>
+          <w:szCs w:val="24"/>
+          <w:lang w:val="es-AR"/>
+        </w:rPr>
+        <w:t xml:space="preserve">Ministerios/poderes: </w:t>
+      </w:r>
+      <w:r>
+        <w:rPr>
+          <w:sz w:val="24"/>
+          <w:szCs w:val="24"/>
+          <w:lang w:val="es-AR"/>
+        </w:rPr>
+        <w:t>Dirección General de Rentas Santiago del Estero</w:t>
+      </w:r>
+    </w:p>
+    <w:p>
+      <w:pPr>
+        <w:pStyle w:val="ListParagraph"/>
+        <w:numPr>
+          <w:ilvl w:val="0"/>
+          <w:numId w:val="1"/>
+        </w:numPr>
+        <w:rPr>
+          <w:sz w:val="24"/>
+          <w:szCs w:val="24"/>
+          <w:lang w:val="es-AR"/>
+        </w:rPr>
+      </w:pPr>
+      <w:r>
+        <w:rPr>
+          <w:sz w:val="24"/>
+          <w:szCs w:val="24"/>
+          <w:lang w:val="es-AR"/>
+        </w:rPr>
+        <w:t>Palabras clave:</w:t>
+      </w:r>
+      <w:r>
+        <w:rPr>
+          <w:lang w:val="es-AR"/>
+        </w:rPr>
+        <w:t xml:space="preserve"> </w:t>
+      </w:r>
+      <w:r>
+        <w:rPr>
+          <w:sz w:val="24"/>
+          <w:szCs w:val="24"/>
+          <w:lang w:val="es-AR"/>
+        </w:rPr>
+        <w:t xml:space="preserve">Impuesto, Impositivos, Incentivos, Ganancias, Sellos, </w:t>
+      </w:r>
+      <w:proofErr w:type="gramStart"/>
+      <w:r>
+        <w:rPr>
+          <w:sz w:val="24"/>
+          <w:szCs w:val="24"/>
+          <w:lang w:val="es-AR"/>
+        </w:rPr>
+        <w:t>Automotor ,</w:t>
+      </w:r>
+      <w:proofErr w:type="gramEnd"/>
+      <w:r>
+        <w:rPr>
+          <w:sz w:val="24"/>
+          <w:szCs w:val="24"/>
+          <w:lang w:val="es-AR"/>
+        </w:rPr>
+        <w:t xml:space="preserve"> Inmobiliario, Agregado, Brutos, DGR.</w:t>
+      </w:r>
+    </w:p>
+    <w:p>
+      <w:pPr>
+        <w:pStyle w:val="ListParagraph"/>
+        <w:numPr>
+          <w:ilvl w:val="0"/>
+          <w:numId w:val="1"/>
+        </w:numPr>
+        <w:rPr>
+          <w:sz w:val="24"/>
+          <w:szCs w:val="24"/>
+          <w:lang w:val="es-AR"/>
+        </w:rPr>
+      </w:pPr>
+      <w:r>
+        <w:rPr>
+          <w:sz w:val="24"/>
+          <w:szCs w:val="24"/>
+          <w:lang w:val="es-AR"/>
+        </w:rPr>
+        <w:t xml:space="preserve">Palabras a evitar: </w:t>
+      </w:r>
+    </w:p>
+    <w:p>
+      <w:pPr>
+        <w:pStyle w:val="ListParagraph"/>
+        <w:numPr>
+          <w:ilvl w:val="0"/>
+          <w:numId w:val="1"/>
+        </w:numPr>
+        <w:rPr>
+          <w:sz w:val="24"/>
+          <w:szCs w:val="24"/>
+          <w:lang w:val="es-AR"/>
+        </w:rPr>
+      </w:pPr>
+      <w:r>
+        <w:rPr>
+          <w:sz w:val="24"/>
+          <w:szCs w:val="24"/>
+          <w:lang w:val="es-AR"/>
+        </w:rPr>
+        <w:t xml:space="preserve">Responsable: Karen </w:t>
+      </w:r>
+      <w:proofErr w:type="spellStart"/>
+      <w:r>
+        <w:rPr>
+          <w:sz w:val="24"/>
+          <w:szCs w:val="24"/>
+          <w:lang w:val="es-AR"/>
+        </w:rPr>
+        <w:t>mammani</w:t>
+      </w:r>
+      <w:proofErr w:type="spellEnd"/>
+    </w:p>
+    <w:p>
+      <w:pPr>
+        <w:rPr>
+          <w:sz w:val="24"/>
+          <w:szCs w:val="24"/>
+          <w:lang w:val="es-AR"/>
+        </w:rPr>
+      </w:pPr>
+      <w:r>
+        <w:rPr>
+          <w:sz w:val="24"/>
+          <w:szCs w:val="24"/>
+          <w:lang w:val="es-AR"/>
+        </w:rPr>
+        <w:t>Tierra del fuego</w:t>
+      </w:r>
+      <w:r>
+        <w:rPr>
+          <w:sz w:val="24"/>
+          <w:szCs w:val="24"/>
+          <w:lang w:val="es-AR"/>
+        </w:rPr>
+        <w:t>:</w:t>
+      </w:r>
+      <w:r>
+        <w:rPr>
+          <w:sz w:val="24"/>
+          <w:szCs w:val="24"/>
+          <w:lang w:val="es-AR"/>
+        </w:rPr>
+        <w:t xml:space="preserve"> </w:t>
+      </w:r>
     </w:p>
     <w:p>
       <w:pPr>
@@ -3493,7 +3807,7 @@
           <w:szCs w:val="24"/>
           <w:lang w:val="es-AR"/>
         </w:rPr>
-        <w:t>Decreto, Resolucion, Ley</w:t>
+        <w:t>Dirección general de rentas</w:t>
       </w:r>
     </w:p>
     <w:p>
@@ -3531,7 +3845,23 @@
           <w:szCs w:val="24"/>
           <w:lang w:val="es-AR"/>
         </w:rPr>
-        <w:t>impuestos, impositivos, ganancias, brutos, agregado, sellos, automotor, inmobiliario, incentivos </w:t>
+        <w:t>Impositivo</w:t>
+      </w:r>
+      <w:r>
+        <w:rPr>
+          <w:sz w:val="24"/>
+          <w:szCs w:val="24"/>
+          <w:lang w:val="es-AR"/>
+        </w:rPr>
+        <w:t xml:space="preserve">, </w:t>
+      </w:r>
+      <w:r>
+        <w:rPr>
+          <w:sz w:val="24"/>
+          <w:szCs w:val="24"/>
+          <w:lang w:val="es-AR"/>
+        </w:rPr>
+        <w:t>Ganancias, Ingresos Brutos, Automotor, Inmobiliario, Impuesto</w:t>
       </w:r>
     </w:p>
     <w:p>
@@ -3555,74 +3885,60 @@
         </w:rPr>
         <w:t>Palabras a evitar</w:t>
       </w:r>
-    </w:p>
-    <w:p>
-      <w:pPr>
-        <w:pStyle w:val="ListParagraph"/>
-        <w:numPr>
-          <w:ilvl w:val="0"/>
-          <w:numId w:val="1"/>
-        </w:numPr>
-        <w:rPr>
-          <w:sz w:val="24"/>
-          <w:szCs w:val="24"/>
-          <w:lang w:val="es-AR"/>
-        </w:rPr>
-      </w:pPr>
-      <w:r>
-        <w:rPr>
-          <w:sz w:val="24"/>
-          <w:szCs w:val="24"/>
-          <w:lang w:val="es-AR"/>
-        </w:rPr>
-        <w:t xml:space="preserve">Funciona: </w:t>
-      </w:r>
-      <w:r>
-        <w:rPr>
-          <w:sz w:val="24"/>
-          <w:szCs w:val="24"/>
-          <w:lang w:val="es-AR"/>
-        </w:rPr>
-        <w:t>no, trae mal el texto y trae mucho</w:t>
-      </w:r>
-    </w:p>
-    <w:p>
-      <w:pPr>
-        <w:pStyle w:val="ListParagraph"/>
-        <w:numPr>
-          <w:ilvl w:val="0"/>
-          <w:numId w:val="1"/>
-        </w:numPr>
-        <w:rPr>
-          <w:sz w:val="24"/>
-          <w:szCs w:val="24"/>
-          <w:lang w:val="es-AR"/>
-        </w:rPr>
-      </w:pPr>
-      <w:r>
-        <w:rPr>
-          <w:sz w:val="24"/>
-          <w:szCs w:val="24"/>
-          <w:lang w:val="es-AR"/>
-        </w:rPr>
-        <w:t>Responsable: grupo flor arce revisar</w:t>
-      </w:r>
-    </w:p>
-    <w:p>
-      <w:pPr>
-        <w:rPr>
-          <w:sz w:val="24"/>
-          <w:szCs w:val="24"/>
-          <w:lang w:val="es-AR"/>
-        </w:rPr>
-      </w:pPr>
-      <w:r>
-        <w:rPr>
-          <w:sz w:val="24"/>
-          <w:szCs w:val="24"/>
-          <w:lang w:val="es-AR"/>
-        </w:rPr>
-        <w:t>Santa cruz</w:t>
+      <w:r>
+        <w:rPr>
+          <w:sz w:val="24"/>
+          <w:szCs w:val="24"/>
+          <w:lang w:val="es-AR"/>
+        </w:rPr>
+        <w:t xml:space="preserve">: </w:t>
+      </w:r>
+    </w:p>
+    <w:p>
+      <w:pPr>
+        <w:pStyle w:val="ListParagraph"/>
+        <w:numPr>
+          <w:ilvl w:val="0"/>
+          <w:numId w:val="1"/>
+        </w:numPr>
+        <w:rPr>
+          <w:sz w:val="24"/>
+          <w:szCs w:val="24"/>
+          <w:lang w:val="es-AR"/>
+        </w:rPr>
+      </w:pPr>
+      <w:r>
+        <w:rPr>
+          <w:sz w:val="24"/>
+          <w:szCs w:val="24"/>
+          <w:lang w:val="es-AR"/>
+        </w:rPr>
+        <w:t xml:space="preserve">Responsable: </w:t>
+      </w:r>
+      <w:r>
+        <w:rPr>
+          <w:sz w:val="24"/>
+          <w:szCs w:val="24"/>
+          <w:lang w:val="es-AR"/>
+        </w:rPr>
+        <w:t>Damian Soto</w:t>
+      </w:r>
+    </w:p>
+    <w:p>
+      <w:pPr>
+        <w:rPr>
+          <w:sz w:val="24"/>
+          <w:szCs w:val="24"/>
+          <w:lang w:val="es-AR"/>
+        </w:rPr>
+      </w:pPr>
+      <w:r>
+        <w:rPr>
+          <w:sz w:val="24"/>
+          <w:szCs w:val="24"/>
+          <w:lang w:val="es-AR"/>
+        </w:rPr>
+        <w:t>Tucumán</w:t>
       </w:r>
       <w:r>
         <w:rPr>
@@ -3668,19 +3984,25 @@
           <w:szCs w:val="24"/>
           <w:lang w:val="es-AR"/>
         </w:rPr>
-        <w:t>Decreto, Resolucion, Ley</w:t>
-      </w:r>
-    </w:p>
-    <w:p>
-      <w:pPr>
-        <w:pStyle w:val="ListParagraph"/>
-        <w:numPr>
-          <w:ilvl w:val="0"/>
-          <w:numId w:val="1"/>
-        </w:numPr>
-        <w:rPr>
-          <w:sz w:val="24"/>
-          <w:szCs w:val="24"/>
+        <w:t>dirección general de rentas</w:t>
+      </w:r>
+      <w:r>
+        <w:rPr>
+          <w:sz w:val="24"/>
+          <w:szCs w:val="24"/>
+          <w:lang w:val="es-AR"/>
+        </w:rPr>
+        <w:t xml:space="preserve"> y gobernador de la provincia</w:t>
+      </w:r>
+    </w:p>
+    <w:p>
+      <w:pPr>
+        <w:pStyle w:val="ListParagraph"/>
+        <w:numPr>
+          <w:ilvl w:val="0"/>
+          <w:numId w:val="1"/>
+        </w:numPr>
+        <w:rPr>
           <w:lang w:val="es-AR"/>
         </w:rPr>
       </w:pPr>
@@ -3706,7 +4028,31 @@
           <w:szCs w:val="24"/>
           <w:lang w:val="es-AR"/>
         </w:rPr>
-        <w:t>impuestos, impositivos, ganancias, brutos, agregado, sellos, automotor, inmobiliario, incentivos </w:t>
+        <w:t xml:space="preserve">tasa, </w:t>
+      </w:r>
+      <w:r>
+        <w:rPr>
+          <w:sz w:val="24"/>
+          <w:szCs w:val="24"/>
+          <w:lang w:val="es-AR"/>
+        </w:rPr>
+        <w:t>impuesto, ganancias</w:t>
+      </w:r>
+      <w:r>
+        <w:rPr>
+          <w:sz w:val="24"/>
+          <w:szCs w:val="24"/>
+          <w:lang w:val="es-AR"/>
+        </w:rPr>
+        <w:t>, ingresos brutos, sellos</w:t>
+      </w:r>
+      <w:r>
+        <w:rPr>
+          <w:sz w:val="24"/>
+          <w:szCs w:val="24"/>
+          <w:lang w:val="es-AR"/>
+        </w:rPr>
+        <w:t>.</w:t>
       </w:r>
     </w:p>
     <w:p>
@@ -3730,77 +4076,6 @@
         </w:rPr>
         <w:t>Palabras a evitar</w:t>
       </w:r>
-    </w:p>
-    <w:p>
-      <w:pPr>
-        <w:pStyle w:val="ListParagraph"/>
-        <w:numPr>
-          <w:ilvl w:val="0"/>
-          <w:numId w:val="1"/>
-        </w:numPr>
-        <w:rPr>
-          <w:sz w:val="24"/>
-          <w:szCs w:val="24"/>
-          <w:lang w:val="es-AR"/>
-        </w:rPr>
-      </w:pPr>
-      <w:r>
-        <w:rPr>
-          <w:sz w:val="24"/>
-          <w:szCs w:val="24"/>
-          <w:lang w:val="es-AR"/>
-        </w:rPr>
-        <w:t>Funciona: revisar que trae todo</w:t>
-      </w:r>
-    </w:p>
-    <w:p>
-      <w:pPr>
-        <w:pStyle w:val="ListParagraph"/>
-        <w:numPr>
-          <w:ilvl w:val="0"/>
-          <w:numId w:val="1"/>
-        </w:numPr>
-        <w:rPr>
-          <w:sz w:val="24"/>
-          <w:szCs w:val="24"/>
-          <w:lang w:val="es-AR"/>
-        </w:rPr>
-      </w:pPr>
-      <w:r>
-        <w:rPr>
-          <w:sz w:val="24"/>
-          <w:szCs w:val="24"/>
-          <w:lang w:val="es-AR"/>
-        </w:rPr>
-        <w:t>Responsable: grupo flor arce revisar</w:t>
-      </w:r>
-    </w:p>
-    <w:p>
-      <w:pPr>
-        <w:pStyle w:val="ListParagraph"/>
-        <w:rPr>
-          <w:sz w:val="24"/>
-          <w:szCs w:val="24"/>
-          <w:lang w:val="es-AR"/>
-        </w:rPr>
-      </w:pPr>
-    </w:p>
-    <w:p>
-      <w:pPr>
-        <w:rPr>
-          <w:sz w:val="24"/>
-          <w:szCs w:val="24"/>
-          <w:lang w:val="es-AR"/>
-        </w:rPr>
-      </w:pPr>
-      <w:r>
-        <w:rPr>
-          <w:sz w:val="24"/>
-          <w:szCs w:val="24"/>
-          <w:lang w:val="es-AR"/>
-        </w:rPr>
-        <w:t>Santa fe</w:t>
-      </w:r>
       <w:r>
         <w:rPr>
           <w:sz w:val="24"/>
@@ -3809,772 +4084,36 @@
         </w:rPr>
         <w:t>:</w:t>
       </w:r>
-      <w:r>
-        <w:rPr>
-          <w:sz w:val="24"/>
-          <w:szCs w:val="24"/>
-          <w:lang w:val="es-AR"/>
-        </w:rPr>
-        <w:t xml:space="preserve"> </w:t>
-      </w:r>
-    </w:p>
-    <w:p>
-      <w:pPr>
-        <w:pStyle w:val="ListParagraph"/>
-        <w:numPr>
-          <w:ilvl w:val="0"/>
-          <w:numId w:val="1"/>
-        </w:numPr>
-        <w:rPr>
-          <w:sz w:val="24"/>
-          <w:szCs w:val="24"/>
-          <w:lang w:val="es-AR"/>
-        </w:rPr>
-      </w:pPr>
-      <w:r>
-        <w:rPr>
-          <w:sz w:val="24"/>
-          <w:szCs w:val="24"/>
-          <w:lang w:val="es-AR"/>
-        </w:rPr>
-        <w:t>Ministerios</w:t>
-      </w:r>
-      <w:r>
-        <w:rPr>
-          <w:sz w:val="24"/>
-          <w:szCs w:val="24"/>
-          <w:lang w:val="es-AR"/>
-        </w:rPr>
-        <w:t>/poderes</w:t>
-      </w:r>
-      <w:r>
-        <w:rPr>
-          <w:sz w:val="24"/>
-          <w:szCs w:val="24"/>
-          <w:lang w:val="es-AR"/>
-        </w:rPr>
-        <w:t xml:space="preserve">: </w:t>
-      </w:r>
-      <w:r>
-        <w:rPr>
-          <w:sz w:val="24"/>
-          <w:szCs w:val="24"/>
-          <w:lang w:val="es-AR"/>
-        </w:rPr>
-        <w:t>Dirección General de Rentas de Santa Fe</w:t>
-      </w:r>
-      <w:r>
-        <w:rPr>
-          <w:sz w:val="24"/>
-          <w:szCs w:val="24"/>
-          <w:lang w:val="es-AR"/>
-        </w:rPr>
-        <w:t xml:space="preserve">. Con la particularidad que las publica la </w:t>
-      </w:r>
-      <w:proofErr w:type="spellStart"/>
-      <w:r>
-        <w:rPr>
-          <w:sz w:val="24"/>
-          <w:szCs w:val="24"/>
-          <w:lang w:val="es-AR"/>
-        </w:rPr>
-        <w:t>Administracion</w:t>
-      </w:r>
-      <w:proofErr w:type="spellEnd"/>
-      <w:r>
-        <w:rPr>
-          <w:sz w:val="24"/>
-          <w:szCs w:val="24"/>
-          <w:lang w:val="es-AR"/>
-        </w:rPr>
-        <w:t xml:space="preserve"> provincial de impuestos. Revisar donde conviene sumarlo, si en ministerio o palabra clave</w:t>
-      </w:r>
-    </w:p>
-    <w:p>
-      <w:pPr>
-        <w:pStyle w:val="ListParagraph"/>
-        <w:numPr>
-          <w:ilvl w:val="0"/>
-          <w:numId w:val="1"/>
-        </w:numPr>
-        <w:rPr>
-          <w:sz w:val="24"/>
-          <w:szCs w:val="24"/>
-          <w:lang w:val="es-AR"/>
-        </w:rPr>
-      </w:pPr>
-      <w:r>
-        <w:rPr>
-          <w:sz w:val="24"/>
-          <w:szCs w:val="24"/>
-          <w:lang w:val="es-AR"/>
-        </w:rPr>
-        <w:t>Palabras clave</w:t>
-      </w:r>
-      <w:r>
-        <w:rPr>
-          <w:sz w:val="24"/>
-          <w:szCs w:val="24"/>
-          <w:lang w:val="es-AR"/>
-        </w:rPr>
-        <w:t>:</w:t>
-      </w:r>
-      <w:r>
-        <w:rPr>
-          <w:sz w:val="24"/>
-          <w:szCs w:val="24"/>
-          <w:lang w:val="es-AR"/>
-        </w:rPr>
-        <w:t xml:space="preserve"> </w:t>
-      </w:r>
-      <w:r>
-        <w:rPr>
-          <w:sz w:val="24"/>
-          <w:szCs w:val="24"/>
-          <w:lang w:val="es-AR"/>
-        </w:rPr>
-        <w:t>Impuesto, Tributo, alícuotas, Ingresos brutos, Convenio, Tasas, Retención, Percepción, Vencimiento, Impuesto al valor agregado, Impuesto a las Ganancias, Impuesto Inmobiliario, Impuesto Automotor, Agente</w:t>
-      </w:r>
-      <w:r>
-        <w:rPr>
-          <w:sz w:val="24"/>
-          <w:szCs w:val="24"/>
-          <w:lang w:val="es-AR"/>
-        </w:rPr>
-        <w:t xml:space="preserve">, </w:t>
-      </w:r>
-      <w:r>
-        <w:rPr>
-          <w:sz w:val="24"/>
-          <w:szCs w:val="24"/>
-          <w:lang w:val="es-AR"/>
-        </w:rPr>
-        <w:t>Beneficio, Deducción, Anticipo, DDJJ</w:t>
-      </w:r>
-    </w:p>
-    <w:p>
-      <w:pPr>
-        <w:pStyle w:val="ListParagraph"/>
-        <w:numPr>
-          <w:ilvl w:val="0"/>
-          <w:numId w:val="1"/>
-        </w:numPr>
-        <w:rPr>
-          <w:sz w:val="24"/>
-          <w:szCs w:val="24"/>
-          <w:lang w:val="es-AR"/>
-        </w:rPr>
-      </w:pPr>
-      <w:r>
-        <w:rPr>
-          <w:sz w:val="24"/>
-          <w:szCs w:val="24"/>
-          <w:lang w:val="es-AR"/>
-        </w:rPr>
-        <w:t>Palabras a evitar</w:t>
-      </w:r>
-      <w:r>
-        <w:rPr>
-          <w:sz w:val="24"/>
-          <w:szCs w:val="24"/>
-          <w:lang w:val="es-AR"/>
-        </w:rPr>
-        <w:t>:</w:t>
-      </w:r>
-    </w:p>
-    <w:p>
-      <w:pPr>
-        <w:pStyle w:val="ListParagraph"/>
-        <w:numPr>
-          <w:ilvl w:val="0"/>
-          <w:numId w:val="1"/>
-        </w:numPr>
-        <w:rPr>
-          <w:sz w:val="24"/>
-          <w:szCs w:val="24"/>
-          <w:lang w:val="es-AR"/>
-        </w:rPr>
-      </w:pPr>
-      <w:r>
-        <w:rPr>
-          <w:sz w:val="24"/>
-          <w:szCs w:val="24"/>
-          <w:lang w:val="es-AR"/>
-        </w:rPr>
-        <w:t>Responsable: Facundo arce</w:t>
-      </w:r>
-    </w:p>
-    <w:p>
-      <w:pPr>
-        <w:rPr>
-          <w:sz w:val="24"/>
-          <w:szCs w:val="24"/>
-          <w:lang w:val="es-AR"/>
-        </w:rPr>
-      </w:pPr>
-      <w:r>
-        <w:rPr>
-          <w:sz w:val="24"/>
-          <w:szCs w:val="24"/>
-          <w:lang w:val="es-AR"/>
-        </w:rPr>
-        <w:t>Tierra del fuego</w:t>
-      </w:r>
-      <w:r>
-        <w:rPr>
-          <w:sz w:val="24"/>
-          <w:szCs w:val="24"/>
-          <w:lang w:val="es-AR"/>
-        </w:rPr>
-        <w:t>:</w:t>
-      </w:r>
-      <w:r>
-        <w:rPr>
-          <w:sz w:val="24"/>
-          <w:szCs w:val="24"/>
-          <w:lang w:val="es-AR"/>
-        </w:rPr>
-        <w:t xml:space="preserve"> </w:t>
-      </w:r>
-    </w:p>
-    <w:p>
-      <w:pPr>
-        <w:pStyle w:val="ListParagraph"/>
-        <w:numPr>
-          <w:ilvl w:val="0"/>
-          <w:numId w:val="1"/>
-        </w:numPr>
-        <w:rPr>
-          <w:sz w:val="24"/>
-          <w:szCs w:val="24"/>
-          <w:lang w:val="es-AR"/>
-        </w:rPr>
-      </w:pPr>
-      <w:r>
-        <w:rPr>
-          <w:sz w:val="24"/>
-          <w:szCs w:val="24"/>
-          <w:lang w:val="es-AR"/>
-        </w:rPr>
-        <w:t xml:space="preserve">Ministerios: </w:t>
-      </w:r>
-      <w:r>
-        <w:rPr>
-          <w:sz w:val="24"/>
-          <w:szCs w:val="24"/>
-          <w:lang w:val="es-AR"/>
-        </w:rPr>
-        <w:t>Ley, decreto y resolución</w:t>
-      </w:r>
-    </w:p>
-    <w:p>
-      <w:pPr>
-        <w:pStyle w:val="ListParagraph"/>
-        <w:numPr>
-          <w:ilvl w:val="0"/>
-          <w:numId w:val="1"/>
-        </w:numPr>
-        <w:rPr>
-          <w:sz w:val="24"/>
-          <w:szCs w:val="24"/>
-          <w:lang w:val="es-AR"/>
-        </w:rPr>
-      </w:pPr>
-      <w:r>
-        <w:rPr>
-          <w:sz w:val="24"/>
-          <w:szCs w:val="24"/>
-          <w:lang w:val="es-AR"/>
-        </w:rPr>
-        <w:t>Palabras clave</w:t>
-      </w:r>
-      <w:r>
-        <w:rPr>
-          <w:sz w:val="24"/>
-          <w:szCs w:val="24"/>
-          <w:lang w:val="es-AR"/>
-        </w:rPr>
-        <w:t xml:space="preserve">: </w:t>
-      </w:r>
-      <w:r>
-        <w:rPr>
-          <w:sz w:val="24"/>
-          <w:szCs w:val="24"/>
-          <w:lang w:val="es-AR"/>
-        </w:rPr>
-        <w:t>Impositivo</w:t>
-      </w:r>
-      <w:r>
-        <w:rPr>
-          <w:sz w:val="24"/>
-          <w:szCs w:val="24"/>
-          <w:lang w:val="es-AR"/>
-        </w:rPr>
-        <w:t xml:space="preserve">, </w:t>
-      </w:r>
-      <w:r>
-        <w:rPr>
-          <w:sz w:val="24"/>
-          <w:szCs w:val="24"/>
-          <w:lang w:val="es-AR"/>
-        </w:rPr>
-        <w:t>Ganancias, Ingresos Brutos, Automotor, Inmobiliario, Impuesto</w:t>
-      </w:r>
-    </w:p>
-    <w:p>
-      <w:pPr>
-        <w:pStyle w:val="ListParagraph"/>
-        <w:numPr>
-          <w:ilvl w:val="0"/>
-          <w:numId w:val="1"/>
-        </w:numPr>
-        <w:rPr>
-          <w:sz w:val="24"/>
-          <w:szCs w:val="24"/>
-          <w:lang w:val="es-AR"/>
-        </w:rPr>
-      </w:pPr>
-      <w:r>
-        <w:rPr>
-          <w:sz w:val="24"/>
-          <w:szCs w:val="24"/>
-          <w:lang w:val="es-AR"/>
-        </w:rPr>
-        <w:t>Palabras a evitar</w:t>
-      </w:r>
-      <w:r>
-        <w:rPr>
-          <w:sz w:val="24"/>
-          <w:szCs w:val="24"/>
-          <w:lang w:val="es-AR"/>
-        </w:rPr>
-        <w:t xml:space="preserve">: </w:t>
-      </w:r>
-    </w:p>
-    <w:p>
-      <w:pPr>
-        <w:pStyle w:val="ListParagraph"/>
-        <w:numPr>
-          <w:ilvl w:val="0"/>
-          <w:numId w:val="1"/>
-        </w:numPr>
-        <w:rPr>
-          <w:sz w:val="24"/>
-          <w:szCs w:val="24"/>
-          <w:lang w:val="es-AR"/>
-        </w:rPr>
-      </w:pPr>
-      <w:r>
-        <w:rPr>
-          <w:sz w:val="24"/>
-          <w:szCs w:val="24"/>
-          <w:lang w:val="es-AR"/>
-        </w:rPr>
-        <w:t>Responsable: buscar</w:t>
-      </w:r>
-    </w:p>
-    <w:p>
-      <w:pPr>
-        <w:rPr>
-          <w:sz w:val="24"/>
-          <w:szCs w:val="24"/>
-          <w:lang w:val="es-AR"/>
-        </w:rPr>
-      </w:pPr>
-      <w:r>
-        <w:rPr>
-          <w:sz w:val="24"/>
-          <w:szCs w:val="24"/>
-          <w:lang w:val="es-AR"/>
-        </w:rPr>
-        <w:t>Tucuman</w:t>
-      </w:r>
-      <w:r>
-        <w:rPr>
-          <w:sz w:val="24"/>
-          <w:szCs w:val="24"/>
-          <w:lang w:val="es-AR"/>
-        </w:rPr>
-        <w:t>:</w:t>
-      </w:r>
-      <w:r>
-        <w:rPr>
-          <w:sz w:val="24"/>
-          <w:szCs w:val="24"/>
-          <w:lang w:val="es-AR"/>
-        </w:rPr>
-        <w:t xml:space="preserve"> </w:t>
-      </w:r>
-    </w:p>
-    <w:p>
-      <w:pPr>
-        <w:pStyle w:val="ListParagraph"/>
-        <w:numPr>
-          <w:ilvl w:val="0"/>
-          <w:numId w:val="1"/>
-        </w:numPr>
-        <w:rPr>
-          <w:sz w:val="24"/>
-          <w:szCs w:val="24"/>
-          <w:lang w:val="es-AR"/>
-        </w:rPr>
-      </w:pPr>
-      <w:r>
-        <w:rPr>
-          <w:sz w:val="24"/>
-          <w:szCs w:val="24"/>
-          <w:lang w:val="es-AR"/>
-        </w:rPr>
-        <w:lastRenderedPageBreak/>
-        <w:t xml:space="preserve">Ministerios: </w:t>
-      </w:r>
-      <w:r>
-        <w:rPr>
-          <w:sz w:val="24"/>
-          <w:szCs w:val="24"/>
-          <w:lang w:val="es-AR"/>
-        </w:rPr>
-        <w:t>Ley, decreto y resolución</w:t>
-      </w:r>
-    </w:p>
-    <w:p>
-      <w:pPr>
-        <w:pStyle w:val="ListParagraph"/>
-        <w:numPr>
-          <w:ilvl w:val="0"/>
-          <w:numId w:val="1"/>
-        </w:numPr>
-        <w:rPr>
-          <w:sz w:val="24"/>
-          <w:szCs w:val="24"/>
-          <w:lang w:val="es-AR"/>
-        </w:rPr>
-      </w:pPr>
-      <w:r>
-        <w:rPr>
-          <w:sz w:val="24"/>
-          <w:szCs w:val="24"/>
-          <w:lang w:val="es-AR"/>
-        </w:rPr>
-        <w:t>Palabras clave</w:t>
-      </w:r>
-      <w:r>
-        <w:rPr>
-          <w:sz w:val="24"/>
-          <w:szCs w:val="24"/>
-          <w:lang w:val="es-AR"/>
-        </w:rPr>
-        <w:t xml:space="preserve">: </w:t>
-      </w:r>
-      <w:r>
-        <w:rPr>
-          <w:sz w:val="24"/>
-          <w:szCs w:val="24"/>
-          <w:lang w:val="es-AR"/>
-        </w:rPr>
-        <w:t>Impositivo</w:t>
-      </w:r>
-      <w:r>
-        <w:rPr>
-          <w:sz w:val="24"/>
-          <w:szCs w:val="24"/>
-          <w:lang w:val="es-AR"/>
-        </w:rPr>
-        <w:t xml:space="preserve">, </w:t>
-      </w:r>
-      <w:r>
-        <w:rPr>
-          <w:sz w:val="24"/>
-          <w:szCs w:val="24"/>
-          <w:lang w:val="es-AR"/>
-        </w:rPr>
-        <w:t>Ganancias, Ingresos Brutos, Automotor, Inmobiliario, Impuesto</w:t>
-      </w:r>
-    </w:p>
-    <w:p>
-      <w:pPr>
-        <w:pStyle w:val="ListParagraph"/>
-        <w:numPr>
-          <w:ilvl w:val="0"/>
-          <w:numId w:val="1"/>
-        </w:numPr>
-        <w:rPr>
-          <w:sz w:val="24"/>
-          <w:szCs w:val="24"/>
-          <w:lang w:val="es-AR"/>
-        </w:rPr>
-      </w:pPr>
-      <w:r>
-        <w:rPr>
-          <w:sz w:val="24"/>
-          <w:szCs w:val="24"/>
-          <w:lang w:val="es-AR"/>
-        </w:rPr>
-        <w:t>Palabras a evitar</w:t>
-      </w:r>
-      <w:r>
-        <w:rPr>
-          <w:sz w:val="24"/>
-          <w:szCs w:val="24"/>
-          <w:lang w:val="es-AR"/>
-        </w:rPr>
-        <w:t>:</w:t>
-      </w:r>
-    </w:p>
-    <w:p>
-      <w:pPr>
-        <w:pStyle w:val="ListParagraph"/>
-        <w:numPr>
-          <w:ilvl w:val="0"/>
-          <w:numId w:val="1"/>
-        </w:numPr>
-        <w:rPr>
-          <w:sz w:val="24"/>
-          <w:szCs w:val="24"/>
-          <w:lang w:val="es-AR"/>
-        </w:rPr>
-      </w:pPr>
-      <w:r>
-        <w:rPr>
-          <w:sz w:val="24"/>
-          <w:szCs w:val="24"/>
-          <w:lang w:val="es-AR"/>
-        </w:rPr>
-        <w:t>Funciona: no</w:t>
-      </w:r>
-    </w:p>
-    <w:p>
-      <w:pPr>
-        <w:pStyle w:val="ListParagraph"/>
-        <w:numPr>
-          <w:ilvl w:val="0"/>
-          <w:numId w:val="1"/>
-        </w:numPr>
-        <w:rPr>
-          <w:sz w:val="24"/>
-          <w:szCs w:val="24"/>
-          <w:lang w:val="es-AR"/>
-        </w:rPr>
-      </w:pPr>
-      <w:r>
-        <w:rPr>
-          <w:sz w:val="24"/>
-          <w:szCs w:val="24"/>
-          <w:lang w:val="es-AR"/>
-        </w:rPr>
-        <w:t>Responsable: Tomas Martinez</w:t>
-      </w:r>
-    </w:p>
-    <w:p>
-      <w:pPr>
-        <w:rPr>
-          <w:sz w:val="24"/>
-          <w:szCs w:val="24"/>
-          <w:lang w:val="es-AR"/>
-        </w:rPr>
-      </w:pPr>
-      <w:r>
-        <w:rPr>
-          <w:sz w:val="24"/>
-          <w:szCs w:val="24"/>
-          <w:lang w:val="es-AR"/>
-        </w:rPr>
-        <w:t>Santiago del estero</w:t>
-      </w:r>
-      <w:r>
-        <w:rPr>
-          <w:sz w:val="24"/>
-          <w:szCs w:val="24"/>
-          <w:lang w:val="es-AR"/>
-        </w:rPr>
-        <w:t xml:space="preserve">: </w:t>
-      </w:r>
-    </w:p>
-    <w:p>
-      <w:pPr>
-        <w:pStyle w:val="ListParagraph"/>
-        <w:numPr>
-          <w:ilvl w:val="0"/>
-          <w:numId w:val="1"/>
-        </w:numPr>
-        <w:rPr>
-          <w:sz w:val="24"/>
-          <w:szCs w:val="24"/>
-          <w:lang w:val="es-AR"/>
-        </w:rPr>
-      </w:pPr>
-      <w:r>
-        <w:rPr>
-          <w:sz w:val="24"/>
-          <w:szCs w:val="24"/>
-          <w:lang w:val="es-AR"/>
-        </w:rPr>
-        <w:t>Ministerios</w:t>
-      </w:r>
-      <w:r>
-        <w:rPr>
-          <w:sz w:val="24"/>
-          <w:szCs w:val="24"/>
-          <w:lang w:val="es-AR"/>
-        </w:rPr>
-        <w:t>/poderes</w:t>
-      </w:r>
-      <w:r>
-        <w:rPr>
-          <w:sz w:val="24"/>
-          <w:szCs w:val="24"/>
-          <w:lang w:val="es-AR"/>
-        </w:rPr>
-        <w:t xml:space="preserve">: </w:t>
-      </w:r>
-      <w:r>
-        <w:rPr>
-          <w:sz w:val="24"/>
-          <w:szCs w:val="24"/>
-          <w:lang w:val="es-AR"/>
-        </w:rPr>
-        <w:t>Dirección General de Rentas Santiago del Estero</w:t>
-      </w:r>
-    </w:p>
-    <w:p>
-      <w:pPr>
-        <w:pStyle w:val="ListParagraph"/>
-        <w:numPr>
-          <w:ilvl w:val="0"/>
-          <w:numId w:val="1"/>
-        </w:numPr>
-        <w:rPr>
-          <w:sz w:val="24"/>
-          <w:szCs w:val="24"/>
-          <w:lang w:val="es-AR"/>
-        </w:rPr>
-      </w:pPr>
-      <w:r>
-        <w:rPr>
-          <w:sz w:val="24"/>
-          <w:szCs w:val="24"/>
-          <w:lang w:val="es-AR"/>
-        </w:rPr>
-        <w:t>Palabras clave</w:t>
-      </w:r>
-      <w:r>
-        <w:rPr>
-          <w:sz w:val="24"/>
-          <w:szCs w:val="24"/>
-          <w:lang w:val="es-AR"/>
-        </w:rPr>
-        <w:t>:</w:t>
-      </w:r>
-      <w:r>
-        <w:rPr>
-          <w:lang w:val="es-AR"/>
-        </w:rPr>
-        <w:t xml:space="preserve"> </w:t>
-      </w:r>
-      <w:r>
-        <w:rPr>
-          <w:sz w:val="24"/>
-          <w:szCs w:val="24"/>
-          <w:lang w:val="es-AR"/>
-        </w:rPr>
-        <w:t xml:space="preserve">Impuesto, Impositivos, Incentivos, Ganancias, Sellos, </w:t>
-      </w:r>
-      <w:proofErr w:type="gramStart"/>
-      <w:r>
-        <w:rPr>
-          <w:sz w:val="24"/>
-          <w:szCs w:val="24"/>
-          <w:lang w:val="es-AR"/>
-        </w:rPr>
-        <w:t>Automotor ,</w:t>
-      </w:r>
-      <w:proofErr w:type="gramEnd"/>
-      <w:r>
-        <w:rPr>
-          <w:sz w:val="24"/>
-          <w:szCs w:val="24"/>
-          <w:lang w:val="es-AR"/>
-        </w:rPr>
-        <w:t xml:space="preserve"> Inmobiliario, Agregado, Brutos, DGR.</w:t>
-      </w:r>
-    </w:p>
-    <w:p>
-      <w:pPr>
-        <w:pStyle w:val="ListParagraph"/>
-        <w:numPr>
-          <w:ilvl w:val="0"/>
-          <w:numId w:val="1"/>
-        </w:numPr>
-        <w:rPr>
-          <w:sz w:val="24"/>
-          <w:szCs w:val="24"/>
-          <w:lang w:val="es-AR"/>
-        </w:rPr>
-      </w:pPr>
-      <w:r>
-        <w:rPr>
-          <w:sz w:val="24"/>
-          <w:szCs w:val="24"/>
-          <w:lang w:val="es-AR"/>
-        </w:rPr>
-        <w:t>Palabras a evitar</w:t>
-      </w:r>
-      <w:r>
-        <w:rPr>
-          <w:sz w:val="24"/>
-          <w:szCs w:val="24"/>
-          <w:lang w:val="es-AR"/>
-        </w:rPr>
-        <w:t xml:space="preserve">: </w:t>
-      </w:r>
-    </w:p>
-    <w:p>
-      <w:pPr>
-        <w:pStyle w:val="ListParagraph"/>
-        <w:numPr>
-          <w:ilvl w:val="0"/>
-          <w:numId w:val="1"/>
-        </w:numPr>
-        <w:rPr>
-          <w:sz w:val="24"/>
-          <w:szCs w:val="24"/>
-          <w:lang w:val="es-AR"/>
-        </w:rPr>
-      </w:pPr>
-      <w:r>
-        <w:rPr>
-          <w:sz w:val="24"/>
-          <w:szCs w:val="24"/>
-          <w:lang w:val="es-AR"/>
-        </w:rPr>
-        <w:t xml:space="preserve">Responsable: Karen </w:t>
-      </w:r>
-      <w:proofErr w:type="spellStart"/>
-      <w:r>
-        <w:rPr>
-          <w:sz w:val="24"/>
-          <w:szCs w:val="24"/>
-          <w:lang w:val="es-AR"/>
-        </w:rPr>
-        <w:t>mam</w:t>
-      </w:r>
-      <w:r>
-        <w:rPr>
-          <w:sz w:val="24"/>
-          <w:szCs w:val="24"/>
-          <w:lang w:val="es-AR"/>
-        </w:rPr>
-        <w:t>m</w:t>
-      </w:r>
-      <w:r>
-        <w:rPr>
-          <w:sz w:val="24"/>
-          <w:szCs w:val="24"/>
-          <w:lang w:val="es-AR"/>
-        </w:rPr>
-        <w:t>ani</w:t>
-      </w:r>
-      <w:proofErr w:type="spellEnd"/>
+    </w:p>
+    <w:p>
+      <w:pPr>
+        <w:pStyle w:val="ListParagraph"/>
+        <w:numPr>
+          <w:ilvl w:val="0"/>
+          <w:numId w:val="1"/>
+        </w:numPr>
+        <w:rPr>
+          <w:sz w:val="24"/>
+          <w:szCs w:val="24"/>
+          <w:lang w:val="es-AR"/>
+        </w:rPr>
+      </w:pPr>
+      <w:r>
+        <w:rPr>
+          <w:sz w:val="24"/>
+          <w:szCs w:val="24"/>
+          <w:lang w:val="es-AR"/>
+        </w:rPr>
+        <w:t xml:space="preserve">Responsable: </w:t>
+      </w:r>
+      <w:r>
+        <w:rPr>
+          <w:sz w:val="24"/>
+          <w:szCs w:val="24"/>
+          <w:lang w:val="es-AR"/>
+        </w:rPr>
+        <w:t>Damian Soto</w:t>
+      </w:r>
     </w:p>
     <w:sectPr>
       <w:headerReference w:type="even" r:id="rId10"/>
@@ -5049,15 +4588,6 @@
   </w:num>
   <w:num w:numId="3" w16cid:durableId="24647914">
     <w:abstractNumId w:val="2"/>
-    <w:lvlOverride w:ilvl="0"/>
-    <w:lvlOverride w:ilvl="1"/>
-    <w:lvlOverride w:ilvl="2"/>
-    <w:lvlOverride w:ilvl="3"/>
-    <w:lvlOverride w:ilvl="4"/>
-    <w:lvlOverride w:ilvl="5"/>
-    <w:lvlOverride w:ilvl="6"/>
-    <w:lvlOverride w:ilvl="7"/>
-    <w:lvlOverride w:ilvl="8"/>
   </w:num>
 </w:numbering>
 </file>
@@ -6357,11 +5887,11 @@
 </file>
 
 <file path=customXml/item2.xml><?xml version="1.0" encoding="utf-8"?>
-<b:Sources xmlns:b="http://schemas.openxmlformats.org/officeDocument/2006/bibliography" xmlns="http://schemas.openxmlformats.org/officeDocument/2006/bibliography" SelectedStyle="\APASixthEditionOfficeOnline.xsl" StyleName="APA" Version="6"/>
+<TemplafyFormConfiguration><![CDATA[{"formFields":[],"formDataEntries":[]}]]></TemplafyFormConfiguration>
 </file>
 
 <file path=customXml/item3.xml><?xml version="1.0" encoding="utf-8"?>
-<TemplafyFormConfiguration><![CDATA[{"formFields":[],"formDataEntries":[]}]]></TemplafyFormConfiguration>
+<b:Sources xmlns:b="http://schemas.openxmlformats.org/officeDocument/2006/bibliography" xmlns="http://schemas.openxmlformats.org/officeDocument/2006/bibliography" SelectedStyle="\APASixthEditionOfficeOnline.xsl" StyleName="APA" Version="6"/>
 </file>
 
 <file path=customXml/itemProps1.xml><?xml version="1.0" encoding="utf-8"?>
@@ -6371,16 +5901,16 @@
 </file>
 
 <file path=customXml/itemProps2.xml><?xml version="1.0" encoding="utf-8"?>
+<ds:datastoreItem xmlns:ds="http://schemas.openxmlformats.org/officeDocument/2006/customXml" ds:itemID="{7076626C-638D-40B6-8763-B743F2C533E1}">
+  <ds:schemaRefs/>
+</ds:datastoreItem>
+</file>
+
+<file path=customXml/itemProps3.xml><?xml version="1.0" encoding="utf-8"?>
 <ds:datastoreItem xmlns:ds="http://schemas.openxmlformats.org/officeDocument/2006/customXml" ds:itemID="{2F5BF1B0-D63D-4DAA-9ED3-D78407BA5A35}">
   <ds:schemaRefs>
     <ds:schemaRef ds:uri="http://schemas.openxmlformats.org/officeDocument/2006/bibliography"/>
   </ds:schemaRefs>
-</ds:datastoreItem>
-</file>
-
-<file path=customXml/itemProps3.xml><?xml version="1.0" encoding="utf-8"?>
-<ds:datastoreItem xmlns:ds="http://schemas.openxmlformats.org/officeDocument/2006/customXml" ds:itemID="{7076626C-638D-40B6-8763-B743F2C533E1}">
-  <ds:schemaRefs/>
 </ds:datastoreItem>
 </file>
 

--- a/Palabras claves por provincia-2.docx
+++ b/Palabras claves por provincia-2.docx
@@ -32,6 +32,7 @@
           <w:lang w:val="es-AR"/>
         </w:rPr>
       </w:pPr>
+      <w:proofErr w:type="spellStart"/>
       <w:r>
         <w:rPr>
           <w:sz w:val="24"/>
@@ -40,6 +41,7 @@
         </w:rPr>
         <w:t>Bsas</w:t>
       </w:r>
+      <w:proofErr w:type="spellEnd"/>
       <w:r>
         <w:rPr>
           <w:sz w:val="24"/>
@@ -86,6 +88,32 @@
         </w:rPr>
         <w:t>ARBA</w:t>
       </w:r>
+      <w:r>
+        <w:rPr>
+          <w:sz w:val="24"/>
+          <w:szCs w:val="24"/>
+          <w:lang w:val="es-AR"/>
+        </w:rPr>
+        <w:t xml:space="preserve">, </w:t>
+      </w:r>
+      <w:r>
+        <w:rPr>
+          <w:i/>
+          <w:iCs/>
+          <w:sz w:val="24"/>
+          <w:szCs w:val="24"/>
+          <w:lang w:val="es-AR"/>
+        </w:rPr>
+        <w:t>Subdirección Ejecutiva de Recaudación y Catastro</w:t>
+      </w:r>
+      <w:r>
+        <w:rPr>
+          <w:sz w:val="24"/>
+          <w:szCs w:val="24"/>
+          <w:lang w:val="es-AR"/>
+        </w:rPr>
+        <w:t xml:space="preserve"> de ARBA</w:t>
+      </w:r>
     </w:p>
     <w:p>
       <w:pPr>
@@ -177,6 +205,7 @@
           <w:szCs w:val="24"/>
         </w:rPr>
       </w:pPr>
+      <w:proofErr w:type="spellStart"/>
       <w:r>
         <w:rPr>
           <w:sz w:val="24"/>
@@ -184,6 +213,7 @@
         </w:rPr>
         <w:t>Alícuota</w:t>
       </w:r>
+      <w:proofErr w:type="spellEnd"/>
     </w:p>
     <w:p>
       <w:pPr>
@@ -673,7 +703,25 @@
           <w:szCs w:val="24"/>
           <w:lang w:val="es-AR"/>
         </w:rPr>
-        <w:t>Decreto, Resolucion, Ley</w:t>
+        <w:t xml:space="preserve">Decreto, </w:t>
+      </w:r>
+      <w:proofErr w:type="spellStart"/>
+      <w:r>
+        <w:rPr>
+          <w:sz w:val="24"/>
+          <w:szCs w:val="24"/>
+          <w:lang w:val="es-AR"/>
+        </w:rPr>
+        <w:t>Resolucion</w:t>
+      </w:r>
+      <w:proofErr w:type="spellEnd"/>
+      <w:r>
+        <w:rPr>
+          <w:sz w:val="24"/>
+          <w:szCs w:val="24"/>
+          <w:lang w:val="es-AR"/>
+        </w:rPr>
+        <w:t>, Ley</w:t>
       </w:r>
     </w:p>
     <w:p>
@@ -835,7 +883,25 @@
           <w:szCs w:val="24"/>
           <w:lang w:val="es-AR"/>
         </w:rPr>
-        <w:t>Decreto, Resolucion, Ley</w:t>
+        <w:t xml:space="preserve">Decreto, </w:t>
+      </w:r>
+      <w:proofErr w:type="spellStart"/>
+      <w:r>
+        <w:rPr>
+          <w:sz w:val="24"/>
+          <w:szCs w:val="24"/>
+          <w:lang w:val="es-AR"/>
+        </w:rPr>
+        <w:t>Resolucion</w:t>
+      </w:r>
+      <w:proofErr w:type="spellEnd"/>
+      <w:r>
+        <w:rPr>
+          <w:sz w:val="24"/>
+          <w:szCs w:val="24"/>
+          <w:lang w:val="es-AR"/>
+        </w:rPr>
+        <w:t>, Ley</w:t>
       </w:r>
     </w:p>
     <w:p>
@@ -929,6 +995,7 @@
           <w:lang w:val="es-AR"/>
         </w:rPr>
       </w:pPr>
+      <w:proofErr w:type="spellStart"/>
       <w:r>
         <w:rPr>
           <w:sz w:val="24"/>
@@ -937,6 +1004,7 @@
         </w:rPr>
         <w:t>cordoba</w:t>
       </w:r>
+      <w:proofErr w:type="spellEnd"/>
       <w:r>
         <w:rPr>
           <w:sz w:val="24"/>
@@ -997,25 +1065,7 @@
           <w:szCs w:val="24"/>
           <w:lang w:val="es-AR"/>
         </w:rPr>
-        <w:t xml:space="preserve">Dirección General de Rentas - DGR - </w:t>
-      </w:r>
-      <w:proofErr w:type="gramStart"/>
-      <w:r>
-        <w:rPr>
-          <w:sz w:val="24"/>
-          <w:szCs w:val="24"/>
-          <w:lang w:val="es-AR"/>
-        </w:rPr>
-        <w:t>Secretaria</w:t>
-      </w:r>
-      <w:proofErr w:type="gramEnd"/>
-      <w:r>
-        <w:rPr>
-          <w:sz w:val="24"/>
-          <w:szCs w:val="24"/>
-          <w:lang w:val="es-AR"/>
-        </w:rPr>
-        <w:t xml:space="preserve"> de la Industria</w:t>
+        <w:t>Dirección General de Rentas - DGR - Secretaria de la Industria</w:t>
       </w:r>
     </w:p>
     <w:p>
@@ -1218,7 +1268,25 @@
           <w:szCs w:val="24"/>
           <w:lang w:val="es-AR"/>
         </w:rPr>
-        <w:t>Decreto, Resolucion, Ley</w:t>
+        <w:t xml:space="preserve">Decreto, </w:t>
+      </w:r>
+      <w:proofErr w:type="spellStart"/>
+      <w:r>
+        <w:rPr>
+          <w:sz w:val="24"/>
+          <w:szCs w:val="24"/>
+          <w:lang w:val="es-AR"/>
+        </w:rPr>
+        <w:t>Resolucion</w:t>
+      </w:r>
+      <w:proofErr w:type="spellEnd"/>
+      <w:r>
+        <w:rPr>
+          <w:sz w:val="24"/>
+          <w:szCs w:val="24"/>
+          <w:lang w:val="es-AR"/>
+        </w:rPr>
+        <w:t>, Ley</w:t>
       </w:r>
     </w:p>
     <w:p>
@@ -1300,42 +1368,33 @@
           <w:szCs w:val="24"/>
           <w:lang w:val="es-AR"/>
         </w:rPr>
-        <w:t>Responsable: grupo flor arce</w:t>
-      </w:r>
-    </w:p>
-    <w:p>
-      <w:pPr>
-        <w:rPr>
-          <w:sz w:val="24"/>
-          <w:szCs w:val="24"/>
-          <w:lang w:val="es-AR"/>
-        </w:rPr>
-      </w:pPr>
-    </w:p>
-    <w:p>
-      <w:pPr>
-        <w:rPr>
-          <w:sz w:val="24"/>
-          <w:szCs w:val="24"/>
-          <w:lang w:val="es-AR"/>
-        </w:rPr>
-      </w:pPr>
-      <w:r>
-        <w:rPr>
-          <w:sz w:val="24"/>
-          <w:szCs w:val="24"/>
-          <w:lang w:val="es-AR"/>
-        </w:rPr>
-        <w:t xml:space="preserve">Entre </w:t>
-      </w:r>
-      <w:proofErr w:type="gramStart"/>
-      <w:r>
-        <w:rPr>
-          <w:sz w:val="24"/>
-          <w:szCs w:val="24"/>
-          <w:lang w:val="es-AR"/>
-        </w:rPr>
-        <w:t xml:space="preserve">ríos </w:t>
+        <w:t>Responsable: flor arce</w:t>
+      </w:r>
+    </w:p>
+    <w:p>
+      <w:pPr>
+        <w:rPr>
+          <w:sz w:val="24"/>
+          <w:szCs w:val="24"/>
+          <w:lang w:val="es-AR"/>
+        </w:rPr>
+      </w:pPr>
+    </w:p>
+    <w:p>
+      <w:pPr>
+        <w:rPr>
+          <w:sz w:val="24"/>
+          <w:szCs w:val="24"/>
+          <w:lang w:val="es-AR"/>
+        </w:rPr>
+      </w:pPr>
+      <w:r>
+        <w:rPr>
+          <w:sz w:val="24"/>
+          <w:szCs w:val="24"/>
+          <w:lang w:val="es-AR"/>
+        </w:rPr>
+        <w:t xml:space="preserve">Entre ríos </w:t>
       </w:r>
       <w:r>
         <w:rPr>
@@ -1345,7 +1404,6 @@
         </w:rPr>
         <w:t>:</w:t>
       </w:r>
-      <w:proofErr w:type="gramEnd"/>
       <w:r>
         <w:rPr>
           <w:sz w:val="24"/>
@@ -1692,7 +1750,25 @@
           <w:szCs w:val="24"/>
           <w:lang w:val="es-AR"/>
         </w:rPr>
-        <w:t>Decreto, Resolucion, Ley</w:t>
+        <w:t xml:space="preserve">Decreto, </w:t>
+      </w:r>
+      <w:proofErr w:type="spellStart"/>
+      <w:r>
+        <w:rPr>
+          <w:sz w:val="24"/>
+          <w:szCs w:val="24"/>
+          <w:lang w:val="es-AR"/>
+        </w:rPr>
+        <w:t>Resolucion</w:t>
+      </w:r>
+      <w:proofErr w:type="spellEnd"/>
+      <w:r>
+        <w:rPr>
+          <w:sz w:val="24"/>
+          <w:szCs w:val="24"/>
+          <w:lang w:val="es-AR"/>
+        </w:rPr>
+        <w:t>, Ley</w:t>
       </w:r>
     </w:p>
     <w:p>
@@ -1774,7 +1850,15 @@
           <w:szCs w:val="24"/>
           <w:lang w:val="es-AR"/>
         </w:rPr>
-        <w:t>Responsable: grupo flor arce</w:t>
+        <w:t xml:space="preserve">Responsable: </w:t>
+      </w:r>
+      <w:r>
+        <w:rPr>
+          <w:sz w:val="24"/>
+          <w:szCs w:val="24"/>
+          <w:lang w:val="es-AR"/>
+        </w:rPr>
+        <w:t>flor arce</w:t>
       </w:r>
     </w:p>
     <w:p>
@@ -1954,16 +2038,7 @@
           <w:szCs w:val="24"/>
           <w:lang w:val="es-AR"/>
         </w:rPr>
-        <w:t xml:space="preserve">La </w:t>
-      </w:r>
-      <w:proofErr w:type="gramStart"/>
-      <w:r>
-        <w:rPr>
-          <w:sz w:val="24"/>
-          <w:szCs w:val="24"/>
-          <w:lang w:val="es-AR"/>
-        </w:rPr>
-        <w:t xml:space="preserve">rioja </w:t>
+        <w:t xml:space="preserve">La rioja </w:t>
       </w:r>
       <w:r>
         <w:rPr>
@@ -1973,7 +2048,6 @@
         </w:rPr>
         <w:t>:</w:t>
       </w:r>
-      <w:proofErr w:type="gramEnd"/>
       <w:r>
         <w:rPr>
           <w:sz w:val="24"/>
@@ -2175,6 +2249,171 @@
         <w:pStyle w:val="ListParagraph"/>
         <w:numPr>
           <w:ilvl w:val="0"/>
+          <w:numId w:val="4"/>
+        </w:numPr>
+        <w:rPr>
+          <w:sz w:val="24"/>
+          <w:szCs w:val="24"/>
+          <w:lang w:val="es-AR"/>
+        </w:rPr>
+      </w:pPr>
+      <w:r>
+        <w:rPr>
+          <w:sz w:val="24"/>
+          <w:szCs w:val="24"/>
+          <w:lang w:val="es-AR"/>
+        </w:rPr>
+        <w:t>Ministerios: MINISTERIO HACIENDA Y FINANZAS; A.T.M. - ADMINISTRACIÓN TRIBUTARIA MENDOZA</w:t>
+      </w:r>
+    </w:p>
+    <w:p>
+      <w:pPr>
+        <w:pStyle w:val="ListParagraph"/>
+        <w:numPr>
+          <w:ilvl w:val="0"/>
+          <w:numId w:val="4"/>
+        </w:numPr>
+        <w:rPr>
+          <w:sz w:val="24"/>
+          <w:szCs w:val="24"/>
+          <w:lang w:val="es-AR"/>
+        </w:rPr>
+      </w:pPr>
+      <w:r>
+        <w:rPr>
+          <w:sz w:val="24"/>
+          <w:szCs w:val="24"/>
+          <w:lang w:val="es-AR"/>
+        </w:rPr>
+        <w:t xml:space="preserve">Palabras clave: </w:t>
+      </w:r>
+      <w:r>
+        <w:rPr>
+          <w:sz w:val="24"/>
+          <w:szCs w:val="24"/>
+          <w:lang w:val="es-AR"/>
+        </w:rPr>
+        <w:t xml:space="preserve">Impuesto, Tasa, Ganancias, Alícuota, Fiscal, Vencimiento, Vencimientos, Ingresos Brutos, </w:t>
+      </w:r>
+      <w:r>
+        <w:rPr>
+          <w:sz w:val="24"/>
+          <w:szCs w:val="24"/>
+          <w:lang w:val="es-AR"/>
+        </w:rPr>
+        <w:t>Exención, Reducción</w:t>
+      </w:r>
+      <w:r>
+        <w:rPr>
+          <w:sz w:val="24"/>
+          <w:szCs w:val="24"/>
+          <w:lang w:val="es-AR"/>
+        </w:rPr>
+        <w:t>, Presentación, Pago, Feria, Prorroga, Código Fiscal , Ley Impositiva, Obligaciones tributarias, domicilio fiscal electrónico, Ordenanza tributaria, Unidad tributaria Municipal, Tasa de interés, Retención, Percepción</w:t>
+      </w:r>
+    </w:p>
+    <w:p>
+      <w:pPr>
+        <w:pStyle w:val="ListParagraph"/>
+        <w:numPr>
+          <w:ilvl w:val="0"/>
+          <w:numId w:val="4"/>
+        </w:numPr>
+        <w:rPr>
+          <w:sz w:val="24"/>
+          <w:szCs w:val="24"/>
+          <w:lang w:val="es-AR"/>
+        </w:rPr>
+      </w:pPr>
+      <w:r>
+        <w:rPr>
+          <w:sz w:val="24"/>
+          <w:szCs w:val="24"/>
+          <w:lang w:val="es-AR"/>
+        </w:rPr>
+        <w:t xml:space="preserve">Responsable: </w:t>
+      </w:r>
+      <w:r>
+        <w:rPr>
+          <w:sz w:val="24"/>
+          <w:szCs w:val="24"/>
+          <w:lang w:val="es-AR"/>
+        </w:rPr>
+        <w:t xml:space="preserve">Franco </w:t>
+      </w:r>
+      <w:proofErr w:type="spellStart"/>
+      <w:r>
+        <w:rPr>
+          <w:sz w:val="24"/>
+          <w:szCs w:val="24"/>
+          <w:lang w:val="es-AR"/>
+        </w:rPr>
+        <w:t>miñ</w:t>
+      </w:r>
+      <w:r>
+        <w:rPr>
+          <w:sz w:val="24"/>
+          <w:szCs w:val="24"/>
+          <w:lang w:val="es-AR"/>
+        </w:rPr>
+        <w:t>o</w:t>
+      </w:r>
+      <w:proofErr w:type="spellEnd"/>
+      <w:r>
+        <w:rPr>
+          <w:sz w:val="24"/>
+          <w:szCs w:val="24"/>
+          <w:lang w:val="es-AR"/>
+        </w:rPr>
+        <w:t xml:space="preserve"> / Ludmila ca</w:t>
+      </w:r>
+      <w:r>
+        <w:rPr>
+          <w:sz w:val="24"/>
+          <w:szCs w:val="24"/>
+          <w:lang w:val="es-AR"/>
+        </w:rPr>
+        <w:t>brera</w:t>
+      </w:r>
+    </w:p>
+    <w:p>
+      <w:pPr>
+        <w:rPr>
+          <w:sz w:val="24"/>
+          <w:szCs w:val="24"/>
+          <w:lang w:val="es-AR"/>
+        </w:rPr>
+      </w:pPr>
+      <w:r>
+        <w:rPr>
+          <w:sz w:val="24"/>
+          <w:szCs w:val="24"/>
+          <w:lang w:val="es-AR"/>
+        </w:rPr>
+        <w:t>Misiones</w:t>
+      </w:r>
+      <w:r>
+        <w:rPr>
+          <w:sz w:val="24"/>
+          <w:szCs w:val="24"/>
+          <w:lang w:val="es-AR"/>
+        </w:rPr>
+        <w:t>:</w:t>
+      </w:r>
+      <w:r>
+        <w:rPr>
+          <w:sz w:val="24"/>
+          <w:szCs w:val="24"/>
+          <w:lang w:val="es-AR"/>
+        </w:rPr>
+        <w:t xml:space="preserve"> </w:t>
+      </w:r>
+    </w:p>
+    <w:p>
+      <w:pPr>
+        <w:pStyle w:val="ListParagraph"/>
+        <w:numPr>
+          <w:ilvl w:val="0"/>
           <w:numId w:val="1"/>
         </w:numPr>
         <w:rPr>
@@ -2191,6 +2430,50 @@
         </w:rPr>
         <w:t xml:space="preserve">Ministerios: </w:t>
       </w:r>
+      <w:r>
+        <w:rPr>
+          <w:sz w:val="24"/>
+          <w:szCs w:val="24"/>
+          <w:lang w:val="es-AR"/>
+        </w:rPr>
+        <w:t xml:space="preserve">Min. Hacienda, Finanzas, Obras y servicios </w:t>
+      </w:r>
+      <w:proofErr w:type="spellStart"/>
+      <w:r>
+        <w:rPr>
+          <w:sz w:val="24"/>
+          <w:szCs w:val="24"/>
+          <w:lang w:val="es-AR"/>
+        </w:rPr>
+        <w:t>publicos</w:t>
+      </w:r>
+      <w:proofErr w:type="spellEnd"/>
+      <w:r>
+        <w:rPr>
+          <w:sz w:val="24"/>
+          <w:szCs w:val="24"/>
+          <w:lang w:val="es-AR"/>
+        </w:rPr>
+        <w:t xml:space="preserve">, Agencia tributaria Misiones, </w:t>
+      </w:r>
+      <w:proofErr w:type="spellStart"/>
+      <w:r>
+        <w:rPr>
+          <w:sz w:val="24"/>
+          <w:szCs w:val="24"/>
+          <w:lang w:val="es-AR"/>
+        </w:rPr>
+        <w:t>Direccion</w:t>
+      </w:r>
+      <w:proofErr w:type="spellEnd"/>
+      <w:r>
+        <w:rPr>
+          <w:sz w:val="24"/>
+          <w:szCs w:val="24"/>
+          <w:lang w:val="es-AR"/>
+        </w:rPr>
+        <w:t xml:space="preserve"> general de rentas. </w:t>
+      </w:r>
     </w:p>
     <w:p>
       <w:pPr>
@@ -2213,26 +2496,97 @@
         </w:rPr>
         <w:t>Palabras clave</w:t>
       </w:r>
-    </w:p>
-    <w:p>
-      <w:pPr>
-        <w:pStyle w:val="ListParagraph"/>
-        <w:numPr>
-          <w:ilvl w:val="0"/>
-          <w:numId w:val="1"/>
-        </w:numPr>
-        <w:rPr>
-          <w:sz w:val="24"/>
-          <w:szCs w:val="24"/>
-          <w:lang w:val="es-AR"/>
-        </w:rPr>
-      </w:pPr>
-      <w:r>
-        <w:rPr>
-          <w:sz w:val="24"/>
-          <w:szCs w:val="24"/>
-          <w:lang w:val="es-AR"/>
-        </w:rPr>
+      <w:r>
+        <w:rPr>
+          <w:sz w:val="24"/>
+          <w:szCs w:val="24"/>
+          <w:lang w:val="es-AR"/>
+        </w:rPr>
+        <w:t xml:space="preserve">: </w:t>
+      </w:r>
+      <w:r>
+        <w:rPr>
+          <w:sz w:val="24"/>
+          <w:szCs w:val="24"/>
+          <w:lang w:val="es-AR"/>
+        </w:rPr>
+        <w:t xml:space="preserve">Ingresos Brutos, </w:t>
+      </w:r>
+      <w:proofErr w:type="spellStart"/>
+      <w:r>
+        <w:rPr>
+          <w:sz w:val="24"/>
+          <w:szCs w:val="24"/>
+          <w:lang w:val="es-AR"/>
+        </w:rPr>
+        <w:t>percepcion</w:t>
+      </w:r>
+      <w:proofErr w:type="spellEnd"/>
+      <w:r>
+        <w:rPr>
+          <w:sz w:val="24"/>
+          <w:szCs w:val="24"/>
+          <w:lang w:val="es-AR"/>
+        </w:rPr>
+        <w:t xml:space="preserve">, </w:t>
+      </w:r>
+      <w:proofErr w:type="spellStart"/>
+      <w:r>
+        <w:rPr>
+          <w:sz w:val="24"/>
+          <w:szCs w:val="24"/>
+          <w:lang w:val="es-AR"/>
+        </w:rPr>
+        <w:t>retencion,RIGI</w:t>
+      </w:r>
+      <w:proofErr w:type="spellEnd"/>
+      <w:r>
+        <w:rPr>
+          <w:sz w:val="24"/>
+          <w:szCs w:val="24"/>
+          <w:lang w:val="es-AR"/>
+        </w:rPr>
+        <w:t xml:space="preserve">, Impuesto al valor agregado, RIMI, </w:t>
+      </w:r>
+      <w:proofErr w:type="spellStart"/>
+      <w:r>
+        <w:rPr>
+          <w:sz w:val="24"/>
+          <w:szCs w:val="24"/>
+          <w:lang w:val="es-AR"/>
+        </w:rPr>
+        <w:t>alicuota</w:t>
+      </w:r>
+      <w:proofErr w:type="spellEnd"/>
+      <w:r>
+        <w:rPr>
+          <w:sz w:val="24"/>
+          <w:szCs w:val="24"/>
+          <w:lang w:val="es-AR"/>
+        </w:rPr>
+        <w:t>, Impuesto inmobiliario, sellos. </w:t>
+      </w:r>
+    </w:p>
+    <w:p>
+      <w:pPr>
+        <w:pStyle w:val="ListParagraph"/>
+        <w:numPr>
+          <w:ilvl w:val="0"/>
+          <w:numId w:val="1"/>
+        </w:numPr>
+        <w:rPr>
+          <w:sz w:val="24"/>
+          <w:szCs w:val="24"/>
+          <w:lang w:val="es-AR"/>
+        </w:rPr>
+      </w:pPr>
+      <w:r>
+        <w:rPr>
+          <w:sz w:val="24"/>
+          <w:szCs w:val="24"/>
+          <w:lang w:val="es-AR"/>
+        </w:rPr>
+        <w:lastRenderedPageBreak/>
         <w:t>Palabras a evitar</w:t>
       </w:r>
     </w:p>
@@ -2255,25 +2609,46 @@
           <w:szCs w:val="24"/>
           <w:lang w:val="es-AR"/>
         </w:rPr>
-        <w:t>Responsable: Ludmila Varela Cabrera</w:t>
-      </w:r>
-    </w:p>
-    <w:p>
-      <w:pPr>
-        <w:rPr>
-          <w:sz w:val="24"/>
-          <w:szCs w:val="24"/>
-          <w:lang w:val="es-AR"/>
-        </w:rPr>
-      </w:pPr>
-      <w:r>
-        <w:rPr>
-          <w:sz w:val="24"/>
-          <w:szCs w:val="24"/>
-          <w:lang w:val="es-AR"/>
-        </w:rPr>
-        <w:t>Misiones</w:t>
-      </w:r>
+        <w:t xml:space="preserve">Responsable: Flor </w:t>
+      </w:r>
+      <w:proofErr w:type="spellStart"/>
+      <w:r>
+        <w:rPr>
+          <w:sz w:val="24"/>
+          <w:szCs w:val="24"/>
+          <w:lang w:val="es-AR"/>
+        </w:rPr>
+        <w:t>maidana</w:t>
+      </w:r>
+      <w:proofErr w:type="spellEnd"/>
+    </w:p>
+    <w:p>
+      <w:pPr>
+        <w:rPr>
+          <w:sz w:val="24"/>
+          <w:szCs w:val="24"/>
+          <w:lang w:val="es-AR"/>
+        </w:rPr>
+      </w:pPr>
+    </w:p>
+    <w:p>
+      <w:pPr>
+        <w:rPr>
+          <w:sz w:val="24"/>
+          <w:szCs w:val="24"/>
+          <w:lang w:val="es-AR"/>
+        </w:rPr>
+      </w:pPr>
+      <w:proofErr w:type="spellStart"/>
+      <w:r>
+        <w:rPr>
+          <w:sz w:val="24"/>
+          <w:szCs w:val="24"/>
+          <w:lang w:val="es-AR"/>
+        </w:rPr>
+        <w:t>Neuquen</w:t>
+      </w:r>
+      <w:proofErr w:type="spellEnd"/>
       <w:r>
         <w:rPr>
           <w:sz w:val="24"/>
@@ -2318,7 +2693,7 @@
           <w:szCs w:val="24"/>
           <w:lang w:val="es-AR"/>
         </w:rPr>
-        <w:t>Min. Hacienda, Finanzas, Obras y servicios publicos, Agencia tributaria Misiones, Direccion general de rentas. </w:t>
+        <w:t>Dirección provincial de rentas, Secretaria del trabajo, Consejo profesional de ciencias económicas, Poder Ejecutivo, Poder Legislativo </w:t>
       </w:r>
     </w:p>
     <w:p>
@@ -2356,7 +2731,7 @@
           <w:szCs w:val="24"/>
           <w:lang w:val="es-AR"/>
         </w:rPr>
-        <w:t>Ingresos Brutos, percepcion, retencion,RIGI, Impuesto al valor agregado, RIMI, alicuota, Impuesto inmobiliario, sellos. </w:t>
+        <w:t>Ingresos Brutos, IIBB, percepción, retención, RIGI, RIMI, Impuesto al valor agregado, IVA, alícuota, Impuesto inmobiliario, sellos. </w:t>
       </w:r>
     </w:p>
     <w:p>
@@ -2400,7 +2775,70 @@
           <w:szCs w:val="24"/>
           <w:lang w:val="es-AR"/>
         </w:rPr>
-        <w:t xml:space="preserve">Responsable: Flor </w:t>
+        <w:t>Responsable: Mateo medina</w:t>
+      </w:r>
+    </w:p>
+    <w:p>
+      <w:pPr>
+        <w:rPr>
+          <w:sz w:val="24"/>
+          <w:szCs w:val="24"/>
+          <w:lang w:val="es-AR"/>
+        </w:rPr>
+      </w:pPr>
+      <w:r>
+        <w:rPr>
+          <w:sz w:val="24"/>
+          <w:szCs w:val="24"/>
+          <w:lang w:val="es-AR"/>
+        </w:rPr>
+        <w:t>Rio negro</w:t>
+      </w:r>
+      <w:r>
+        <w:rPr>
+          <w:sz w:val="24"/>
+          <w:szCs w:val="24"/>
+          <w:lang w:val="es-AR"/>
+        </w:rPr>
+        <w:t>:</w:t>
+      </w:r>
+      <w:r>
+        <w:rPr>
+          <w:sz w:val="24"/>
+          <w:szCs w:val="24"/>
+          <w:lang w:val="es-AR"/>
+        </w:rPr>
+        <w:t xml:space="preserve"> </w:t>
+      </w:r>
+    </w:p>
+    <w:p>
+      <w:pPr>
+        <w:pStyle w:val="ListParagraph"/>
+        <w:numPr>
+          <w:ilvl w:val="0"/>
+          <w:numId w:val="1"/>
+        </w:numPr>
+        <w:rPr>
+          <w:sz w:val="24"/>
+          <w:szCs w:val="24"/>
+          <w:lang w:val="es-AR"/>
+        </w:rPr>
+      </w:pPr>
+      <w:r>
+        <w:rPr>
+          <w:sz w:val="24"/>
+          <w:szCs w:val="24"/>
+          <w:lang w:val="es-AR"/>
+        </w:rPr>
+        <w:t xml:space="preserve">Ministerios: </w:t>
+      </w:r>
+      <w:r>
+        <w:rPr>
+          <w:sz w:val="24"/>
+          <w:szCs w:val="24"/>
+          <w:lang w:val="es-AR"/>
+        </w:rPr>
+        <w:t xml:space="preserve">Decreto, </w:t>
       </w:r>
       <w:proofErr w:type="spellStart"/>
       <w:r>
@@ -2409,228 +2847,16 @@
           <w:szCs w:val="24"/>
           <w:lang w:val="es-AR"/>
         </w:rPr>
-        <w:t>maidana</w:t>
+        <w:t>Resolucion</w:t>
       </w:r>
       <w:proofErr w:type="spellEnd"/>
-    </w:p>
-    <w:p>
-      <w:pPr>
-        <w:rPr>
-          <w:sz w:val="24"/>
-          <w:szCs w:val="24"/>
-          <w:lang w:val="es-AR"/>
-        </w:rPr>
-      </w:pPr>
-    </w:p>
-    <w:p>
-      <w:pPr>
-        <w:rPr>
-          <w:sz w:val="24"/>
-          <w:szCs w:val="24"/>
-          <w:lang w:val="es-AR"/>
-        </w:rPr>
-      </w:pPr>
-      <w:proofErr w:type="spellStart"/>
-      <w:r>
-        <w:rPr>
-          <w:sz w:val="24"/>
-          <w:szCs w:val="24"/>
-          <w:lang w:val="es-AR"/>
-        </w:rPr>
-        <w:lastRenderedPageBreak/>
-        <w:t>Neuquen</w:t>
-      </w:r>
-      <w:proofErr w:type="spellEnd"/>
-      <w:r>
-        <w:rPr>
-          <w:sz w:val="24"/>
-          <w:szCs w:val="24"/>
-          <w:lang w:val="es-AR"/>
-        </w:rPr>
-        <w:t>:</w:t>
-      </w:r>
-      <w:r>
-        <w:rPr>
-          <w:sz w:val="24"/>
-          <w:szCs w:val="24"/>
-          <w:lang w:val="es-AR"/>
-        </w:rPr>
-        <w:t xml:space="preserve"> </w:t>
-      </w:r>
-    </w:p>
-    <w:p>
-      <w:pPr>
-        <w:pStyle w:val="ListParagraph"/>
-        <w:numPr>
-          <w:ilvl w:val="0"/>
-          <w:numId w:val="1"/>
-        </w:numPr>
-        <w:rPr>
-          <w:sz w:val="24"/>
-          <w:szCs w:val="24"/>
-          <w:lang w:val="es-AR"/>
-        </w:rPr>
-      </w:pPr>
-      <w:r>
-        <w:rPr>
-          <w:sz w:val="24"/>
-          <w:szCs w:val="24"/>
-          <w:lang w:val="es-AR"/>
-        </w:rPr>
-        <w:t xml:space="preserve">Ministerios: </w:t>
-      </w:r>
-      <w:r>
-        <w:rPr>
-          <w:sz w:val="24"/>
-          <w:szCs w:val="24"/>
-          <w:lang w:val="es-AR"/>
-        </w:rPr>
-        <w:t>Dirección provincial de rentas, Secretaria del trabajo, Consejo profesional de ciencias económicas, Poder Ejecutivo, Poder Legislativo </w:t>
-      </w:r>
-    </w:p>
-    <w:p>
-      <w:pPr>
-        <w:pStyle w:val="ListParagraph"/>
-        <w:numPr>
-          <w:ilvl w:val="0"/>
-          <w:numId w:val="1"/>
-        </w:numPr>
-        <w:rPr>
-          <w:sz w:val="24"/>
-          <w:szCs w:val="24"/>
-          <w:lang w:val="es-AR"/>
-        </w:rPr>
-      </w:pPr>
-      <w:r>
-        <w:rPr>
-          <w:sz w:val="24"/>
-          <w:szCs w:val="24"/>
-          <w:lang w:val="es-AR"/>
-        </w:rPr>
-        <w:t>Palabras clave</w:t>
-      </w:r>
-      <w:r>
-        <w:rPr>
-          <w:sz w:val="24"/>
-          <w:szCs w:val="24"/>
-          <w:lang w:val="es-AR"/>
-        </w:rPr>
-        <w:t xml:space="preserve">: </w:t>
-      </w:r>
-      <w:r>
-        <w:rPr>
-          <w:sz w:val="24"/>
-          <w:szCs w:val="24"/>
-          <w:lang w:val="es-AR"/>
-        </w:rPr>
-        <w:t>Ingresos Brutos, IIBB, percepción, retención, RIGI, RIMI, Impuesto al valor agregado, IVA, alícuota, Impuesto inmobiliario, sellos. </w:t>
-      </w:r>
-    </w:p>
-    <w:p>
-      <w:pPr>
-        <w:pStyle w:val="ListParagraph"/>
-        <w:numPr>
-          <w:ilvl w:val="0"/>
-          <w:numId w:val="1"/>
-        </w:numPr>
-        <w:rPr>
-          <w:sz w:val="24"/>
-          <w:szCs w:val="24"/>
-          <w:lang w:val="es-AR"/>
-        </w:rPr>
-      </w:pPr>
-      <w:r>
-        <w:rPr>
-          <w:sz w:val="24"/>
-          <w:szCs w:val="24"/>
-          <w:lang w:val="es-AR"/>
-        </w:rPr>
-        <w:t>Palabras a evitar</w:t>
-      </w:r>
-    </w:p>
-    <w:p>
-      <w:pPr>
-        <w:pStyle w:val="ListParagraph"/>
-        <w:numPr>
-          <w:ilvl w:val="0"/>
-          <w:numId w:val="1"/>
-        </w:numPr>
-        <w:rPr>
-          <w:sz w:val="24"/>
-          <w:szCs w:val="24"/>
-          <w:lang w:val="es-AR"/>
-        </w:rPr>
-      </w:pPr>
-      <w:r>
-        <w:rPr>
-          <w:sz w:val="24"/>
-          <w:szCs w:val="24"/>
-          <w:lang w:val="es-AR"/>
-        </w:rPr>
-        <w:t>Responsable: Mateo medina</w:t>
-      </w:r>
-    </w:p>
-    <w:p>
-      <w:pPr>
-        <w:rPr>
-          <w:sz w:val="24"/>
-          <w:szCs w:val="24"/>
-          <w:lang w:val="es-AR"/>
-        </w:rPr>
-      </w:pPr>
-      <w:r>
-        <w:rPr>
-          <w:sz w:val="24"/>
-          <w:szCs w:val="24"/>
-          <w:lang w:val="es-AR"/>
-        </w:rPr>
-        <w:t>Rio negro</w:t>
-      </w:r>
-      <w:r>
-        <w:rPr>
-          <w:sz w:val="24"/>
-          <w:szCs w:val="24"/>
-          <w:lang w:val="es-AR"/>
-        </w:rPr>
-        <w:t>:</w:t>
-      </w:r>
-      <w:r>
-        <w:rPr>
-          <w:sz w:val="24"/>
-          <w:szCs w:val="24"/>
-          <w:lang w:val="es-AR"/>
-        </w:rPr>
-        <w:t xml:space="preserve"> </w:t>
-      </w:r>
-    </w:p>
-    <w:p>
-      <w:pPr>
-        <w:pStyle w:val="ListParagraph"/>
-        <w:numPr>
-          <w:ilvl w:val="0"/>
-          <w:numId w:val="1"/>
-        </w:numPr>
-        <w:rPr>
-          <w:sz w:val="24"/>
-          <w:szCs w:val="24"/>
-          <w:lang w:val="es-AR"/>
-        </w:rPr>
-      </w:pPr>
-      <w:r>
-        <w:rPr>
-          <w:sz w:val="24"/>
-          <w:szCs w:val="24"/>
-          <w:lang w:val="es-AR"/>
-        </w:rPr>
-        <w:t xml:space="preserve">Ministerios: </w:t>
-      </w:r>
-      <w:r>
-        <w:rPr>
-          <w:sz w:val="24"/>
-          <w:szCs w:val="24"/>
-          <w:lang w:val="es-AR"/>
-        </w:rPr>
-        <w:t>Decreto, Resolucion, Ley</w:t>
+      <w:r>
+        <w:rPr>
+          <w:sz w:val="24"/>
+          <w:szCs w:val="24"/>
+          <w:lang w:val="es-AR"/>
+        </w:rPr>
+        <w:t>, Ley</w:t>
       </w:r>
     </w:p>
     <w:p>
@@ -3116,7 +3342,25 @@
           <w:szCs w:val="24"/>
           <w:lang w:val="es-AR"/>
         </w:rPr>
-        <w:t>Decreto, Resolucion, Ley</w:t>
+        <w:t xml:space="preserve">Decreto, </w:t>
+      </w:r>
+      <w:proofErr w:type="spellStart"/>
+      <w:r>
+        <w:rPr>
+          <w:sz w:val="24"/>
+          <w:szCs w:val="24"/>
+          <w:lang w:val="es-AR"/>
+        </w:rPr>
+        <w:t>Resolucion</w:t>
+      </w:r>
+      <w:proofErr w:type="spellEnd"/>
+      <w:r>
+        <w:rPr>
+          <w:sz w:val="24"/>
+          <w:szCs w:val="24"/>
+          <w:lang w:val="es-AR"/>
+        </w:rPr>
+        <w:t>, Ley</w:t>
       </w:r>
     </w:p>
     <w:p>
@@ -3198,6 +3442,7 @@
           <w:szCs w:val="24"/>
           <w:lang w:val="es-AR"/>
         </w:rPr>
+        <w:lastRenderedPageBreak/>
         <w:t>Responsable: grupo flor arce revisar</w:t>
       </w:r>
     </w:p>
@@ -3261,7 +3506,827 @@
           <w:szCs w:val="24"/>
           <w:lang w:val="es-AR"/>
         </w:rPr>
-        <w:t>Decreto, Resolucion, Ley</w:t>
+        <w:t xml:space="preserve">Decreto, </w:t>
+      </w:r>
+      <w:proofErr w:type="spellStart"/>
+      <w:r>
+        <w:rPr>
+          <w:sz w:val="24"/>
+          <w:szCs w:val="24"/>
+          <w:lang w:val="es-AR"/>
+        </w:rPr>
+        <w:t>Resolucion</w:t>
+      </w:r>
+      <w:proofErr w:type="spellEnd"/>
+      <w:r>
+        <w:rPr>
+          <w:sz w:val="24"/>
+          <w:szCs w:val="24"/>
+          <w:lang w:val="es-AR"/>
+        </w:rPr>
+        <w:t>, Ley</w:t>
+      </w:r>
+    </w:p>
+    <w:p>
+      <w:pPr>
+        <w:pStyle w:val="ListParagraph"/>
+        <w:numPr>
+          <w:ilvl w:val="0"/>
+          <w:numId w:val="1"/>
+        </w:numPr>
+        <w:rPr>
+          <w:sz w:val="24"/>
+          <w:szCs w:val="24"/>
+          <w:lang w:val="es-AR"/>
+        </w:rPr>
+      </w:pPr>
+      <w:r>
+        <w:rPr>
+          <w:sz w:val="24"/>
+          <w:szCs w:val="24"/>
+          <w:lang w:val="es-AR"/>
+        </w:rPr>
+        <w:t>Palabras clave</w:t>
+      </w:r>
+      <w:r>
+        <w:rPr>
+          <w:sz w:val="24"/>
+          <w:szCs w:val="24"/>
+          <w:lang w:val="es-AR"/>
+        </w:rPr>
+        <w:t xml:space="preserve">: </w:t>
+      </w:r>
+      <w:r>
+        <w:rPr>
+          <w:sz w:val="24"/>
+          <w:szCs w:val="24"/>
+          <w:lang w:val="es-AR"/>
+        </w:rPr>
+        <w:t>impuestos, impositivos, ganancias, brutos, agregado, sellos, automotor, inmobiliario, incentivos </w:t>
+      </w:r>
+    </w:p>
+    <w:p>
+      <w:pPr>
+        <w:pStyle w:val="ListParagraph"/>
+        <w:numPr>
+          <w:ilvl w:val="0"/>
+          <w:numId w:val="1"/>
+        </w:numPr>
+        <w:rPr>
+          <w:sz w:val="24"/>
+          <w:szCs w:val="24"/>
+          <w:lang w:val="es-AR"/>
+        </w:rPr>
+      </w:pPr>
+      <w:r>
+        <w:rPr>
+          <w:sz w:val="24"/>
+          <w:szCs w:val="24"/>
+          <w:lang w:val="es-AR"/>
+        </w:rPr>
+        <w:t>Palabras a evitar</w:t>
+      </w:r>
+    </w:p>
+    <w:p>
+      <w:pPr>
+        <w:pStyle w:val="ListParagraph"/>
+        <w:numPr>
+          <w:ilvl w:val="0"/>
+          <w:numId w:val="1"/>
+        </w:numPr>
+        <w:rPr>
+          <w:sz w:val="24"/>
+          <w:szCs w:val="24"/>
+          <w:lang w:val="es-AR"/>
+        </w:rPr>
+      </w:pPr>
+      <w:r>
+        <w:rPr>
+          <w:sz w:val="24"/>
+          <w:szCs w:val="24"/>
+          <w:lang w:val="es-AR"/>
+        </w:rPr>
+        <w:t>Responsable: grupo flor arce revisar</w:t>
+      </w:r>
+    </w:p>
+    <w:p>
+      <w:pPr>
+        <w:pStyle w:val="ListParagraph"/>
+        <w:rPr>
+          <w:sz w:val="24"/>
+          <w:szCs w:val="24"/>
+          <w:lang w:val="es-AR"/>
+        </w:rPr>
+      </w:pPr>
+    </w:p>
+    <w:p>
+      <w:pPr>
+        <w:rPr>
+          <w:sz w:val="24"/>
+          <w:szCs w:val="24"/>
+          <w:lang w:val="es-AR"/>
+        </w:rPr>
+      </w:pPr>
+      <w:r>
+        <w:rPr>
+          <w:sz w:val="24"/>
+          <w:szCs w:val="24"/>
+          <w:lang w:val="es-AR"/>
+        </w:rPr>
+        <w:t>Santa fe</w:t>
+      </w:r>
+      <w:r>
+        <w:rPr>
+          <w:sz w:val="24"/>
+          <w:szCs w:val="24"/>
+          <w:lang w:val="es-AR"/>
+        </w:rPr>
+        <w:t>:</w:t>
+      </w:r>
+      <w:r>
+        <w:rPr>
+          <w:sz w:val="24"/>
+          <w:szCs w:val="24"/>
+          <w:lang w:val="es-AR"/>
+        </w:rPr>
+        <w:t xml:space="preserve"> </w:t>
+      </w:r>
+    </w:p>
+    <w:p>
+      <w:pPr>
+        <w:pStyle w:val="ListParagraph"/>
+        <w:numPr>
+          <w:ilvl w:val="0"/>
+          <w:numId w:val="1"/>
+        </w:numPr>
+        <w:rPr>
+          <w:sz w:val="24"/>
+          <w:szCs w:val="24"/>
+          <w:lang w:val="es-AR"/>
+        </w:rPr>
+      </w:pPr>
+      <w:r>
+        <w:rPr>
+          <w:sz w:val="24"/>
+          <w:szCs w:val="24"/>
+          <w:lang w:val="es-AR"/>
+        </w:rPr>
+        <w:t>Ministerios</w:t>
+      </w:r>
+      <w:r>
+        <w:rPr>
+          <w:sz w:val="24"/>
+          <w:szCs w:val="24"/>
+          <w:lang w:val="es-AR"/>
+        </w:rPr>
+        <w:t>/poderes</w:t>
+      </w:r>
+      <w:r>
+        <w:rPr>
+          <w:sz w:val="24"/>
+          <w:szCs w:val="24"/>
+          <w:lang w:val="es-AR"/>
+        </w:rPr>
+        <w:t xml:space="preserve">: </w:t>
+      </w:r>
+      <w:r>
+        <w:rPr>
+          <w:sz w:val="24"/>
+          <w:szCs w:val="24"/>
+          <w:lang w:val="es-AR"/>
+        </w:rPr>
+        <w:t>Dirección General de Rentas de Santa Fe</w:t>
+      </w:r>
+      <w:r>
+        <w:rPr>
+          <w:sz w:val="24"/>
+          <w:szCs w:val="24"/>
+          <w:lang w:val="es-AR"/>
+        </w:rPr>
+        <w:t xml:space="preserve">. Con la particularidad que las publica la </w:t>
+      </w:r>
+      <w:proofErr w:type="spellStart"/>
+      <w:r>
+        <w:rPr>
+          <w:sz w:val="24"/>
+          <w:szCs w:val="24"/>
+          <w:lang w:val="es-AR"/>
+        </w:rPr>
+        <w:t>Administracion</w:t>
+      </w:r>
+      <w:proofErr w:type="spellEnd"/>
+      <w:r>
+        <w:rPr>
+          <w:sz w:val="24"/>
+          <w:szCs w:val="24"/>
+          <w:lang w:val="es-AR"/>
+        </w:rPr>
+        <w:t xml:space="preserve"> provincial de impuestos. Revisar donde conviene sumarlo, si en ministerio o palabra clave</w:t>
+      </w:r>
+    </w:p>
+    <w:p>
+      <w:pPr>
+        <w:pStyle w:val="ListParagraph"/>
+        <w:numPr>
+          <w:ilvl w:val="0"/>
+          <w:numId w:val="1"/>
+        </w:numPr>
+        <w:rPr>
+          <w:sz w:val="24"/>
+          <w:szCs w:val="24"/>
+          <w:lang w:val="es-AR"/>
+        </w:rPr>
+      </w:pPr>
+      <w:r>
+        <w:rPr>
+          <w:sz w:val="24"/>
+          <w:szCs w:val="24"/>
+          <w:lang w:val="es-AR"/>
+        </w:rPr>
+        <w:t>Palabras clave</w:t>
+      </w:r>
+      <w:r>
+        <w:rPr>
+          <w:sz w:val="24"/>
+          <w:szCs w:val="24"/>
+          <w:lang w:val="es-AR"/>
+        </w:rPr>
+        <w:t>:</w:t>
+      </w:r>
+      <w:r>
+        <w:rPr>
+          <w:sz w:val="24"/>
+          <w:szCs w:val="24"/>
+          <w:lang w:val="es-AR"/>
+        </w:rPr>
+        <w:t xml:space="preserve"> </w:t>
+      </w:r>
+      <w:r>
+        <w:rPr>
+          <w:sz w:val="24"/>
+          <w:szCs w:val="24"/>
+          <w:lang w:val="es-AR"/>
+        </w:rPr>
+        <w:t>Impuesto, Tributo, alícuotas, Ingresos brutos, Convenio, Tasas, Retención, Percepción, Vencimiento, Impuesto al valor agregado, Impuesto a las Ganancias, Impuesto Inmobiliario, Impuesto Automotor, Agente</w:t>
+      </w:r>
+      <w:r>
+        <w:rPr>
+          <w:sz w:val="24"/>
+          <w:szCs w:val="24"/>
+          <w:lang w:val="es-AR"/>
+        </w:rPr>
+        <w:t xml:space="preserve">, </w:t>
+      </w:r>
+      <w:r>
+        <w:rPr>
+          <w:sz w:val="24"/>
+          <w:szCs w:val="24"/>
+          <w:lang w:val="es-AR"/>
+        </w:rPr>
+        <w:t>Beneficio, Deducción, Anticipo, DDJJ</w:t>
+      </w:r>
+    </w:p>
+    <w:p>
+      <w:pPr>
+        <w:pStyle w:val="ListParagraph"/>
+        <w:numPr>
+          <w:ilvl w:val="0"/>
+          <w:numId w:val="1"/>
+        </w:numPr>
+        <w:rPr>
+          <w:sz w:val="24"/>
+          <w:szCs w:val="24"/>
+          <w:lang w:val="es-AR"/>
+        </w:rPr>
+      </w:pPr>
+      <w:r>
+        <w:rPr>
+          <w:sz w:val="24"/>
+          <w:szCs w:val="24"/>
+          <w:lang w:val="es-AR"/>
+        </w:rPr>
+        <w:t>Palabras a evitar</w:t>
+      </w:r>
+      <w:r>
+        <w:rPr>
+          <w:sz w:val="24"/>
+          <w:szCs w:val="24"/>
+          <w:lang w:val="es-AR"/>
+        </w:rPr>
+        <w:t>:</w:t>
+      </w:r>
+    </w:p>
+    <w:p>
+      <w:pPr>
+        <w:pStyle w:val="ListParagraph"/>
+        <w:numPr>
+          <w:ilvl w:val="0"/>
+          <w:numId w:val="1"/>
+        </w:numPr>
+        <w:rPr>
+          <w:sz w:val="24"/>
+          <w:szCs w:val="24"/>
+          <w:lang w:val="es-AR"/>
+        </w:rPr>
+      </w:pPr>
+      <w:r>
+        <w:rPr>
+          <w:sz w:val="24"/>
+          <w:szCs w:val="24"/>
+          <w:lang w:val="es-AR"/>
+        </w:rPr>
+        <w:t>Responsable: Facundo arce</w:t>
+      </w:r>
+      <w:r>
+        <w:rPr>
+          <w:sz w:val="24"/>
+          <w:szCs w:val="24"/>
+          <w:lang w:val="es-AR"/>
+        </w:rPr>
+        <w:t xml:space="preserve"> </w:t>
+      </w:r>
+    </w:p>
+    <w:p>
+      <w:pPr>
+        <w:rPr>
+          <w:sz w:val="24"/>
+          <w:szCs w:val="24"/>
+          <w:lang w:val="es-AR"/>
+        </w:rPr>
+      </w:pPr>
+      <w:r>
+        <w:rPr>
+          <w:sz w:val="24"/>
+          <w:szCs w:val="24"/>
+          <w:lang w:val="es-AR"/>
+        </w:rPr>
+        <w:t>Santiago del estero</w:t>
+      </w:r>
+      <w:r>
+        <w:rPr>
+          <w:sz w:val="24"/>
+          <w:szCs w:val="24"/>
+          <w:lang w:val="es-AR"/>
+        </w:rPr>
+        <w:t xml:space="preserve">: </w:t>
+      </w:r>
+    </w:p>
+    <w:p>
+      <w:pPr>
+        <w:pStyle w:val="ListParagraph"/>
+        <w:numPr>
+          <w:ilvl w:val="0"/>
+          <w:numId w:val="1"/>
+        </w:numPr>
+        <w:rPr>
+          <w:sz w:val="24"/>
+          <w:szCs w:val="24"/>
+          <w:lang w:val="es-AR"/>
+        </w:rPr>
+      </w:pPr>
+      <w:r>
+        <w:rPr>
+          <w:sz w:val="24"/>
+          <w:szCs w:val="24"/>
+          <w:lang w:val="es-AR"/>
+        </w:rPr>
+        <w:t xml:space="preserve">Ministerios/poderes: </w:t>
+      </w:r>
+      <w:r>
+        <w:rPr>
+          <w:sz w:val="24"/>
+          <w:szCs w:val="24"/>
+          <w:lang w:val="es-AR"/>
+        </w:rPr>
+        <w:t>Dirección General de Rentas Santiago del Estero</w:t>
+      </w:r>
+    </w:p>
+    <w:p>
+      <w:pPr>
+        <w:pStyle w:val="ListParagraph"/>
+        <w:numPr>
+          <w:ilvl w:val="0"/>
+          <w:numId w:val="1"/>
+        </w:numPr>
+        <w:rPr>
+          <w:sz w:val="24"/>
+          <w:szCs w:val="24"/>
+          <w:lang w:val="es-AR"/>
+        </w:rPr>
+      </w:pPr>
+      <w:r>
+        <w:rPr>
+          <w:sz w:val="24"/>
+          <w:szCs w:val="24"/>
+          <w:lang w:val="es-AR"/>
+        </w:rPr>
+        <w:t>Palabras clave:</w:t>
+      </w:r>
+      <w:r>
+        <w:rPr>
+          <w:lang w:val="es-AR"/>
+        </w:rPr>
+        <w:t xml:space="preserve"> </w:t>
+      </w:r>
+      <w:r>
+        <w:rPr>
+          <w:sz w:val="24"/>
+          <w:szCs w:val="24"/>
+          <w:lang w:val="es-AR"/>
+        </w:rPr>
+        <w:t>Impuesto, Impositivos, Incentivos, Ganancias, Sellos, Automotor , Inmobiliario, Agregado, Brutos, DGR.</w:t>
+      </w:r>
+    </w:p>
+    <w:p>
+      <w:pPr>
+        <w:pStyle w:val="ListParagraph"/>
+        <w:numPr>
+          <w:ilvl w:val="0"/>
+          <w:numId w:val="1"/>
+        </w:numPr>
+        <w:rPr>
+          <w:sz w:val="24"/>
+          <w:szCs w:val="24"/>
+          <w:lang w:val="es-AR"/>
+        </w:rPr>
+      </w:pPr>
+      <w:r>
+        <w:rPr>
+          <w:sz w:val="24"/>
+          <w:szCs w:val="24"/>
+          <w:lang w:val="es-AR"/>
+        </w:rPr>
+        <w:t xml:space="preserve">Palabras a evitar: </w:t>
+      </w:r>
+    </w:p>
+    <w:p>
+      <w:pPr>
+        <w:pStyle w:val="ListParagraph"/>
+        <w:numPr>
+          <w:ilvl w:val="0"/>
+          <w:numId w:val="1"/>
+        </w:numPr>
+        <w:rPr>
+          <w:sz w:val="24"/>
+          <w:szCs w:val="24"/>
+          <w:lang w:val="es-AR"/>
+        </w:rPr>
+      </w:pPr>
+      <w:r>
+        <w:rPr>
+          <w:sz w:val="24"/>
+          <w:szCs w:val="24"/>
+          <w:lang w:val="es-AR"/>
+        </w:rPr>
+        <w:t xml:space="preserve">Responsable: Karen </w:t>
+      </w:r>
+      <w:proofErr w:type="spellStart"/>
+      <w:r>
+        <w:rPr>
+          <w:sz w:val="24"/>
+          <w:szCs w:val="24"/>
+          <w:lang w:val="es-AR"/>
+        </w:rPr>
+        <w:t>mammani</w:t>
+      </w:r>
+      <w:proofErr w:type="spellEnd"/>
+    </w:p>
+    <w:p>
+      <w:pPr>
+        <w:rPr>
+          <w:sz w:val="24"/>
+          <w:szCs w:val="24"/>
+          <w:lang w:val="es-AR"/>
+        </w:rPr>
+      </w:pPr>
+      <w:r>
+        <w:rPr>
+          <w:sz w:val="24"/>
+          <w:szCs w:val="24"/>
+          <w:lang w:val="es-AR"/>
+        </w:rPr>
+        <w:t>Tierra del fuego</w:t>
+      </w:r>
+      <w:r>
+        <w:rPr>
+          <w:sz w:val="24"/>
+          <w:szCs w:val="24"/>
+          <w:lang w:val="es-AR"/>
+        </w:rPr>
+        <w:t>:</w:t>
+      </w:r>
+      <w:r>
+        <w:rPr>
+          <w:sz w:val="24"/>
+          <w:szCs w:val="24"/>
+          <w:lang w:val="es-AR"/>
+        </w:rPr>
+        <w:t xml:space="preserve"> </w:t>
+      </w:r>
+    </w:p>
+    <w:p>
+      <w:pPr>
+        <w:pStyle w:val="ListParagraph"/>
+        <w:numPr>
+          <w:ilvl w:val="0"/>
+          <w:numId w:val="1"/>
+        </w:numPr>
+        <w:rPr>
+          <w:sz w:val="24"/>
+          <w:szCs w:val="24"/>
+          <w:lang w:val="es-AR"/>
+        </w:rPr>
+      </w:pPr>
+      <w:r>
+        <w:rPr>
+          <w:sz w:val="24"/>
+          <w:szCs w:val="24"/>
+          <w:lang w:val="es-AR"/>
+        </w:rPr>
+        <w:t xml:space="preserve">Ministerios: </w:t>
+      </w:r>
+      <w:r>
+        <w:rPr>
+          <w:sz w:val="24"/>
+          <w:szCs w:val="24"/>
+          <w:lang w:val="es-AR"/>
+        </w:rPr>
+        <w:t>Dirección general de rentas</w:t>
+      </w:r>
+    </w:p>
+    <w:p>
+      <w:pPr>
+        <w:pStyle w:val="ListParagraph"/>
+        <w:numPr>
+          <w:ilvl w:val="0"/>
+          <w:numId w:val="1"/>
+        </w:numPr>
+        <w:rPr>
+          <w:sz w:val="24"/>
+          <w:szCs w:val="24"/>
+          <w:lang w:val="es-AR"/>
+        </w:rPr>
+      </w:pPr>
+      <w:r>
+        <w:rPr>
+          <w:sz w:val="24"/>
+          <w:szCs w:val="24"/>
+          <w:lang w:val="es-AR"/>
+        </w:rPr>
+        <w:t>Palabras clave</w:t>
+      </w:r>
+      <w:r>
+        <w:rPr>
+          <w:sz w:val="24"/>
+          <w:szCs w:val="24"/>
+          <w:lang w:val="es-AR"/>
+        </w:rPr>
+        <w:t xml:space="preserve">: </w:t>
+      </w:r>
+      <w:r>
+        <w:rPr>
+          <w:sz w:val="24"/>
+          <w:szCs w:val="24"/>
+          <w:lang w:val="es-AR"/>
+        </w:rPr>
+        <w:t>Impositivo</w:t>
+      </w:r>
+      <w:r>
+        <w:rPr>
+          <w:sz w:val="24"/>
+          <w:szCs w:val="24"/>
+          <w:lang w:val="es-AR"/>
+        </w:rPr>
+        <w:t xml:space="preserve">, </w:t>
+      </w:r>
+      <w:r>
+        <w:rPr>
+          <w:sz w:val="24"/>
+          <w:szCs w:val="24"/>
+          <w:lang w:val="es-AR"/>
+        </w:rPr>
+        <w:t>Ganancias, Ingresos Brutos, Automotor, Inmobiliario, Impuesto</w:t>
+      </w:r>
+    </w:p>
+    <w:p>
+      <w:pPr>
+        <w:pStyle w:val="ListParagraph"/>
+        <w:numPr>
+          <w:ilvl w:val="0"/>
+          <w:numId w:val="1"/>
+        </w:numPr>
+        <w:rPr>
+          <w:sz w:val="24"/>
+          <w:szCs w:val="24"/>
+          <w:lang w:val="es-AR"/>
+        </w:rPr>
+      </w:pPr>
+      <w:r>
+        <w:rPr>
+          <w:sz w:val="24"/>
+          <w:szCs w:val="24"/>
+          <w:lang w:val="es-AR"/>
+        </w:rPr>
+        <w:t>Palabras a evitar</w:t>
+      </w:r>
+      <w:r>
+        <w:rPr>
+          <w:sz w:val="24"/>
+          <w:szCs w:val="24"/>
+          <w:lang w:val="es-AR"/>
+        </w:rPr>
+        <w:t xml:space="preserve">: </w:t>
+      </w:r>
+    </w:p>
+    <w:p>
+      <w:pPr>
+        <w:pStyle w:val="ListParagraph"/>
+        <w:numPr>
+          <w:ilvl w:val="0"/>
+          <w:numId w:val="1"/>
+        </w:numPr>
+        <w:rPr>
+          <w:sz w:val="24"/>
+          <w:szCs w:val="24"/>
+          <w:lang w:val="es-AR"/>
+        </w:rPr>
+      </w:pPr>
+      <w:r>
+        <w:rPr>
+          <w:sz w:val="24"/>
+          <w:szCs w:val="24"/>
+          <w:lang w:val="es-AR"/>
+        </w:rPr>
+        <w:t xml:space="preserve">Responsable: </w:t>
+      </w:r>
+      <w:r>
+        <w:rPr>
+          <w:sz w:val="24"/>
+          <w:szCs w:val="24"/>
+          <w:lang w:val="es-AR"/>
+        </w:rPr>
+        <w:t>Damian Soto</w:t>
+      </w:r>
+    </w:p>
+    <w:p>
+      <w:pPr>
+        <w:rPr>
+          <w:sz w:val="24"/>
+          <w:szCs w:val="24"/>
+          <w:lang w:val="es-AR"/>
+        </w:rPr>
+      </w:pPr>
+      <w:r>
+        <w:rPr>
+          <w:sz w:val="24"/>
+          <w:szCs w:val="24"/>
+          <w:lang w:val="es-AR"/>
+        </w:rPr>
+        <w:t>Tucumán</w:t>
+      </w:r>
+      <w:r>
+        <w:rPr>
+          <w:sz w:val="24"/>
+          <w:szCs w:val="24"/>
+          <w:lang w:val="es-AR"/>
+        </w:rPr>
+        <w:t>:</w:t>
+      </w:r>
+      <w:r>
+        <w:rPr>
+          <w:sz w:val="24"/>
+          <w:szCs w:val="24"/>
+          <w:lang w:val="es-AR"/>
+        </w:rPr>
+        <w:t xml:space="preserve"> </w:t>
+      </w:r>
+    </w:p>
+    <w:p>
+      <w:pPr>
+        <w:pStyle w:val="ListParagraph"/>
+        <w:numPr>
+          <w:ilvl w:val="0"/>
+          <w:numId w:val="1"/>
+        </w:numPr>
+        <w:rPr>
+          <w:sz w:val="24"/>
+          <w:szCs w:val="24"/>
+          <w:lang w:val="es-AR"/>
+        </w:rPr>
+      </w:pPr>
+      <w:r>
+        <w:rPr>
+          <w:sz w:val="24"/>
+          <w:szCs w:val="24"/>
+          <w:lang w:val="es-AR"/>
+        </w:rPr>
+        <w:t xml:space="preserve">Ministerios: </w:t>
+      </w:r>
+      <w:r>
+        <w:rPr>
+          <w:sz w:val="24"/>
+          <w:szCs w:val="24"/>
+          <w:lang w:val="es-AR"/>
+        </w:rPr>
+        <w:t>dirección general de rentas</w:t>
+      </w:r>
+      <w:r>
+        <w:rPr>
+          <w:sz w:val="24"/>
+          <w:szCs w:val="24"/>
+          <w:lang w:val="es-AR"/>
+        </w:rPr>
+        <w:t xml:space="preserve"> y gobernador de la provincia</w:t>
+      </w:r>
+    </w:p>
+    <w:p>
+      <w:pPr>
+        <w:pStyle w:val="ListParagraph"/>
+        <w:numPr>
+          <w:ilvl w:val="0"/>
+          <w:numId w:val="1"/>
+        </w:numPr>
+        <w:rPr>
+          <w:lang w:val="es-AR"/>
+        </w:rPr>
+      </w:pPr>
+      <w:r>
+        <w:rPr>
+          <w:sz w:val="24"/>
+          <w:szCs w:val="24"/>
+          <w:lang w:val="es-AR"/>
+        </w:rPr>
+        <w:t>Palabras clave</w:t>
+      </w:r>
+      <w:r>
+        <w:rPr>
+          <w:sz w:val="24"/>
+          <w:szCs w:val="24"/>
+          <w:lang w:val="es-AR"/>
+        </w:rPr>
+        <w:t xml:space="preserve">: </w:t>
+      </w:r>
+      <w:r>
+        <w:rPr>
+          <w:sz w:val="24"/>
+          <w:szCs w:val="24"/>
+          <w:lang w:val="es-AR"/>
+        </w:rPr>
+        <w:t xml:space="preserve">tasa, </w:t>
+      </w:r>
+      <w:r>
+        <w:rPr>
+          <w:sz w:val="24"/>
+          <w:szCs w:val="24"/>
+          <w:lang w:val="es-AR"/>
+        </w:rPr>
+        <w:t>impuesto, ganancias</w:t>
+      </w:r>
+      <w:r>
+        <w:rPr>
+          <w:sz w:val="24"/>
+          <w:szCs w:val="24"/>
+          <w:lang w:val="es-AR"/>
+        </w:rPr>
+        <w:t>, ingresos brutos, sellos</w:t>
+      </w:r>
+      <w:r>
+        <w:rPr>
+          <w:sz w:val="24"/>
+          <w:szCs w:val="24"/>
+          <w:lang w:val="es-AR"/>
+        </w:rPr>
+        <w:t>.</w:t>
+      </w:r>
+    </w:p>
+    <w:p>
+      <w:pPr>
+        <w:pStyle w:val="ListParagraph"/>
+        <w:numPr>
+          <w:ilvl w:val="0"/>
+          <w:numId w:val="1"/>
+        </w:numPr>
+        <w:rPr>
+          <w:sz w:val="24"/>
+          <w:szCs w:val="24"/>
+          <w:lang w:val="es-AR"/>
+        </w:rPr>
+      </w:pPr>
+      <w:r>
+        <w:rPr>
+          <w:sz w:val="24"/>
+          <w:szCs w:val="24"/>
+          <w:lang w:val="es-AR"/>
+        </w:rPr>
+        <w:t>Palabras a evitar</w:t>
+      </w:r>
+      <w:r>
+        <w:rPr>
+          <w:sz w:val="24"/>
+          <w:szCs w:val="24"/>
+          <w:lang w:val="es-AR"/>
+        </w:rPr>
+        <w:t>:</w:t>
       </w:r>
     </w:p>
     <w:p>
@@ -3284,826 +4349,6 @@
           <w:lang w:val="es-AR"/>
         </w:rPr>
         <w:lastRenderedPageBreak/>
-        <w:t>Palabras clave</w:t>
-      </w:r>
-      <w:r>
-        <w:rPr>
-          <w:sz w:val="24"/>
-          <w:szCs w:val="24"/>
-          <w:lang w:val="es-AR"/>
-        </w:rPr>
-        <w:t xml:space="preserve">: </w:t>
-      </w:r>
-      <w:r>
-        <w:rPr>
-          <w:sz w:val="24"/>
-          <w:szCs w:val="24"/>
-          <w:lang w:val="es-AR"/>
-        </w:rPr>
-        <w:t>impuestos, impositivos, ganancias, brutos, agregado, sellos, automotor, inmobiliario, incentivos </w:t>
-      </w:r>
-    </w:p>
-    <w:p>
-      <w:pPr>
-        <w:pStyle w:val="ListParagraph"/>
-        <w:numPr>
-          <w:ilvl w:val="0"/>
-          <w:numId w:val="1"/>
-        </w:numPr>
-        <w:rPr>
-          <w:sz w:val="24"/>
-          <w:szCs w:val="24"/>
-          <w:lang w:val="es-AR"/>
-        </w:rPr>
-      </w:pPr>
-      <w:r>
-        <w:rPr>
-          <w:sz w:val="24"/>
-          <w:szCs w:val="24"/>
-          <w:lang w:val="es-AR"/>
-        </w:rPr>
-        <w:t>Palabras a evitar</w:t>
-      </w:r>
-    </w:p>
-    <w:p>
-      <w:pPr>
-        <w:pStyle w:val="ListParagraph"/>
-        <w:numPr>
-          <w:ilvl w:val="0"/>
-          <w:numId w:val="1"/>
-        </w:numPr>
-        <w:rPr>
-          <w:sz w:val="24"/>
-          <w:szCs w:val="24"/>
-          <w:lang w:val="es-AR"/>
-        </w:rPr>
-      </w:pPr>
-      <w:r>
-        <w:rPr>
-          <w:sz w:val="24"/>
-          <w:szCs w:val="24"/>
-          <w:lang w:val="es-AR"/>
-        </w:rPr>
-        <w:t>Responsable: grupo flor arce revisar</w:t>
-      </w:r>
-    </w:p>
-    <w:p>
-      <w:pPr>
-        <w:pStyle w:val="ListParagraph"/>
-        <w:rPr>
-          <w:sz w:val="24"/>
-          <w:szCs w:val="24"/>
-          <w:lang w:val="es-AR"/>
-        </w:rPr>
-      </w:pPr>
-    </w:p>
-    <w:p>
-      <w:pPr>
-        <w:rPr>
-          <w:sz w:val="24"/>
-          <w:szCs w:val="24"/>
-          <w:lang w:val="es-AR"/>
-        </w:rPr>
-      </w:pPr>
-      <w:r>
-        <w:rPr>
-          <w:sz w:val="24"/>
-          <w:szCs w:val="24"/>
-          <w:lang w:val="es-AR"/>
-        </w:rPr>
-        <w:t>Santa fe</w:t>
-      </w:r>
-      <w:r>
-        <w:rPr>
-          <w:sz w:val="24"/>
-          <w:szCs w:val="24"/>
-          <w:lang w:val="es-AR"/>
-        </w:rPr>
-        <w:t>:</w:t>
-      </w:r>
-      <w:r>
-        <w:rPr>
-          <w:sz w:val="24"/>
-          <w:szCs w:val="24"/>
-          <w:lang w:val="es-AR"/>
-        </w:rPr>
-        <w:t xml:space="preserve"> </w:t>
-      </w:r>
-    </w:p>
-    <w:p>
-      <w:pPr>
-        <w:pStyle w:val="ListParagraph"/>
-        <w:numPr>
-          <w:ilvl w:val="0"/>
-          <w:numId w:val="1"/>
-        </w:numPr>
-        <w:rPr>
-          <w:sz w:val="24"/>
-          <w:szCs w:val="24"/>
-          <w:lang w:val="es-AR"/>
-        </w:rPr>
-      </w:pPr>
-      <w:r>
-        <w:rPr>
-          <w:sz w:val="24"/>
-          <w:szCs w:val="24"/>
-          <w:lang w:val="es-AR"/>
-        </w:rPr>
-        <w:t>Ministerios</w:t>
-      </w:r>
-      <w:r>
-        <w:rPr>
-          <w:sz w:val="24"/>
-          <w:szCs w:val="24"/>
-          <w:lang w:val="es-AR"/>
-        </w:rPr>
-        <w:t>/poderes</w:t>
-      </w:r>
-      <w:r>
-        <w:rPr>
-          <w:sz w:val="24"/>
-          <w:szCs w:val="24"/>
-          <w:lang w:val="es-AR"/>
-        </w:rPr>
-        <w:t xml:space="preserve">: </w:t>
-      </w:r>
-      <w:r>
-        <w:rPr>
-          <w:sz w:val="24"/>
-          <w:szCs w:val="24"/>
-          <w:lang w:val="es-AR"/>
-        </w:rPr>
-        <w:t>Dirección General de Rentas de Santa Fe</w:t>
-      </w:r>
-      <w:r>
-        <w:rPr>
-          <w:sz w:val="24"/>
-          <w:szCs w:val="24"/>
-          <w:lang w:val="es-AR"/>
-        </w:rPr>
-        <w:t xml:space="preserve">. Con la particularidad que las publica la </w:t>
-      </w:r>
-      <w:proofErr w:type="spellStart"/>
-      <w:r>
-        <w:rPr>
-          <w:sz w:val="24"/>
-          <w:szCs w:val="24"/>
-          <w:lang w:val="es-AR"/>
-        </w:rPr>
-        <w:t>Administracion</w:t>
-      </w:r>
-      <w:proofErr w:type="spellEnd"/>
-      <w:r>
-        <w:rPr>
-          <w:sz w:val="24"/>
-          <w:szCs w:val="24"/>
-          <w:lang w:val="es-AR"/>
-        </w:rPr>
-        <w:t xml:space="preserve"> provincial de impuestos. Revisar donde conviene sumarlo, si en ministerio o palabra clave</w:t>
-      </w:r>
-    </w:p>
-    <w:p>
-      <w:pPr>
-        <w:pStyle w:val="ListParagraph"/>
-        <w:numPr>
-          <w:ilvl w:val="0"/>
-          <w:numId w:val="1"/>
-        </w:numPr>
-        <w:rPr>
-          <w:sz w:val="24"/>
-          <w:szCs w:val="24"/>
-          <w:lang w:val="es-AR"/>
-        </w:rPr>
-      </w:pPr>
-      <w:r>
-        <w:rPr>
-          <w:sz w:val="24"/>
-          <w:szCs w:val="24"/>
-          <w:lang w:val="es-AR"/>
-        </w:rPr>
-        <w:t>Palabras clave</w:t>
-      </w:r>
-      <w:r>
-        <w:rPr>
-          <w:sz w:val="24"/>
-          <w:szCs w:val="24"/>
-          <w:lang w:val="es-AR"/>
-        </w:rPr>
-        <w:t>:</w:t>
-      </w:r>
-      <w:r>
-        <w:rPr>
-          <w:sz w:val="24"/>
-          <w:szCs w:val="24"/>
-          <w:lang w:val="es-AR"/>
-        </w:rPr>
-        <w:t xml:space="preserve"> </w:t>
-      </w:r>
-      <w:r>
-        <w:rPr>
-          <w:sz w:val="24"/>
-          <w:szCs w:val="24"/>
-          <w:lang w:val="es-AR"/>
-        </w:rPr>
-        <w:t>Impuesto, Tributo, alícuotas, Ingresos brutos, Convenio, Tasas, Retención, Percepción, Vencimiento, Impuesto al valor agregado, Impuesto a las Ganancias, Impuesto Inmobiliario, Impuesto Automotor, Agente</w:t>
-      </w:r>
-      <w:r>
-        <w:rPr>
-          <w:sz w:val="24"/>
-          <w:szCs w:val="24"/>
-          <w:lang w:val="es-AR"/>
-        </w:rPr>
-        <w:t xml:space="preserve">, </w:t>
-      </w:r>
-      <w:r>
-        <w:rPr>
-          <w:sz w:val="24"/>
-          <w:szCs w:val="24"/>
-          <w:lang w:val="es-AR"/>
-        </w:rPr>
-        <w:t>Beneficio, Deducción, Anticipo, DDJJ</w:t>
-      </w:r>
-    </w:p>
-    <w:p>
-      <w:pPr>
-        <w:pStyle w:val="ListParagraph"/>
-        <w:numPr>
-          <w:ilvl w:val="0"/>
-          <w:numId w:val="1"/>
-        </w:numPr>
-        <w:rPr>
-          <w:sz w:val="24"/>
-          <w:szCs w:val="24"/>
-          <w:lang w:val="es-AR"/>
-        </w:rPr>
-      </w:pPr>
-      <w:r>
-        <w:rPr>
-          <w:sz w:val="24"/>
-          <w:szCs w:val="24"/>
-          <w:lang w:val="es-AR"/>
-        </w:rPr>
-        <w:t>Palabras a evitar</w:t>
-      </w:r>
-      <w:r>
-        <w:rPr>
-          <w:sz w:val="24"/>
-          <w:szCs w:val="24"/>
-          <w:lang w:val="es-AR"/>
-        </w:rPr>
-        <w:t>:</w:t>
-      </w:r>
-    </w:p>
-    <w:p>
-      <w:pPr>
-        <w:pStyle w:val="ListParagraph"/>
-        <w:numPr>
-          <w:ilvl w:val="0"/>
-          <w:numId w:val="1"/>
-        </w:numPr>
-        <w:rPr>
-          <w:sz w:val="24"/>
-          <w:szCs w:val="24"/>
-          <w:lang w:val="es-AR"/>
-        </w:rPr>
-      </w:pPr>
-      <w:r>
-        <w:rPr>
-          <w:sz w:val="24"/>
-          <w:szCs w:val="24"/>
-          <w:lang w:val="es-AR"/>
-        </w:rPr>
-        <w:t>Responsable: Facundo arce</w:t>
-      </w:r>
-      <w:r>
-        <w:rPr>
-          <w:sz w:val="24"/>
-          <w:szCs w:val="24"/>
-          <w:lang w:val="es-AR"/>
-        </w:rPr>
-        <w:t xml:space="preserve"> </w:t>
-      </w:r>
-    </w:p>
-    <w:p>
-      <w:pPr>
-        <w:rPr>
-          <w:sz w:val="24"/>
-          <w:szCs w:val="24"/>
-          <w:lang w:val="es-AR"/>
-        </w:rPr>
-      </w:pPr>
-      <w:r>
-        <w:rPr>
-          <w:sz w:val="24"/>
-          <w:szCs w:val="24"/>
-          <w:lang w:val="es-AR"/>
-        </w:rPr>
-        <w:t>Santiago del estero</w:t>
-      </w:r>
-      <w:r>
-        <w:rPr>
-          <w:sz w:val="24"/>
-          <w:szCs w:val="24"/>
-          <w:lang w:val="es-AR"/>
-        </w:rPr>
-        <w:t xml:space="preserve">: </w:t>
-      </w:r>
-    </w:p>
-    <w:p>
-      <w:pPr>
-        <w:pStyle w:val="ListParagraph"/>
-        <w:numPr>
-          <w:ilvl w:val="0"/>
-          <w:numId w:val="1"/>
-        </w:numPr>
-        <w:rPr>
-          <w:sz w:val="24"/>
-          <w:szCs w:val="24"/>
-          <w:lang w:val="es-AR"/>
-        </w:rPr>
-      </w:pPr>
-      <w:r>
-        <w:rPr>
-          <w:sz w:val="24"/>
-          <w:szCs w:val="24"/>
-          <w:lang w:val="es-AR"/>
-        </w:rPr>
-        <w:t xml:space="preserve">Ministerios/poderes: </w:t>
-      </w:r>
-      <w:r>
-        <w:rPr>
-          <w:sz w:val="24"/>
-          <w:szCs w:val="24"/>
-          <w:lang w:val="es-AR"/>
-        </w:rPr>
-        <w:t>Dirección General de Rentas Santiago del Estero</w:t>
-      </w:r>
-    </w:p>
-    <w:p>
-      <w:pPr>
-        <w:pStyle w:val="ListParagraph"/>
-        <w:numPr>
-          <w:ilvl w:val="0"/>
-          <w:numId w:val="1"/>
-        </w:numPr>
-        <w:rPr>
-          <w:sz w:val="24"/>
-          <w:szCs w:val="24"/>
-          <w:lang w:val="es-AR"/>
-        </w:rPr>
-      </w:pPr>
-      <w:r>
-        <w:rPr>
-          <w:sz w:val="24"/>
-          <w:szCs w:val="24"/>
-          <w:lang w:val="es-AR"/>
-        </w:rPr>
-        <w:t>Palabras clave:</w:t>
-      </w:r>
-      <w:r>
-        <w:rPr>
-          <w:lang w:val="es-AR"/>
-        </w:rPr>
-        <w:t xml:space="preserve"> </w:t>
-      </w:r>
-      <w:r>
-        <w:rPr>
-          <w:sz w:val="24"/>
-          <w:szCs w:val="24"/>
-          <w:lang w:val="es-AR"/>
-        </w:rPr>
-        <w:t xml:space="preserve">Impuesto, Impositivos, Incentivos, Ganancias, Sellos, </w:t>
-      </w:r>
-      <w:proofErr w:type="gramStart"/>
-      <w:r>
-        <w:rPr>
-          <w:sz w:val="24"/>
-          <w:szCs w:val="24"/>
-          <w:lang w:val="es-AR"/>
-        </w:rPr>
-        <w:t>Automotor ,</w:t>
-      </w:r>
-      <w:proofErr w:type="gramEnd"/>
-      <w:r>
-        <w:rPr>
-          <w:sz w:val="24"/>
-          <w:szCs w:val="24"/>
-          <w:lang w:val="es-AR"/>
-        </w:rPr>
-        <w:t xml:space="preserve"> Inmobiliario, Agregado, Brutos, DGR.</w:t>
-      </w:r>
-    </w:p>
-    <w:p>
-      <w:pPr>
-        <w:pStyle w:val="ListParagraph"/>
-        <w:numPr>
-          <w:ilvl w:val="0"/>
-          <w:numId w:val="1"/>
-        </w:numPr>
-        <w:rPr>
-          <w:sz w:val="24"/>
-          <w:szCs w:val="24"/>
-          <w:lang w:val="es-AR"/>
-        </w:rPr>
-      </w:pPr>
-      <w:r>
-        <w:rPr>
-          <w:sz w:val="24"/>
-          <w:szCs w:val="24"/>
-          <w:lang w:val="es-AR"/>
-        </w:rPr>
-        <w:t xml:space="preserve">Palabras a evitar: </w:t>
-      </w:r>
-    </w:p>
-    <w:p>
-      <w:pPr>
-        <w:pStyle w:val="ListParagraph"/>
-        <w:numPr>
-          <w:ilvl w:val="0"/>
-          <w:numId w:val="1"/>
-        </w:numPr>
-        <w:rPr>
-          <w:sz w:val="24"/>
-          <w:szCs w:val="24"/>
-          <w:lang w:val="es-AR"/>
-        </w:rPr>
-      </w:pPr>
-      <w:r>
-        <w:rPr>
-          <w:sz w:val="24"/>
-          <w:szCs w:val="24"/>
-          <w:lang w:val="es-AR"/>
-        </w:rPr>
-        <w:t xml:space="preserve">Responsable: Karen </w:t>
-      </w:r>
-      <w:proofErr w:type="spellStart"/>
-      <w:r>
-        <w:rPr>
-          <w:sz w:val="24"/>
-          <w:szCs w:val="24"/>
-          <w:lang w:val="es-AR"/>
-        </w:rPr>
-        <w:t>mammani</w:t>
-      </w:r>
-      <w:proofErr w:type="spellEnd"/>
-    </w:p>
-    <w:p>
-      <w:pPr>
-        <w:rPr>
-          <w:sz w:val="24"/>
-          <w:szCs w:val="24"/>
-          <w:lang w:val="es-AR"/>
-        </w:rPr>
-      </w:pPr>
-      <w:r>
-        <w:rPr>
-          <w:sz w:val="24"/>
-          <w:szCs w:val="24"/>
-          <w:lang w:val="es-AR"/>
-        </w:rPr>
-        <w:t>Tierra del fuego</w:t>
-      </w:r>
-      <w:r>
-        <w:rPr>
-          <w:sz w:val="24"/>
-          <w:szCs w:val="24"/>
-          <w:lang w:val="es-AR"/>
-        </w:rPr>
-        <w:t>:</w:t>
-      </w:r>
-      <w:r>
-        <w:rPr>
-          <w:sz w:val="24"/>
-          <w:szCs w:val="24"/>
-          <w:lang w:val="es-AR"/>
-        </w:rPr>
-        <w:t xml:space="preserve"> </w:t>
-      </w:r>
-    </w:p>
-    <w:p>
-      <w:pPr>
-        <w:pStyle w:val="ListParagraph"/>
-        <w:numPr>
-          <w:ilvl w:val="0"/>
-          <w:numId w:val="1"/>
-        </w:numPr>
-        <w:rPr>
-          <w:sz w:val="24"/>
-          <w:szCs w:val="24"/>
-          <w:lang w:val="es-AR"/>
-        </w:rPr>
-      </w:pPr>
-      <w:r>
-        <w:rPr>
-          <w:sz w:val="24"/>
-          <w:szCs w:val="24"/>
-          <w:lang w:val="es-AR"/>
-        </w:rPr>
-        <w:t xml:space="preserve">Ministerios: </w:t>
-      </w:r>
-      <w:r>
-        <w:rPr>
-          <w:sz w:val="24"/>
-          <w:szCs w:val="24"/>
-          <w:lang w:val="es-AR"/>
-        </w:rPr>
-        <w:t>Dirección general de rentas</w:t>
-      </w:r>
-    </w:p>
-    <w:p>
-      <w:pPr>
-        <w:pStyle w:val="ListParagraph"/>
-        <w:numPr>
-          <w:ilvl w:val="0"/>
-          <w:numId w:val="1"/>
-        </w:numPr>
-        <w:rPr>
-          <w:sz w:val="24"/>
-          <w:szCs w:val="24"/>
-          <w:lang w:val="es-AR"/>
-        </w:rPr>
-      </w:pPr>
-      <w:r>
-        <w:rPr>
-          <w:sz w:val="24"/>
-          <w:szCs w:val="24"/>
-          <w:lang w:val="es-AR"/>
-        </w:rPr>
-        <w:t>Palabras clave</w:t>
-      </w:r>
-      <w:r>
-        <w:rPr>
-          <w:sz w:val="24"/>
-          <w:szCs w:val="24"/>
-          <w:lang w:val="es-AR"/>
-        </w:rPr>
-        <w:t xml:space="preserve">: </w:t>
-      </w:r>
-      <w:r>
-        <w:rPr>
-          <w:sz w:val="24"/>
-          <w:szCs w:val="24"/>
-          <w:lang w:val="es-AR"/>
-        </w:rPr>
-        <w:t>Impositivo</w:t>
-      </w:r>
-      <w:r>
-        <w:rPr>
-          <w:sz w:val="24"/>
-          <w:szCs w:val="24"/>
-          <w:lang w:val="es-AR"/>
-        </w:rPr>
-        <w:t xml:space="preserve">, </w:t>
-      </w:r>
-      <w:r>
-        <w:rPr>
-          <w:sz w:val="24"/>
-          <w:szCs w:val="24"/>
-          <w:lang w:val="es-AR"/>
-        </w:rPr>
-        <w:t>Ganancias, Ingresos Brutos, Automotor, Inmobiliario, Impuesto</w:t>
-      </w:r>
-    </w:p>
-    <w:p>
-      <w:pPr>
-        <w:pStyle w:val="ListParagraph"/>
-        <w:numPr>
-          <w:ilvl w:val="0"/>
-          <w:numId w:val="1"/>
-        </w:numPr>
-        <w:rPr>
-          <w:sz w:val="24"/>
-          <w:szCs w:val="24"/>
-          <w:lang w:val="es-AR"/>
-        </w:rPr>
-      </w:pPr>
-      <w:r>
-        <w:rPr>
-          <w:sz w:val="24"/>
-          <w:szCs w:val="24"/>
-          <w:lang w:val="es-AR"/>
-        </w:rPr>
-        <w:t>Palabras a evitar</w:t>
-      </w:r>
-      <w:r>
-        <w:rPr>
-          <w:sz w:val="24"/>
-          <w:szCs w:val="24"/>
-          <w:lang w:val="es-AR"/>
-        </w:rPr>
-        <w:t xml:space="preserve">: </w:t>
-      </w:r>
-    </w:p>
-    <w:p>
-      <w:pPr>
-        <w:pStyle w:val="ListParagraph"/>
-        <w:numPr>
-          <w:ilvl w:val="0"/>
-          <w:numId w:val="1"/>
-        </w:numPr>
-        <w:rPr>
-          <w:sz w:val="24"/>
-          <w:szCs w:val="24"/>
-          <w:lang w:val="es-AR"/>
-        </w:rPr>
-      </w:pPr>
-      <w:r>
-        <w:rPr>
-          <w:sz w:val="24"/>
-          <w:szCs w:val="24"/>
-          <w:lang w:val="es-AR"/>
-        </w:rPr>
-        <w:t xml:space="preserve">Responsable: </w:t>
-      </w:r>
-      <w:r>
-        <w:rPr>
-          <w:sz w:val="24"/>
-          <w:szCs w:val="24"/>
-          <w:lang w:val="es-AR"/>
-        </w:rPr>
-        <w:t>Damian Soto</w:t>
-      </w:r>
-    </w:p>
-    <w:p>
-      <w:pPr>
-        <w:rPr>
-          <w:sz w:val="24"/>
-          <w:szCs w:val="24"/>
-          <w:lang w:val="es-AR"/>
-        </w:rPr>
-      </w:pPr>
-      <w:r>
-        <w:rPr>
-          <w:sz w:val="24"/>
-          <w:szCs w:val="24"/>
-          <w:lang w:val="es-AR"/>
-        </w:rPr>
-        <w:t>Tucumán</w:t>
-      </w:r>
-      <w:r>
-        <w:rPr>
-          <w:sz w:val="24"/>
-          <w:szCs w:val="24"/>
-          <w:lang w:val="es-AR"/>
-        </w:rPr>
-        <w:t>:</w:t>
-      </w:r>
-      <w:r>
-        <w:rPr>
-          <w:sz w:val="24"/>
-          <w:szCs w:val="24"/>
-          <w:lang w:val="es-AR"/>
-        </w:rPr>
-        <w:t xml:space="preserve"> </w:t>
-      </w:r>
-    </w:p>
-    <w:p>
-      <w:pPr>
-        <w:pStyle w:val="ListParagraph"/>
-        <w:numPr>
-          <w:ilvl w:val="0"/>
-          <w:numId w:val="1"/>
-        </w:numPr>
-        <w:rPr>
-          <w:sz w:val="24"/>
-          <w:szCs w:val="24"/>
-          <w:lang w:val="es-AR"/>
-        </w:rPr>
-      </w:pPr>
-      <w:r>
-        <w:rPr>
-          <w:sz w:val="24"/>
-          <w:szCs w:val="24"/>
-          <w:lang w:val="es-AR"/>
-        </w:rPr>
-        <w:t xml:space="preserve">Ministerios: </w:t>
-      </w:r>
-      <w:r>
-        <w:rPr>
-          <w:sz w:val="24"/>
-          <w:szCs w:val="24"/>
-          <w:lang w:val="es-AR"/>
-        </w:rPr>
-        <w:t>dirección general de rentas</w:t>
-      </w:r>
-      <w:r>
-        <w:rPr>
-          <w:sz w:val="24"/>
-          <w:szCs w:val="24"/>
-          <w:lang w:val="es-AR"/>
-        </w:rPr>
-        <w:t xml:space="preserve"> y gobernador de la provincia</w:t>
-      </w:r>
-    </w:p>
-    <w:p>
-      <w:pPr>
-        <w:pStyle w:val="ListParagraph"/>
-        <w:numPr>
-          <w:ilvl w:val="0"/>
-          <w:numId w:val="1"/>
-        </w:numPr>
-        <w:rPr>
-          <w:lang w:val="es-AR"/>
-        </w:rPr>
-      </w:pPr>
-      <w:r>
-        <w:rPr>
-          <w:sz w:val="24"/>
-          <w:szCs w:val="24"/>
-          <w:lang w:val="es-AR"/>
-        </w:rPr>
-        <w:t>Palabras clave</w:t>
-      </w:r>
-      <w:r>
-        <w:rPr>
-          <w:sz w:val="24"/>
-          <w:szCs w:val="24"/>
-          <w:lang w:val="es-AR"/>
-        </w:rPr>
-        <w:t xml:space="preserve">: </w:t>
-      </w:r>
-      <w:r>
-        <w:rPr>
-          <w:sz w:val="24"/>
-          <w:szCs w:val="24"/>
-          <w:lang w:val="es-AR"/>
-        </w:rPr>
-        <w:t xml:space="preserve">tasa, </w:t>
-      </w:r>
-      <w:r>
-        <w:rPr>
-          <w:sz w:val="24"/>
-          <w:szCs w:val="24"/>
-          <w:lang w:val="es-AR"/>
-        </w:rPr>
-        <w:t>impuesto, ganancias</w:t>
-      </w:r>
-      <w:r>
-        <w:rPr>
-          <w:sz w:val="24"/>
-          <w:szCs w:val="24"/>
-          <w:lang w:val="es-AR"/>
-        </w:rPr>
-        <w:t>, ingresos brutos, sellos</w:t>
-      </w:r>
-      <w:r>
-        <w:rPr>
-          <w:sz w:val="24"/>
-          <w:szCs w:val="24"/>
-          <w:lang w:val="es-AR"/>
-        </w:rPr>
-        <w:t>.</w:t>
-      </w:r>
-    </w:p>
-    <w:p>
-      <w:pPr>
-        <w:pStyle w:val="ListParagraph"/>
-        <w:numPr>
-          <w:ilvl w:val="0"/>
-          <w:numId w:val="1"/>
-        </w:numPr>
-        <w:rPr>
-          <w:sz w:val="24"/>
-          <w:szCs w:val="24"/>
-          <w:lang w:val="es-AR"/>
-        </w:rPr>
-      </w:pPr>
-      <w:r>
-        <w:rPr>
-          <w:sz w:val="24"/>
-          <w:szCs w:val="24"/>
-          <w:lang w:val="es-AR"/>
-        </w:rPr>
-        <w:t>Palabras a evitar</w:t>
-      </w:r>
-      <w:r>
-        <w:rPr>
-          <w:sz w:val="24"/>
-          <w:szCs w:val="24"/>
-          <w:lang w:val="es-AR"/>
-        </w:rPr>
-        <w:t>:</w:t>
-      </w:r>
-    </w:p>
-    <w:p>
-      <w:pPr>
-        <w:pStyle w:val="ListParagraph"/>
-        <w:numPr>
-          <w:ilvl w:val="0"/>
-          <w:numId w:val="1"/>
-        </w:numPr>
-        <w:rPr>
-          <w:sz w:val="24"/>
-          <w:szCs w:val="24"/>
-          <w:lang w:val="es-AR"/>
-        </w:rPr>
-      </w:pPr>
-      <w:r>
-        <w:rPr>
-          <w:sz w:val="24"/>
-          <w:szCs w:val="24"/>
-          <w:lang w:val="es-AR"/>
-        </w:rPr>
         <w:t xml:space="preserve">Responsable: </w:t>
       </w:r>
       <w:r>
@@ -4244,6 +4489,119 @@
 <file path=word/numbering.xml><?xml version="1.0" encoding="utf-8"?>
 <w:numbering xmlns:wpc="http://schemas.microsoft.com/office/word/2010/wordprocessingCanvas" xmlns:cx="http://schemas.microsoft.com/office/drawing/2014/chartex" xmlns:cx1="http://schemas.microsoft.com/office/drawing/2015/9/8/chartex" xmlns:cx2="http://schemas.microsoft.com/office/drawing/2015/10/21/chartex" xmlns:cx3="http://schemas.microsoft.com/office/drawing/2016/5/9/chartex" xmlns:cx4="http://schemas.microsoft.com/office/drawing/2016/5/10/chartex" xmlns:cx5="http://schemas.microsoft.com/office/drawing/2016/5/11/chartex" xmlns:cx6="http://schemas.microsoft.com/office/drawing/2016/5/12/chartex" xmlns:cx7="http://schemas.microsoft.com/office/drawing/2016/5/13/chartex" xmlns:cx8="http://schemas.microsoft.com/office/drawing/2016/5/14/chartex" xmlns:mc="http://schemas.openxmlformats.org/markup-compatibility/2006" xmlns:aink="http://schemas.microsoft.com/office/drawing/2016/ink" xmlns:am3d="http://schemas.microsoft.com/office/drawing/2017/model3d" xmlns:o="urn:schemas-microsoft-com:office:office" xmlns:oel="http://schemas.microsoft.com/office/2019/extlst" xmlns:r="http://schemas.openxmlformats.org/officeDocument/2006/relationships" xmlns:m="http://schemas.openxmlformats.org/officeDocument/2006/math" xmlns:v="urn:schemas-microsoft-com:vml" xmlns:wp14="http://schemas.microsoft.com/office/word/2010/wordprocessingDrawing" xmlns:wp="http://schemas.openxmlformats.org/drawingml/2006/wordprocessingDrawing" xmlns:w10="urn:schemas-microsoft-com:office:word" xmlns:w="http://schemas.openxmlformats.org/wordprocessingml/2006/main" xmlns:w14="http://schemas.microsoft.com/office/word/2010/wordml" xmlns:w15="http://schemas.microsoft.com/office/word/2012/wordml" xmlns:w16cex="http://schemas.microsoft.com/office/word/2018/wordml/cex" xmlns:w16cid="http://schemas.microsoft.com/office/word/2016/wordml/cid" xmlns:w16="http://schemas.microsoft.com/office/word/2018/wordml" xmlns:w16du="http://schemas.microsoft.com/office/word/2023/wordml/word16du" xmlns:w16sdtdh="http://schemas.microsoft.com/office/word/2020/wordml/sdtdatahash" xmlns:w16sdtfl="http://schemas.microsoft.com/office/word/2024/wordml/sdtformatlock" xmlns:w16se="http://schemas.microsoft.com/office/word/2015/wordml/symex" xmlns:wpg="http://schemas.microsoft.com/office/word/2010/wordprocessingGroup" xmlns:wpi="http://schemas.microsoft.com/office/word/2010/wordprocessingInk" xmlns:wne="http://schemas.microsoft.com/office/word/2006/wordml" xmlns:wps="http://schemas.microsoft.com/office/word/2010/wordprocessingShape" mc:Ignorable="w14 w15 w16se w16cid w16 w16cex w16sdtdh w16sdtfl w16du wp14">
   <w:abstractNum w:abstractNumId="0" w15:restartNumberingAfterBreak="0">
+    <w:nsid w:val="098A29E5"/>
+    <w:multiLevelType w:val="hybridMultilevel"/>
+    <w:tmpl w:val="CE705462"/>
+    <w:lvl w:ilvl="0" w:tplc="04090001">
+      <w:start w:val="1"/>
+      <w:numFmt w:val="bullet"/>
+      <w:lvlText w:val=""/>
+      <w:lvlJc w:val="left"/>
+      <w:pPr>
+        <w:ind w:left="720" w:hanging="360"/>
+      </w:pPr>
+      <w:rPr>
+        <w:rFonts w:ascii="Symbol" w:hAnsi="Symbol" w:hint="default"/>
+      </w:rPr>
+    </w:lvl>
+    <w:lvl w:ilvl="1" w:tplc="04090003" w:tentative="1">
+      <w:start w:val="1"/>
+      <w:numFmt w:val="bullet"/>
+      <w:lvlText w:val="o"/>
+      <w:lvlJc w:val="left"/>
+      <w:pPr>
+        <w:ind w:left="1440" w:hanging="360"/>
+      </w:pPr>
+      <w:rPr>
+        <w:rFonts w:ascii="Courier New" w:hAnsi="Courier New" w:cs="Courier New" w:hint="default"/>
+      </w:rPr>
+    </w:lvl>
+    <w:lvl w:ilvl="2" w:tplc="04090005" w:tentative="1">
+      <w:start w:val="1"/>
+      <w:numFmt w:val="bullet"/>
+      <w:lvlText w:val=""/>
+      <w:lvlJc w:val="left"/>
+      <w:pPr>
+        <w:ind w:left="2160" w:hanging="360"/>
+      </w:pPr>
+      <w:rPr>
+        <w:rFonts w:ascii="Wingdings" w:hAnsi="Wingdings" w:hint="default"/>
+      </w:rPr>
+    </w:lvl>
+    <w:lvl w:ilvl="3" w:tplc="04090001" w:tentative="1">
+      <w:start w:val="1"/>
+      <w:numFmt w:val="bullet"/>
+      <w:lvlText w:val=""/>
+      <w:lvlJc w:val="left"/>
+      <w:pPr>
+        <w:ind w:left="2880" w:hanging="360"/>
+      </w:pPr>
+      <w:rPr>
+        <w:rFonts w:ascii="Symbol" w:hAnsi="Symbol" w:hint="default"/>
+      </w:rPr>
+    </w:lvl>
+    <w:lvl w:ilvl="4" w:tplc="04090003" w:tentative="1">
+      <w:start w:val="1"/>
+      <w:numFmt w:val="bullet"/>
+      <w:lvlText w:val="o"/>
+      <w:lvlJc w:val="left"/>
+      <w:pPr>
+        <w:ind w:left="3600" w:hanging="360"/>
+      </w:pPr>
+      <w:rPr>
+        <w:rFonts w:ascii="Courier New" w:hAnsi="Courier New" w:cs="Courier New" w:hint="default"/>
+      </w:rPr>
+    </w:lvl>
+    <w:lvl w:ilvl="5" w:tplc="04090005" w:tentative="1">
+      <w:start w:val="1"/>
+      <w:numFmt w:val="bullet"/>
+      <w:lvlText w:val=""/>
+      <w:lvlJc w:val="left"/>
+      <w:pPr>
+        <w:ind w:left="4320" w:hanging="360"/>
+      </w:pPr>
+      <w:rPr>
+        <w:rFonts w:ascii="Wingdings" w:hAnsi="Wingdings" w:hint="default"/>
+      </w:rPr>
+    </w:lvl>
+    <w:lvl w:ilvl="6" w:tplc="04090001" w:tentative="1">
+      <w:start w:val="1"/>
+      <w:numFmt w:val="bullet"/>
+      <w:lvlText w:val=""/>
+      <w:lvlJc w:val="left"/>
+      <w:pPr>
+        <w:ind w:left="5040" w:hanging="360"/>
+      </w:pPr>
+      <w:rPr>
+        <w:rFonts w:ascii="Symbol" w:hAnsi="Symbol" w:hint="default"/>
+      </w:rPr>
+    </w:lvl>
+    <w:lvl w:ilvl="7" w:tplc="04090003" w:tentative="1">
+      <w:start w:val="1"/>
+      <w:numFmt w:val="bullet"/>
+      <w:lvlText w:val="o"/>
+      <w:lvlJc w:val="left"/>
+      <w:pPr>
+        <w:ind w:left="5760" w:hanging="360"/>
+      </w:pPr>
+      <w:rPr>
+        <w:rFonts w:ascii="Courier New" w:hAnsi="Courier New" w:cs="Courier New" w:hint="default"/>
+      </w:rPr>
+    </w:lvl>
+    <w:lvl w:ilvl="8" w:tplc="04090005" w:tentative="1">
+      <w:start w:val="1"/>
+      <w:numFmt w:val="bullet"/>
+      <w:lvlText w:val=""/>
+      <w:lvlJc w:val="left"/>
+      <w:pPr>
+        <w:ind w:left="6480" w:hanging="360"/>
+      </w:pPr>
+      <w:rPr>
+        <w:rFonts w:ascii="Wingdings" w:hAnsi="Wingdings" w:hint="default"/>
+      </w:rPr>
+    </w:lvl>
+  </w:abstractNum>
+  <w:abstractNum w:abstractNumId="1" w15:restartNumberingAfterBreak="0">
     <w:nsid w:val="2BA22A88"/>
     <w:multiLevelType w:val="hybridMultilevel"/>
     <w:tmpl w:val="D3E24634"/>
@@ -4355,7 +4713,7 @@
       </w:rPr>
     </w:lvl>
   </w:abstractNum>
-  <w:abstractNum w:abstractNumId="1" w15:restartNumberingAfterBreak="0">
+  <w:abstractNum w:abstractNumId="2" w15:restartNumberingAfterBreak="0">
     <w:nsid w:val="7BE309CC"/>
     <w:multiLevelType w:val="hybridMultilevel"/>
     <w:tmpl w:val="0188FE26"/>
@@ -4468,7 +4826,7 @@
       </w:rPr>
     </w:lvl>
   </w:abstractNum>
-  <w:abstractNum w:abstractNumId="2" w15:restartNumberingAfterBreak="0">
+  <w:abstractNum w:abstractNumId="3" w15:restartNumberingAfterBreak="0">
     <w:nsid w:val="7EE747F8"/>
     <w:multiLevelType w:val="hybridMultilevel"/>
     <w:tmpl w:val="1E2CD834"/>
@@ -4581,13 +4939,16 @@
     </w:lvl>
   </w:abstractNum>
   <w:num w:numId="1" w16cid:durableId="315888483">
+    <w:abstractNumId w:val="2"/>
+  </w:num>
+  <w:num w:numId="2" w16cid:durableId="1685091989">
     <w:abstractNumId w:val="1"/>
   </w:num>
-  <w:num w:numId="2" w16cid:durableId="1685091989">
+  <w:num w:numId="3" w16cid:durableId="24647914">
+    <w:abstractNumId w:val="3"/>
+  </w:num>
+  <w:num w:numId="4" w16cid:durableId="324632294">
     <w:abstractNumId w:val="0"/>
-  </w:num>
-  <w:num w:numId="3" w16cid:durableId="24647914">
-    <w:abstractNumId w:val="2"/>
   </w:num>
 </w:numbering>
 </file>
@@ -5883,7 +6244,7 @@
 </file>
 
 <file path=customXml/item1.xml><?xml version="1.0" encoding="utf-8"?>
-<TemplafyTemplateConfiguration><![CDATA[{"elementsMetadata":[],"transformationConfigurations":[],"templateName":"blankdocument","templateDescription":"","enableDocumentContentUpdater":false,"version":"2.0"}]]></TemplafyTemplateConfiguration>
+<b:Sources xmlns:b="http://schemas.openxmlformats.org/officeDocument/2006/bibliography" xmlns="http://schemas.openxmlformats.org/officeDocument/2006/bibliography" SelectedStyle="\APASixthEditionOfficeOnline.xsl" StyleName="APA" Version="6"/>
 </file>
 
 <file path=customXml/item2.xml><?xml version="1.0" encoding="utf-8"?>
@@ -5891,12 +6252,14 @@
 </file>
 
 <file path=customXml/item3.xml><?xml version="1.0" encoding="utf-8"?>
-<b:Sources xmlns:b="http://schemas.openxmlformats.org/officeDocument/2006/bibliography" xmlns="http://schemas.openxmlformats.org/officeDocument/2006/bibliography" SelectedStyle="\APASixthEditionOfficeOnline.xsl" StyleName="APA" Version="6"/>
+<TemplafyTemplateConfiguration><![CDATA[{"elementsMetadata":[],"transformationConfigurations":[],"templateName":"blankdocument","templateDescription":"","enableDocumentContentUpdater":false,"version":"2.0"}]]></TemplafyTemplateConfiguration>
 </file>
 
 <file path=customXml/itemProps1.xml><?xml version="1.0" encoding="utf-8"?>
-<ds:datastoreItem xmlns:ds="http://schemas.openxmlformats.org/officeDocument/2006/customXml" ds:itemID="{F65CA0ED-96EF-4260-A2FA-3B6BF0118885}">
-  <ds:schemaRefs/>
+<ds:datastoreItem xmlns:ds="http://schemas.openxmlformats.org/officeDocument/2006/customXml" ds:itemID="{2F5BF1B0-D63D-4DAA-9ED3-D78407BA5A35}">
+  <ds:schemaRefs>
+    <ds:schemaRef ds:uri="http://schemas.openxmlformats.org/officeDocument/2006/bibliography"/>
+  </ds:schemaRefs>
 </ds:datastoreItem>
 </file>
 
@@ -5907,10 +6270,8 @@
 </file>
 
 <file path=customXml/itemProps3.xml><?xml version="1.0" encoding="utf-8"?>
-<ds:datastoreItem xmlns:ds="http://schemas.openxmlformats.org/officeDocument/2006/customXml" ds:itemID="{2F5BF1B0-D63D-4DAA-9ED3-D78407BA5A35}">
-  <ds:schemaRefs>
-    <ds:schemaRef ds:uri="http://schemas.openxmlformats.org/officeDocument/2006/bibliography"/>
-  </ds:schemaRefs>
+<ds:datastoreItem xmlns:ds="http://schemas.openxmlformats.org/officeDocument/2006/customXml" ds:itemID="{F65CA0ED-96EF-4260-A2FA-3B6BF0118885}">
+  <ds:schemaRefs/>
 </ds:datastoreItem>
 </file>
 
